--- a/Rapport_Salon_Coiffure.docx
+++ b/Rapport_Salon_Coiffure.docx
@@ -1544,23 +1544,13 @@
         </w:rPr>
         <w:t xml:space="preserve">DAMA </w:t>
       </w:r>
-      <w:proofErr w:type="spellStart"/>
       <w:r>
         <w:rPr>
           <w:b/>
           <w:bCs/>
           <w:lang w:val="en-CA"/>
         </w:rPr>
-        <w:t>Lawankilia</w:t>
-      </w:r>
-      <w:proofErr w:type="spellEnd"/>
-      <w:r>
-        <w:rPr>
-          <w:b/>
-          <w:bCs/>
-          <w:lang w:val="en-CA"/>
-        </w:rPr>
-        <w:t xml:space="preserve"> Christian Alexandre</w:t>
+        <w:t>Lawankilia Christian Alexandre</w:t>
       </w:r>
     </w:p>
     <w:p>
@@ -2948,6 +2938,8 @@
         <w:spacing w:line="360" w:lineRule="auto"/>
         <w:jc w:val="center"/>
         <w:rPr>
+          <w:b/>
+          <w:bCs/>
           <w:color w:val="auto"/>
           <w:sz w:val="24"/>
           <w:szCs w:val="24"/>
@@ -2955,6 +2947,8 @@
       </w:pPr>
       <w:r>
         <w:rPr>
+          <w:b/>
+          <w:bCs/>
           <w:color w:val="auto"/>
           <w:sz w:val="24"/>
           <w:szCs w:val="24"/>
@@ -2973,11 +2967,15 @@
         <w:spacing w:line="360" w:lineRule="auto"/>
         <w:jc w:val="center"/>
         <w:rPr>
+          <w:b/>
+          <w:bCs/>
           <w:color w:val="auto"/>
         </w:rPr>
       </w:pPr>
       <w:r>
         <w:rPr>
+          <w:b/>
+          <w:bCs/>
           <w:color w:val="auto"/>
         </w:rPr>
         <w:t>Méthodologie adoptée</w:t>
@@ -3141,7 +3139,7 @@
                                 <wp:inline distT="0" distB="0" distL="0" distR="0" wp14:anchorId="1EAE112C" wp14:editId="412486A2">
                                   <wp:extent cx="4678325" cy="2190307"/>
                                   <wp:effectExtent l="0" t="0" r="8255" b="635"/>
-                                  <wp:docPr id="48" name="Image 48"/>
+                                  <wp:docPr id="41" name="Image 41"/>
                                   <wp:cNvGraphicFramePr>
                                     <a:graphicFrameLocks xmlns:a="http://schemas.openxmlformats.org/drawingml/2006/main"/>
                                   </wp:cNvGraphicFramePr>
@@ -3207,7 +3205,7 @@
                           <wp:inline distT="0" distB="0" distL="0" distR="0" wp14:anchorId="1EAE112C" wp14:editId="412486A2">
                             <wp:extent cx="4678325" cy="2190307"/>
                             <wp:effectExtent l="0" t="0" r="8255" b="635"/>
-                            <wp:docPr id="48" name="Image 48"/>
+                            <wp:docPr id="41" name="Image 41"/>
                             <wp:cNvGraphicFramePr>
                               <a:graphicFrameLocks xmlns:a="http://schemas.openxmlformats.org/drawingml/2006/main"/>
                             </wp:cNvGraphicFramePr>
@@ -3295,11 +3293,15 @@
         </w:numPr>
         <w:jc w:val="center"/>
         <w:rPr>
+          <w:b/>
+          <w:bCs/>
           <w:color w:val="auto"/>
         </w:rPr>
       </w:pPr>
       <w:r>
         <w:rPr>
+          <w:b/>
+          <w:bCs/>
           <w:color w:val="auto"/>
         </w:rPr>
         <w:t>Processus de développement</w:t>
@@ -3550,7 +3552,7 @@
                                 <wp:inline distT="0" distB="0" distL="0" distR="0" wp14:anchorId="5D7C7D59" wp14:editId="3AF24F1C">
                                   <wp:extent cx="4805916" cy="3232297"/>
                                   <wp:effectExtent l="0" t="0" r="0" b="6350"/>
-                                  <wp:docPr id="49" name="Image 49"/>
+                                  <wp:docPr id="42" name="Image 42"/>
                                   <wp:cNvGraphicFramePr>
                                     <a:graphicFrameLocks xmlns:a="http://schemas.openxmlformats.org/drawingml/2006/main"/>
                                   </wp:cNvGraphicFramePr>
@@ -3619,7 +3621,7 @@
                           <wp:inline distT="0" distB="0" distL="0" distR="0" wp14:anchorId="5D7C7D59" wp14:editId="3AF24F1C">
                             <wp:extent cx="4805916" cy="3232297"/>
                             <wp:effectExtent l="0" t="0" r="0" b="6350"/>
-                            <wp:docPr id="49" name="Image 49"/>
+                            <wp:docPr id="42" name="Image 42"/>
                             <wp:cNvGraphicFramePr>
                               <a:graphicFrameLocks xmlns:a="http://schemas.openxmlformats.org/drawingml/2006/main"/>
                             </wp:cNvGraphicFramePr>
@@ -3752,12 +3754,16 @@
         </w:numPr>
         <w:jc w:val="center"/>
         <w:rPr>
+          <w:b/>
+          <w:bCs/>
           <w:color w:val="auto"/>
           <w:lang w:val="fr-FR"/>
         </w:rPr>
       </w:pPr>
       <w:r>
         <w:rPr>
+          <w:b/>
+          <w:bCs/>
           <w:color w:val="auto"/>
           <w:lang w:val="fr-FR"/>
         </w:rPr>
@@ -3781,13 +3787,17 @@
           <w:numId w:val="33"/>
         </w:numPr>
         <w:spacing w:after="200" w:line="360" w:lineRule="auto"/>
-        <w:jc w:val="both"/>
-        <w:rPr>
+        <w:jc w:val="center"/>
+        <w:rPr>
+          <w:b/>
+          <w:bCs/>
           <w:lang w:val="fr-FR"/>
         </w:rPr>
       </w:pPr>
       <w:r>
         <w:rPr>
+          <w:b/>
+          <w:bCs/>
           <w:lang w:val="fr-FR"/>
         </w:rPr>
         <w:t>Définition</w:t>
@@ -3822,13 +3832,17 @@
           <w:numId w:val="33"/>
         </w:numPr>
         <w:spacing w:after="200" w:line="360" w:lineRule="auto"/>
-        <w:jc w:val="both"/>
-        <w:rPr>
+        <w:jc w:val="center"/>
+        <w:rPr>
+          <w:b/>
+          <w:bCs/>
           <w:lang w:val="fr-FR"/>
         </w:rPr>
       </w:pPr>
       <w:r>
         <w:rPr>
+          <w:b/>
+          <w:bCs/>
           <w:lang w:val="fr-FR"/>
         </w:rPr>
         <w:t>Etude comparative des architectures</w:t>
@@ -3842,6 +3856,7 @@
           <w:numId w:val="34"/>
         </w:numPr>
         <w:spacing w:line="360" w:lineRule="auto"/>
+        <w:jc w:val="both"/>
         <w:rPr>
           <w:lang w:val="fr-FR"/>
         </w:rPr>
@@ -3850,13 +3865,7 @@
         <w:rPr>
           <w:lang w:val="fr-FR"/>
         </w:rPr>
-        <w:t>L’architecture</w:t>
-      </w:r>
-      <w:r>
-        <w:rPr>
-          <w:lang w:val="fr-FR"/>
-        </w:rPr>
-        <w:t xml:space="preserve"> monolithique regroupe dans une seule application l’interface utilisateur, la logique métier et l’accès aux données. Simple à développer et à déployer, elle devient vite difficile à maintenir et à faire évoluer, surtout pour des applications web en croissance. C’est pourquoi elle a été écartée, car elle limite la modularité et complique l’ajout de nouvelles fonctionnalités.</w:t>
+        <w:t>L’architecture monolithique regroupe dans une seule application l’interface utilisateur, la logique métier et l’accès aux données. Simple à développer et à déployer, elle devient vite difficile à maintenir et à faire évoluer, surtout pour des applications web en croissance. C’est pourquoi elle a été écartée, car elle limite la modularité et complique l’ajout de nouvelles fonctionnalités.</w:t>
       </w:r>
     </w:p>
     <w:p>
@@ -3918,7 +3927,7 @@
                                 <wp:inline distT="0" distB="0" distL="0" distR="0" wp14:anchorId="41BDAE01" wp14:editId="5E330593">
                                   <wp:extent cx="2945219" cy="3083441"/>
                                   <wp:effectExtent l="0" t="0" r="7620" b="3175"/>
-                                  <wp:docPr id="58" name="Image 58"/>
+                                  <wp:docPr id="43" name="Image 43"/>
                                   <wp:cNvGraphicFramePr>
                                     <a:graphicFrameLocks xmlns:a="http://schemas.openxmlformats.org/drawingml/2006/main"/>
                                   </wp:cNvGraphicFramePr>
@@ -3987,7 +3996,7 @@
                           <wp:inline distT="0" distB="0" distL="0" distR="0" wp14:anchorId="41BDAE01" wp14:editId="5E330593">
                             <wp:extent cx="2945219" cy="3083441"/>
                             <wp:effectExtent l="0" t="0" r="7620" b="3175"/>
-                            <wp:docPr id="58" name="Image 58"/>
+                            <wp:docPr id="43" name="Image 43"/>
                             <wp:cNvGraphicFramePr>
                               <a:graphicFrameLocks xmlns:a="http://schemas.openxmlformats.org/drawingml/2006/main"/>
                             </wp:cNvGraphicFramePr>
@@ -4099,16 +4108,7 @@
         <w:jc w:val="both"/>
       </w:pPr>
       <w:r>
-        <w:t>L’architecture</w:t>
-      </w:r>
-      <w:r>
-        <w:t xml:space="preserve"> deux tiers sépare la présentation et la base de données, le client communiquant directement avec celle-ci. Rapide à mettre en place, elle reste toutefois</w:t>
-      </w:r>
-      <w:r>
-        <w:t xml:space="preserve"> </w:t>
-      </w:r>
-      <w:r>
-        <w:t>peu sécurisée et offre un contrôle limité sur les accès. Elle ne convenait donc pas à notre projet qui nécessite une séparation claire et une meilleure protection des données.</w:t>
+        <w:t>L’architecture deux tiers sépare la présentation et la base de données, le client communiquant directement avec celle-ci. Rapide à mettre en place, elle reste toutefois peu sécurisée et offre un contrôle limité sur les accès. Elle ne convenait donc pas à notre projet qui nécessite une séparation claire et une meilleure protection des données.</w:t>
       </w:r>
     </w:p>
     <w:p>
@@ -4166,7 +4166,7 @@
                                 <wp:inline distT="0" distB="0" distL="0" distR="0" wp14:anchorId="75BA4EEE" wp14:editId="29391236">
                                   <wp:extent cx="3848986" cy="1233377"/>
                                   <wp:effectExtent l="0" t="0" r="0" b="5080"/>
-                                  <wp:docPr id="59" name="Image 59"/>
+                                  <wp:docPr id="44" name="Image 44"/>
                                   <wp:cNvGraphicFramePr>
                                     <a:graphicFrameLocks xmlns:a="http://schemas.openxmlformats.org/drawingml/2006/main"/>
                                   </wp:cNvGraphicFramePr>
@@ -4235,7 +4235,7 @@
                           <wp:inline distT="0" distB="0" distL="0" distR="0" wp14:anchorId="75BA4EEE" wp14:editId="29391236">
                             <wp:extent cx="3848986" cy="1233377"/>
                             <wp:effectExtent l="0" t="0" r="0" b="5080"/>
-                            <wp:docPr id="59" name="Image 59"/>
+                            <wp:docPr id="44" name="Image 44"/>
                             <wp:cNvGraphicFramePr>
                               <a:graphicFrameLocks xmlns:a="http://schemas.openxmlformats.org/drawingml/2006/main"/>
                             </wp:cNvGraphicFramePr>
@@ -4314,10 +4314,7 @@
         <w:jc w:val="both"/>
       </w:pPr>
       <w:r>
-        <w:t>L’architecture</w:t>
-      </w:r>
-      <w:r>
-        <w:t xml:space="preserve"> trois tiers ajoute une couche applicative entre l’interface et la base. Elle contient la logique métier, gère les requêtes et contrôle les échanges avec la base de données, offrant ainsi plus de souplesse, de sécurité et de maintenabilité.</w:t>
+        <w:t>L’architecture trois tiers ajoute une couche applicative entre l’interface et la base. Elle contient la logique métier, gère les requêtes et contrôle les échanges avec la base de données, offrant ainsi plus de souplesse, de sécurité et de maintenabilité.</w:t>
       </w:r>
     </w:p>
     <w:p>
@@ -4375,7 +4372,7 @@
                                 <wp:inline distT="0" distB="0" distL="0" distR="0" wp14:anchorId="72837ADF" wp14:editId="057D0281">
                                   <wp:extent cx="4242139" cy="1849755"/>
                                   <wp:effectExtent l="0" t="0" r="6350" b="0"/>
-                                  <wp:docPr id="60" name="Image 60"/>
+                                  <wp:docPr id="45" name="Image 45"/>
                                   <wp:cNvGraphicFramePr>
                                     <a:graphicFrameLocks xmlns:a="http://schemas.openxmlformats.org/drawingml/2006/main"/>
                                   </wp:cNvGraphicFramePr>
@@ -4444,7 +4441,7 @@
                           <wp:inline distT="0" distB="0" distL="0" distR="0" wp14:anchorId="72837ADF" wp14:editId="057D0281">
                             <wp:extent cx="4242139" cy="1849755"/>
                             <wp:effectExtent l="0" t="0" r="6350" b="0"/>
-                            <wp:docPr id="60" name="Image 60"/>
+                            <wp:docPr id="45" name="Image 45"/>
                             <wp:cNvGraphicFramePr>
                               <a:graphicFrameLocks xmlns:a="http://schemas.openxmlformats.org/drawingml/2006/main"/>
                             </wp:cNvGraphicFramePr>
@@ -4611,7 +4608,7 @@
                                 <wp:inline distT="0" distB="0" distL="0" distR="0" wp14:anchorId="67008477" wp14:editId="2F087A27">
                                   <wp:extent cx="2913321" cy="2913321"/>
                                   <wp:effectExtent l="0" t="0" r="1905" b="1905"/>
-                                  <wp:docPr id="61" name="Image 61"/>
+                                  <wp:docPr id="46" name="Image 46"/>
                                   <wp:cNvGraphicFramePr>
                                     <a:graphicFrameLocks xmlns:a="http://schemas.openxmlformats.org/drawingml/2006/main"/>
                                   </wp:cNvGraphicFramePr>
@@ -4680,7 +4677,7 @@
                           <wp:inline distT="0" distB="0" distL="0" distR="0" wp14:anchorId="67008477" wp14:editId="2F087A27">
                             <wp:extent cx="2913321" cy="2913321"/>
                             <wp:effectExtent l="0" t="0" r="1905" b="1905"/>
-                            <wp:docPr id="61" name="Image 61"/>
+                            <wp:docPr id="46" name="Image 46"/>
                             <wp:cNvGraphicFramePr>
                               <a:graphicFrameLocks xmlns:a="http://schemas.openxmlformats.org/drawingml/2006/main"/>
                             </wp:cNvGraphicFramePr>
@@ -4845,18 +4842,6 @@
     </w:p>
     <w:p>
       <w:pPr>
-        <w:spacing w:after="200" w:line="360" w:lineRule="auto"/>
-        <w:jc w:val="both"/>
-      </w:pPr>
-    </w:p>
-    <w:p>
-      <w:pPr>
-        <w:spacing w:after="200" w:line="360" w:lineRule="auto"/>
-        <w:jc w:val="both"/>
-      </w:pPr>
-    </w:p>
-    <w:p>
-      <w:pPr>
         <w:pStyle w:val="Titre1"/>
         <w:spacing w:line="360" w:lineRule="auto"/>
         <w:jc w:val="center"/>
@@ -4877,6 +4862,7 @@
           <w:szCs w:val="28"/>
           <w:lang w:val="fr-FR"/>
         </w:rPr>
+        <w:lastRenderedPageBreak/>
         <w:t xml:space="preserve">CHAPITRE </w:t>
       </w:r>
       <w:r>
@@ -5122,33 +5108,15 @@
                 <w:szCs w:val="22"/>
                 <w:lang w:val="fr-FR"/>
               </w:rPr>
-              <w:t xml:space="preserve">NOMBO </w:t>
+              <w:t>NOMBO W</w:t>
             </w:r>
-            <w:proofErr w:type="spellStart"/>
             <w:r>
               <w:rPr>
                 <w:sz w:val="22"/>
                 <w:szCs w:val="22"/>
                 <w:lang w:val="fr-FR"/>
               </w:rPr>
-              <w:t>W</w:t>
-            </w:r>
-            <w:r>
-              <w:rPr>
-                <w:sz w:val="22"/>
-                <w:szCs w:val="22"/>
-                <w:lang w:val="fr-FR"/>
-              </w:rPr>
-              <w:t>end-pagnagda</w:t>
-            </w:r>
-            <w:proofErr w:type="spellEnd"/>
-            <w:r>
-              <w:rPr>
-                <w:sz w:val="22"/>
-                <w:szCs w:val="22"/>
-                <w:lang w:val="fr-FR"/>
-              </w:rPr>
-              <w:t xml:space="preserve"> </w:t>
+              <w:t xml:space="preserve">end-pagnagda </w:t>
             </w:r>
             <w:r>
               <w:rPr>
@@ -5231,25 +5199,7 @@
                 <w:szCs w:val="22"/>
                 <w:lang w:val="fr-FR"/>
               </w:rPr>
-              <w:t xml:space="preserve">OUÉDRAOGO </w:t>
-            </w:r>
-            <w:proofErr w:type="spellStart"/>
-            <w:r>
-              <w:rPr>
-                <w:sz w:val="22"/>
-                <w:szCs w:val="22"/>
-                <w:lang w:val="fr-FR"/>
-              </w:rPr>
-              <w:t>Tinwendé</w:t>
-            </w:r>
-            <w:proofErr w:type="spellEnd"/>
-            <w:r>
-              <w:rPr>
-                <w:sz w:val="22"/>
-                <w:szCs w:val="22"/>
-                <w:lang w:val="fr-FR"/>
-              </w:rPr>
-              <w:t xml:space="preserve"> Augustins </w:t>
+              <w:t xml:space="preserve">OUÉDRAOGO Tinwendé Augustins </w:t>
             </w:r>
           </w:p>
         </w:tc>
@@ -5340,19 +5290,11 @@
               </w:rPr>
               <w:t xml:space="preserve">DAMA </w:t>
             </w:r>
-            <w:proofErr w:type="spellStart"/>
             <w:r>
               <w:rPr>
                 <w:lang w:val="en-CA"/>
               </w:rPr>
-              <w:t>Lawankilia</w:t>
-            </w:r>
-            <w:proofErr w:type="spellEnd"/>
-            <w:r>
-              <w:rPr>
-                <w:lang w:val="en-CA"/>
-              </w:rPr>
-              <w:t xml:space="preserve"> Christian Alexandre</w:t>
+              <w:t>Lawankilia Christian Alexandre</w:t>
             </w:r>
           </w:p>
         </w:tc>
@@ -5477,971 +5419,9 @@
         <w:jc w:val="both"/>
       </w:pPr>
       <w:r>
-        <w:t xml:space="preserve">Compte tenu du délai imparti pour la réalisation du projet, le travail a été organisé sur quatre semaines. Le backend et le frontend web ont été développés en parallèle dès la deuxième semaine, l'API étant livrée progressivement au fur et à mesure de son avancement afin de </w:t>
-      </w:r>
-      <w:r>
-        <w:lastRenderedPageBreak/>
-        <w:t>permettre l'intégration continue côté web et mobile. Le tableau ci-dessous synthétise la répartition des tâches.</w:t>
-      </w:r>
-    </w:p>
-    <w:tbl>
-      <w:tblPr>
-        <w:tblW w:w="9500" w:type="dxa"/>
-        <w:tblBorders>
-          <w:top w:val="single" w:sz="4" w:space="0" w:color="auto"/>
-          <w:left w:val="single" w:sz="4" w:space="0" w:color="auto"/>
-          <w:bottom w:val="single" w:sz="4" w:space="0" w:color="auto"/>
-          <w:right w:val="single" w:sz="4" w:space="0" w:color="auto"/>
-          <w:insideH w:val="single" w:sz="4" w:space="0" w:color="auto"/>
-          <w:insideV w:val="single" w:sz="4" w:space="0" w:color="auto"/>
-        </w:tblBorders>
-        <w:tblCellMar>
-          <w:left w:w="10" w:type="dxa"/>
-          <w:right w:w="10" w:type="dxa"/>
-        </w:tblCellMar>
-        <w:tblLook w:val="0000" w:firstRow="0" w:lastRow="0" w:firstColumn="0" w:lastColumn="0" w:noHBand="0" w:noVBand="0"/>
-      </w:tblPr>
-      <w:tblGrid>
-        <w:gridCol w:w="3500"/>
-        <w:gridCol w:w="1500"/>
-        <w:gridCol w:w="1500"/>
-        <w:gridCol w:w="1500"/>
-        <w:gridCol w:w="1500"/>
-      </w:tblGrid>
-      <w:tr>
-        <w:trPr>
-          <w:tblHeader/>
-        </w:trPr>
-        <w:tc>
-          <w:tcPr>
-            <w:tcW w:w="3500" w:type="dxa"/>
-            <w:shd w:val="clear" w:color="auto" w:fill="211B17"/>
-            <w:tcMar>
-              <w:top w:w="80" w:type="dxa"/>
-              <w:left w:w="100" w:type="dxa"/>
-              <w:bottom w:w="80" w:type="dxa"/>
-              <w:right w:w="100" w:type="dxa"/>
-            </w:tcMar>
-            <w:vAlign w:val="center"/>
-          </w:tcPr>
-          <w:p>
-            <w:pPr>
-              <w:spacing w:line="360" w:lineRule="auto"/>
-            </w:pPr>
-            <w:r>
-              <w:rPr>
-                <w:b/>
-                <w:bCs/>
-                <w:color w:val="FFFFFF"/>
-                <w:sz w:val="22"/>
-                <w:szCs w:val="22"/>
-              </w:rPr>
-              <w:t>Tâche</w:t>
-            </w:r>
-          </w:p>
-        </w:tc>
-        <w:tc>
-          <w:tcPr>
-            <w:tcW w:w="1500" w:type="dxa"/>
-            <w:shd w:val="clear" w:color="auto" w:fill="211B17"/>
-            <w:tcMar>
-              <w:top w:w="80" w:type="dxa"/>
-              <w:left w:w="100" w:type="dxa"/>
-              <w:bottom w:w="80" w:type="dxa"/>
-              <w:right w:w="100" w:type="dxa"/>
-            </w:tcMar>
-            <w:vAlign w:val="center"/>
-          </w:tcPr>
-          <w:p>
-            <w:pPr>
-              <w:spacing w:line="360" w:lineRule="auto"/>
-              <w:jc w:val="center"/>
-            </w:pPr>
-            <w:r>
-              <w:rPr>
-                <w:b/>
-                <w:bCs/>
-                <w:color w:val="FFFFFF"/>
-                <w:sz w:val="22"/>
-                <w:szCs w:val="22"/>
-              </w:rPr>
-              <w:t>Semaine 1</w:t>
-            </w:r>
-          </w:p>
-        </w:tc>
-        <w:tc>
-          <w:tcPr>
-            <w:tcW w:w="1500" w:type="dxa"/>
-            <w:shd w:val="clear" w:color="auto" w:fill="211B17"/>
-            <w:tcMar>
-              <w:top w:w="80" w:type="dxa"/>
-              <w:left w:w="100" w:type="dxa"/>
-              <w:bottom w:w="80" w:type="dxa"/>
-              <w:right w:w="100" w:type="dxa"/>
-            </w:tcMar>
-            <w:vAlign w:val="center"/>
-          </w:tcPr>
-          <w:p>
-            <w:pPr>
-              <w:spacing w:line="360" w:lineRule="auto"/>
-              <w:jc w:val="center"/>
-            </w:pPr>
-            <w:r>
-              <w:rPr>
-                <w:b/>
-                <w:bCs/>
-                <w:color w:val="FFFFFF"/>
-                <w:sz w:val="22"/>
-                <w:szCs w:val="22"/>
-              </w:rPr>
-              <w:t>Semaine 2</w:t>
-            </w:r>
-          </w:p>
-        </w:tc>
-        <w:tc>
-          <w:tcPr>
-            <w:tcW w:w="1500" w:type="dxa"/>
-            <w:shd w:val="clear" w:color="auto" w:fill="211B17"/>
-            <w:tcMar>
-              <w:top w:w="80" w:type="dxa"/>
-              <w:left w:w="100" w:type="dxa"/>
-              <w:bottom w:w="80" w:type="dxa"/>
-              <w:right w:w="100" w:type="dxa"/>
-            </w:tcMar>
-            <w:vAlign w:val="center"/>
-          </w:tcPr>
-          <w:p>
-            <w:pPr>
-              <w:spacing w:line="360" w:lineRule="auto"/>
-              <w:jc w:val="center"/>
-            </w:pPr>
-            <w:r>
-              <w:rPr>
-                <w:b/>
-                <w:bCs/>
-                <w:color w:val="FFFFFF"/>
-                <w:sz w:val="22"/>
-                <w:szCs w:val="22"/>
-              </w:rPr>
-              <w:t>Semaine 3</w:t>
-            </w:r>
-          </w:p>
-        </w:tc>
-        <w:tc>
-          <w:tcPr>
-            <w:tcW w:w="1500" w:type="dxa"/>
-            <w:shd w:val="clear" w:color="auto" w:fill="211B17"/>
-            <w:tcMar>
-              <w:top w:w="80" w:type="dxa"/>
-              <w:left w:w="100" w:type="dxa"/>
-              <w:bottom w:w="80" w:type="dxa"/>
-              <w:right w:w="100" w:type="dxa"/>
-            </w:tcMar>
-            <w:vAlign w:val="center"/>
-          </w:tcPr>
-          <w:p>
-            <w:pPr>
-              <w:spacing w:line="360" w:lineRule="auto"/>
-              <w:jc w:val="center"/>
-            </w:pPr>
-            <w:r>
-              <w:rPr>
-                <w:b/>
-                <w:bCs/>
-                <w:color w:val="FFFFFF"/>
-                <w:sz w:val="22"/>
-                <w:szCs w:val="22"/>
-              </w:rPr>
-              <w:t>Semaine 4</w:t>
-            </w:r>
-          </w:p>
-        </w:tc>
-      </w:tr>
-      <w:tr>
-        <w:tc>
-          <w:tcPr>
-            <w:tcW w:w="3500" w:type="dxa"/>
-            <w:tcMar>
-              <w:top w:w="80" w:type="dxa"/>
-              <w:left w:w="100" w:type="dxa"/>
-              <w:bottom w:w="80" w:type="dxa"/>
-              <w:right w:w="100" w:type="dxa"/>
-            </w:tcMar>
-            <w:vAlign w:val="center"/>
-          </w:tcPr>
-          <w:p>
-            <w:pPr>
-              <w:spacing w:line="360" w:lineRule="auto"/>
-            </w:pPr>
-            <w:r>
-              <w:rPr>
-                <w:sz w:val="22"/>
-                <w:szCs w:val="22"/>
-              </w:rPr>
-              <w:t>Cadrage, analyse des besoins et modélisation UML</w:t>
-            </w:r>
-          </w:p>
-        </w:tc>
-        <w:tc>
-          <w:tcPr>
-            <w:tcW w:w="1500" w:type="dxa"/>
-            <w:shd w:val="clear" w:color="auto" w:fill="A9713F"/>
-            <w:tcMar>
-              <w:top w:w="80" w:type="dxa"/>
-              <w:left w:w="100" w:type="dxa"/>
-              <w:bottom w:w="80" w:type="dxa"/>
-              <w:right w:w="100" w:type="dxa"/>
-            </w:tcMar>
-            <w:vAlign w:val="center"/>
-          </w:tcPr>
-          <w:p>
-            <w:pPr>
-              <w:spacing w:line="360" w:lineRule="auto"/>
-            </w:pPr>
-          </w:p>
-        </w:tc>
-        <w:tc>
-          <w:tcPr>
-            <w:tcW w:w="1500" w:type="dxa"/>
-            <w:shd w:val="clear" w:color="auto" w:fill="FFFFFF"/>
-            <w:tcMar>
-              <w:top w:w="80" w:type="dxa"/>
-              <w:left w:w="100" w:type="dxa"/>
-              <w:bottom w:w="80" w:type="dxa"/>
-              <w:right w:w="100" w:type="dxa"/>
-            </w:tcMar>
-            <w:vAlign w:val="center"/>
-          </w:tcPr>
-          <w:p>
-            <w:pPr>
-              <w:spacing w:line="360" w:lineRule="auto"/>
-            </w:pPr>
-          </w:p>
-        </w:tc>
-        <w:tc>
-          <w:tcPr>
-            <w:tcW w:w="1500" w:type="dxa"/>
-            <w:shd w:val="clear" w:color="auto" w:fill="FFFFFF"/>
-            <w:tcMar>
-              <w:top w:w="80" w:type="dxa"/>
-              <w:left w:w="100" w:type="dxa"/>
-              <w:bottom w:w="80" w:type="dxa"/>
-              <w:right w:w="100" w:type="dxa"/>
-            </w:tcMar>
-            <w:vAlign w:val="center"/>
-          </w:tcPr>
-          <w:p>
-            <w:pPr>
-              <w:spacing w:line="360" w:lineRule="auto"/>
-            </w:pPr>
-          </w:p>
-        </w:tc>
-        <w:tc>
-          <w:tcPr>
-            <w:tcW w:w="1500" w:type="dxa"/>
-            <w:shd w:val="clear" w:color="auto" w:fill="FFFFFF"/>
-            <w:tcMar>
-              <w:top w:w="80" w:type="dxa"/>
-              <w:left w:w="100" w:type="dxa"/>
-              <w:bottom w:w="80" w:type="dxa"/>
-              <w:right w:w="100" w:type="dxa"/>
-            </w:tcMar>
-            <w:vAlign w:val="center"/>
-          </w:tcPr>
-          <w:p>
-            <w:pPr>
-              <w:spacing w:line="360" w:lineRule="auto"/>
-            </w:pPr>
-          </w:p>
-        </w:tc>
-      </w:tr>
-      <w:tr>
-        <w:tc>
-          <w:tcPr>
-            <w:tcW w:w="3500" w:type="dxa"/>
-            <w:tcMar>
-              <w:top w:w="80" w:type="dxa"/>
-              <w:left w:w="100" w:type="dxa"/>
-              <w:bottom w:w="80" w:type="dxa"/>
-              <w:right w:w="100" w:type="dxa"/>
-            </w:tcMar>
-            <w:vAlign w:val="center"/>
-          </w:tcPr>
-          <w:p>
-            <w:pPr>
-              <w:spacing w:line="360" w:lineRule="auto"/>
-            </w:pPr>
-            <w:r>
-              <w:rPr>
-                <w:sz w:val="22"/>
-                <w:szCs w:val="22"/>
-              </w:rPr>
-              <w:t>Conception de la base de données et de l'API</w:t>
-            </w:r>
-          </w:p>
-        </w:tc>
-        <w:tc>
-          <w:tcPr>
-            <w:tcW w:w="1500" w:type="dxa"/>
-            <w:shd w:val="clear" w:color="auto" w:fill="A9713F"/>
-            <w:tcMar>
-              <w:top w:w="80" w:type="dxa"/>
-              <w:left w:w="100" w:type="dxa"/>
-              <w:bottom w:w="80" w:type="dxa"/>
-              <w:right w:w="100" w:type="dxa"/>
-            </w:tcMar>
-            <w:vAlign w:val="center"/>
-          </w:tcPr>
-          <w:p>
-            <w:pPr>
-              <w:spacing w:line="360" w:lineRule="auto"/>
-            </w:pPr>
-          </w:p>
-        </w:tc>
-        <w:tc>
-          <w:tcPr>
-            <w:tcW w:w="1500" w:type="dxa"/>
-            <w:shd w:val="clear" w:color="auto" w:fill="A9713F"/>
-            <w:tcMar>
-              <w:top w:w="80" w:type="dxa"/>
-              <w:left w:w="100" w:type="dxa"/>
-              <w:bottom w:w="80" w:type="dxa"/>
-              <w:right w:w="100" w:type="dxa"/>
-            </w:tcMar>
-            <w:vAlign w:val="center"/>
-          </w:tcPr>
-          <w:p>
-            <w:pPr>
-              <w:spacing w:line="360" w:lineRule="auto"/>
-            </w:pPr>
-          </w:p>
-        </w:tc>
-        <w:tc>
-          <w:tcPr>
-            <w:tcW w:w="1500" w:type="dxa"/>
-            <w:shd w:val="clear" w:color="auto" w:fill="FFFFFF"/>
-            <w:tcMar>
-              <w:top w:w="80" w:type="dxa"/>
-              <w:left w:w="100" w:type="dxa"/>
-              <w:bottom w:w="80" w:type="dxa"/>
-              <w:right w:w="100" w:type="dxa"/>
-            </w:tcMar>
-            <w:vAlign w:val="center"/>
-          </w:tcPr>
-          <w:p>
-            <w:pPr>
-              <w:spacing w:line="360" w:lineRule="auto"/>
-            </w:pPr>
-          </w:p>
-        </w:tc>
-        <w:tc>
-          <w:tcPr>
-            <w:tcW w:w="1500" w:type="dxa"/>
-            <w:shd w:val="clear" w:color="auto" w:fill="FFFFFF"/>
-            <w:tcMar>
-              <w:top w:w="80" w:type="dxa"/>
-              <w:left w:w="100" w:type="dxa"/>
-              <w:bottom w:w="80" w:type="dxa"/>
-              <w:right w:w="100" w:type="dxa"/>
-            </w:tcMar>
-            <w:vAlign w:val="center"/>
-          </w:tcPr>
-          <w:p>
-            <w:pPr>
-              <w:spacing w:line="360" w:lineRule="auto"/>
-            </w:pPr>
-          </w:p>
-        </w:tc>
-      </w:tr>
-      <w:tr>
-        <w:tc>
-          <w:tcPr>
-            <w:tcW w:w="3500" w:type="dxa"/>
-            <w:tcMar>
-              <w:top w:w="80" w:type="dxa"/>
-              <w:left w:w="100" w:type="dxa"/>
-              <w:bottom w:w="80" w:type="dxa"/>
-              <w:right w:w="100" w:type="dxa"/>
-            </w:tcMar>
-            <w:vAlign w:val="center"/>
-          </w:tcPr>
-          <w:p>
-            <w:pPr>
-              <w:spacing w:line="360" w:lineRule="auto"/>
-            </w:pPr>
-            <w:r>
-              <w:rPr>
-                <w:sz w:val="22"/>
-                <w:szCs w:val="22"/>
-              </w:rPr>
-              <w:t>Développement du backend (auth, utilisateurs, rôles)</w:t>
-            </w:r>
-          </w:p>
-        </w:tc>
-        <w:tc>
-          <w:tcPr>
-            <w:tcW w:w="1500" w:type="dxa"/>
-            <w:shd w:val="clear" w:color="auto" w:fill="FFFFFF"/>
-            <w:tcMar>
-              <w:top w:w="80" w:type="dxa"/>
-              <w:left w:w="100" w:type="dxa"/>
-              <w:bottom w:w="80" w:type="dxa"/>
-              <w:right w:w="100" w:type="dxa"/>
-            </w:tcMar>
-            <w:vAlign w:val="center"/>
-          </w:tcPr>
-          <w:p>
-            <w:pPr>
-              <w:spacing w:line="360" w:lineRule="auto"/>
-            </w:pPr>
-          </w:p>
-        </w:tc>
-        <w:tc>
-          <w:tcPr>
-            <w:tcW w:w="1500" w:type="dxa"/>
-            <w:shd w:val="clear" w:color="auto" w:fill="A9713F"/>
-            <w:tcMar>
-              <w:top w:w="80" w:type="dxa"/>
-              <w:left w:w="100" w:type="dxa"/>
-              <w:bottom w:w="80" w:type="dxa"/>
-              <w:right w:w="100" w:type="dxa"/>
-            </w:tcMar>
-            <w:vAlign w:val="center"/>
-          </w:tcPr>
-          <w:p>
-            <w:pPr>
-              <w:spacing w:line="360" w:lineRule="auto"/>
-            </w:pPr>
-          </w:p>
-        </w:tc>
-        <w:tc>
-          <w:tcPr>
-            <w:tcW w:w="1500" w:type="dxa"/>
-            <w:shd w:val="clear" w:color="auto" w:fill="A9713F"/>
-            <w:tcMar>
-              <w:top w:w="80" w:type="dxa"/>
-              <w:left w:w="100" w:type="dxa"/>
-              <w:bottom w:w="80" w:type="dxa"/>
-              <w:right w:w="100" w:type="dxa"/>
-            </w:tcMar>
-            <w:vAlign w:val="center"/>
-          </w:tcPr>
-          <w:p>
-            <w:pPr>
-              <w:spacing w:line="360" w:lineRule="auto"/>
-            </w:pPr>
-          </w:p>
-        </w:tc>
-        <w:tc>
-          <w:tcPr>
-            <w:tcW w:w="1500" w:type="dxa"/>
-            <w:shd w:val="clear" w:color="auto" w:fill="FFFFFF"/>
-            <w:tcMar>
-              <w:top w:w="80" w:type="dxa"/>
-              <w:left w:w="100" w:type="dxa"/>
-              <w:bottom w:w="80" w:type="dxa"/>
-              <w:right w:w="100" w:type="dxa"/>
-            </w:tcMar>
-            <w:vAlign w:val="center"/>
-          </w:tcPr>
-          <w:p>
-            <w:pPr>
-              <w:spacing w:line="360" w:lineRule="auto"/>
-            </w:pPr>
-          </w:p>
-        </w:tc>
-      </w:tr>
-      <w:tr>
-        <w:tc>
-          <w:tcPr>
-            <w:tcW w:w="3500" w:type="dxa"/>
-            <w:tcMar>
-              <w:top w:w="80" w:type="dxa"/>
-              <w:left w:w="100" w:type="dxa"/>
-              <w:bottom w:w="80" w:type="dxa"/>
-              <w:right w:w="100" w:type="dxa"/>
-            </w:tcMar>
-            <w:vAlign w:val="center"/>
-          </w:tcPr>
-          <w:p>
-            <w:pPr>
-              <w:spacing w:line="360" w:lineRule="auto"/>
-            </w:pPr>
-            <w:r>
-              <w:rPr>
-                <w:sz w:val="22"/>
-                <w:szCs w:val="22"/>
-              </w:rPr>
-              <w:t>Développement du frontend web</w:t>
-            </w:r>
-          </w:p>
-        </w:tc>
-        <w:tc>
-          <w:tcPr>
-            <w:tcW w:w="1500" w:type="dxa"/>
-            <w:shd w:val="clear" w:color="auto" w:fill="FFFFFF"/>
-            <w:tcMar>
-              <w:top w:w="80" w:type="dxa"/>
-              <w:left w:w="100" w:type="dxa"/>
-              <w:bottom w:w="80" w:type="dxa"/>
-              <w:right w:w="100" w:type="dxa"/>
-            </w:tcMar>
-            <w:vAlign w:val="center"/>
-          </w:tcPr>
-          <w:p>
-            <w:pPr>
-              <w:spacing w:line="360" w:lineRule="auto"/>
-            </w:pPr>
-          </w:p>
-        </w:tc>
-        <w:tc>
-          <w:tcPr>
-            <w:tcW w:w="1500" w:type="dxa"/>
-            <w:shd w:val="clear" w:color="auto" w:fill="A9713F"/>
-            <w:tcMar>
-              <w:top w:w="80" w:type="dxa"/>
-              <w:left w:w="100" w:type="dxa"/>
-              <w:bottom w:w="80" w:type="dxa"/>
-              <w:right w:w="100" w:type="dxa"/>
-            </w:tcMar>
-            <w:vAlign w:val="center"/>
-          </w:tcPr>
-          <w:p>
-            <w:pPr>
-              <w:spacing w:line="360" w:lineRule="auto"/>
-            </w:pPr>
-          </w:p>
-        </w:tc>
-        <w:tc>
-          <w:tcPr>
-            <w:tcW w:w="1500" w:type="dxa"/>
-            <w:shd w:val="clear" w:color="auto" w:fill="A9713F"/>
-            <w:tcMar>
-              <w:top w:w="80" w:type="dxa"/>
-              <w:left w:w="100" w:type="dxa"/>
-              <w:bottom w:w="80" w:type="dxa"/>
-              <w:right w:w="100" w:type="dxa"/>
-            </w:tcMar>
-            <w:vAlign w:val="center"/>
-          </w:tcPr>
-          <w:p>
-            <w:pPr>
-              <w:spacing w:line="360" w:lineRule="auto"/>
-            </w:pPr>
-          </w:p>
-        </w:tc>
-        <w:tc>
-          <w:tcPr>
-            <w:tcW w:w="1500" w:type="dxa"/>
-            <w:shd w:val="clear" w:color="auto" w:fill="A9713F"/>
-            <w:tcMar>
-              <w:top w:w="80" w:type="dxa"/>
-              <w:left w:w="100" w:type="dxa"/>
-              <w:bottom w:w="80" w:type="dxa"/>
-              <w:right w:w="100" w:type="dxa"/>
-            </w:tcMar>
-            <w:vAlign w:val="center"/>
-          </w:tcPr>
-          <w:p>
-            <w:pPr>
-              <w:spacing w:line="360" w:lineRule="auto"/>
-            </w:pPr>
-          </w:p>
-        </w:tc>
-      </w:tr>
-      <w:tr>
-        <w:tc>
-          <w:tcPr>
-            <w:tcW w:w="3500" w:type="dxa"/>
-            <w:tcMar>
-              <w:top w:w="80" w:type="dxa"/>
-              <w:left w:w="100" w:type="dxa"/>
-              <w:bottom w:w="80" w:type="dxa"/>
-              <w:right w:w="100" w:type="dxa"/>
-            </w:tcMar>
-            <w:vAlign w:val="center"/>
-          </w:tcPr>
-          <w:p>
-            <w:pPr>
-              <w:spacing w:line="360" w:lineRule="auto"/>
-            </w:pPr>
-            <w:r>
-              <w:rPr>
-                <w:sz w:val="22"/>
-                <w:szCs w:val="22"/>
-              </w:rPr>
-              <w:t xml:space="preserve">Développement du frontend mobile </w:t>
-            </w:r>
-          </w:p>
-        </w:tc>
-        <w:tc>
-          <w:tcPr>
-            <w:tcW w:w="1500" w:type="dxa"/>
-            <w:shd w:val="clear" w:color="auto" w:fill="FFFFFF"/>
-            <w:tcMar>
-              <w:top w:w="80" w:type="dxa"/>
-              <w:left w:w="100" w:type="dxa"/>
-              <w:bottom w:w="80" w:type="dxa"/>
-              <w:right w:w="100" w:type="dxa"/>
-            </w:tcMar>
-            <w:vAlign w:val="center"/>
-          </w:tcPr>
-          <w:p>
-            <w:pPr>
-              <w:spacing w:line="360" w:lineRule="auto"/>
-            </w:pPr>
-          </w:p>
-        </w:tc>
-        <w:tc>
-          <w:tcPr>
-            <w:tcW w:w="1500" w:type="dxa"/>
-            <w:shd w:val="clear" w:color="auto" w:fill="FFFFFF"/>
-            <w:tcMar>
-              <w:top w:w="80" w:type="dxa"/>
-              <w:left w:w="100" w:type="dxa"/>
-              <w:bottom w:w="80" w:type="dxa"/>
-              <w:right w:w="100" w:type="dxa"/>
-            </w:tcMar>
-            <w:vAlign w:val="center"/>
-          </w:tcPr>
-          <w:p>
-            <w:pPr>
-              <w:spacing w:line="360" w:lineRule="auto"/>
-            </w:pPr>
-          </w:p>
-        </w:tc>
-        <w:tc>
-          <w:tcPr>
-            <w:tcW w:w="1500" w:type="dxa"/>
-            <w:shd w:val="clear" w:color="auto" w:fill="A9713F"/>
-            <w:tcMar>
-              <w:top w:w="80" w:type="dxa"/>
-              <w:left w:w="100" w:type="dxa"/>
-              <w:bottom w:w="80" w:type="dxa"/>
-              <w:right w:w="100" w:type="dxa"/>
-            </w:tcMar>
-            <w:vAlign w:val="center"/>
-          </w:tcPr>
-          <w:p>
-            <w:pPr>
-              <w:spacing w:line="360" w:lineRule="auto"/>
-            </w:pPr>
-          </w:p>
-        </w:tc>
-        <w:tc>
-          <w:tcPr>
-            <w:tcW w:w="1500" w:type="dxa"/>
-            <w:shd w:val="clear" w:color="auto" w:fill="A9713F"/>
-            <w:tcMar>
-              <w:top w:w="80" w:type="dxa"/>
-              <w:left w:w="100" w:type="dxa"/>
-              <w:bottom w:w="80" w:type="dxa"/>
-              <w:right w:w="100" w:type="dxa"/>
-            </w:tcMar>
-            <w:vAlign w:val="center"/>
-          </w:tcPr>
-          <w:p>
-            <w:pPr>
-              <w:spacing w:line="360" w:lineRule="auto"/>
-            </w:pPr>
-          </w:p>
-        </w:tc>
-      </w:tr>
-      <w:tr>
-        <w:tc>
-          <w:tcPr>
-            <w:tcW w:w="3500" w:type="dxa"/>
-            <w:tcMar>
-              <w:top w:w="80" w:type="dxa"/>
-              <w:left w:w="100" w:type="dxa"/>
-              <w:bottom w:w="80" w:type="dxa"/>
-              <w:right w:w="100" w:type="dxa"/>
-            </w:tcMar>
-            <w:vAlign w:val="center"/>
-          </w:tcPr>
-          <w:p>
-            <w:pPr>
-              <w:spacing w:line="360" w:lineRule="auto"/>
-            </w:pPr>
-            <w:r>
-              <w:rPr>
-                <w:sz w:val="22"/>
-                <w:szCs w:val="22"/>
-              </w:rPr>
-              <w:t>Développement des modules Prestations et Horaires</w:t>
-            </w:r>
-          </w:p>
-        </w:tc>
-        <w:tc>
-          <w:tcPr>
-            <w:tcW w:w="1500" w:type="dxa"/>
-            <w:shd w:val="clear" w:color="auto" w:fill="FFFFFF"/>
-            <w:tcMar>
-              <w:top w:w="80" w:type="dxa"/>
-              <w:left w:w="100" w:type="dxa"/>
-              <w:bottom w:w="80" w:type="dxa"/>
-              <w:right w:w="100" w:type="dxa"/>
-            </w:tcMar>
-            <w:vAlign w:val="center"/>
-          </w:tcPr>
-          <w:p>
-            <w:pPr>
-              <w:spacing w:line="360" w:lineRule="auto"/>
-            </w:pPr>
-          </w:p>
-        </w:tc>
-        <w:tc>
-          <w:tcPr>
-            <w:tcW w:w="1500" w:type="dxa"/>
-            <w:shd w:val="clear" w:color="auto" w:fill="FFFFFF"/>
-            <w:tcMar>
-              <w:top w:w="80" w:type="dxa"/>
-              <w:left w:w="100" w:type="dxa"/>
-              <w:bottom w:w="80" w:type="dxa"/>
-              <w:right w:w="100" w:type="dxa"/>
-            </w:tcMar>
-            <w:vAlign w:val="center"/>
-          </w:tcPr>
-          <w:p>
-            <w:pPr>
-              <w:spacing w:line="360" w:lineRule="auto"/>
-            </w:pPr>
-          </w:p>
-        </w:tc>
-        <w:tc>
-          <w:tcPr>
-            <w:tcW w:w="1500" w:type="dxa"/>
-            <w:shd w:val="clear" w:color="auto" w:fill="A9713F"/>
-            <w:tcMar>
-              <w:top w:w="80" w:type="dxa"/>
-              <w:left w:w="100" w:type="dxa"/>
-              <w:bottom w:w="80" w:type="dxa"/>
-              <w:right w:w="100" w:type="dxa"/>
-            </w:tcMar>
-            <w:vAlign w:val="center"/>
-          </w:tcPr>
-          <w:p>
-            <w:pPr>
-              <w:spacing w:line="360" w:lineRule="auto"/>
-            </w:pPr>
-          </w:p>
-        </w:tc>
-        <w:tc>
-          <w:tcPr>
-            <w:tcW w:w="1500" w:type="dxa"/>
-            <w:shd w:val="clear" w:color="auto" w:fill="A9713F"/>
-            <w:tcMar>
-              <w:top w:w="80" w:type="dxa"/>
-              <w:left w:w="100" w:type="dxa"/>
-              <w:bottom w:w="80" w:type="dxa"/>
-              <w:right w:w="100" w:type="dxa"/>
-            </w:tcMar>
-            <w:vAlign w:val="center"/>
-          </w:tcPr>
-          <w:p>
-            <w:pPr>
-              <w:spacing w:line="360" w:lineRule="auto"/>
-            </w:pPr>
-          </w:p>
-        </w:tc>
-      </w:tr>
-      <w:tr>
-        <w:tc>
-          <w:tcPr>
-            <w:tcW w:w="3500" w:type="dxa"/>
-            <w:tcMar>
-              <w:top w:w="80" w:type="dxa"/>
-              <w:left w:w="100" w:type="dxa"/>
-              <w:bottom w:w="80" w:type="dxa"/>
-              <w:right w:w="100" w:type="dxa"/>
-            </w:tcMar>
-            <w:vAlign w:val="center"/>
-          </w:tcPr>
-          <w:p>
-            <w:pPr>
-              <w:spacing w:line="360" w:lineRule="auto"/>
-            </w:pPr>
-            <w:r>
-              <w:rPr>
-                <w:sz w:val="22"/>
-                <w:szCs w:val="22"/>
-              </w:rPr>
-              <w:t>Intégration, tests et corrections</w:t>
-            </w:r>
-          </w:p>
-        </w:tc>
-        <w:tc>
-          <w:tcPr>
-            <w:tcW w:w="1500" w:type="dxa"/>
-            <w:shd w:val="clear" w:color="auto" w:fill="FFFFFF"/>
-            <w:tcMar>
-              <w:top w:w="80" w:type="dxa"/>
-              <w:left w:w="100" w:type="dxa"/>
-              <w:bottom w:w="80" w:type="dxa"/>
-              <w:right w:w="100" w:type="dxa"/>
-            </w:tcMar>
-            <w:vAlign w:val="center"/>
-          </w:tcPr>
-          <w:p>
-            <w:pPr>
-              <w:spacing w:line="360" w:lineRule="auto"/>
-            </w:pPr>
-          </w:p>
-        </w:tc>
-        <w:tc>
-          <w:tcPr>
-            <w:tcW w:w="1500" w:type="dxa"/>
-            <w:shd w:val="clear" w:color="auto" w:fill="FFFFFF"/>
-            <w:tcMar>
-              <w:top w:w="80" w:type="dxa"/>
-              <w:left w:w="100" w:type="dxa"/>
-              <w:bottom w:w="80" w:type="dxa"/>
-              <w:right w:w="100" w:type="dxa"/>
-            </w:tcMar>
-            <w:vAlign w:val="center"/>
-          </w:tcPr>
-          <w:p>
-            <w:pPr>
-              <w:spacing w:line="360" w:lineRule="auto"/>
-            </w:pPr>
-          </w:p>
-        </w:tc>
-        <w:tc>
-          <w:tcPr>
-            <w:tcW w:w="1500" w:type="dxa"/>
-            <w:shd w:val="clear" w:color="auto" w:fill="A9713F"/>
-            <w:tcMar>
-              <w:top w:w="80" w:type="dxa"/>
-              <w:left w:w="100" w:type="dxa"/>
-              <w:bottom w:w="80" w:type="dxa"/>
-              <w:right w:w="100" w:type="dxa"/>
-            </w:tcMar>
-            <w:vAlign w:val="center"/>
-          </w:tcPr>
-          <w:p>
-            <w:pPr>
-              <w:spacing w:line="360" w:lineRule="auto"/>
-            </w:pPr>
-          </w:p>
-        </w:tc>
-        <w:tc>
-          <w:tcPr>
-            <w:tcW w:w="1500" w:type="dxa"/>
-            <w:shd w:val="clear" w:color="auto" w:fill="A9713F"/>
-            <w:tcMar>
-              <w:top w:w="80" w:type="dxa"/>
-              <w:left w:w="100" w:type="dxa"/>
-              <w:bottom w:w="80" w:type="dxa"/>
-              <w:right w:w="100" w:type="dxa"/>
-            </w:tcMar>
-            <w:vAlign w:val="center"/>
-          </w:tcPr>
-          <w:p>
-            <w:pPr>
-              <w:spacing w:line="360" w:lineRule="auto"/>
-            </w:pPr>
-          </w:p>
-        </w:tc>
-      </w:tr>
-      <w:tr>
-        <w:tc>
-          <w:tcPr>
-            <w:tcW w:w="3500" w:type="dxa"/>
-            <w:tcMar>
-              <w:top w:w="80" w:type="dxa"/>
-              <w:left w:w="100" w:type="dxa"/>
-              <w:bottom w:w="80" w:type="dxa"/>
-              <w:right w:w="100" w:type="dxa"/>
-            </w:tcMar>
-            <w:vAlign w:val="center"/>
-          </w:tcPr>
-          <w:p>
-            <w:pPr>
-              <w:spacing w:line="360" w:lineRule="auto"/>
-            </w:pPr>
-            <w:r>
-              <w:rPr>
-                <w:sz w:val="22"/>
-                <w:szCs w:val="22"/>
-              </w:rPr>
-              <w:t>Rédaction du rapport et préparation de la soutenance</w:t>
-            </w:r>
-          </w:p>
-        </w:tc>
-        <w:tc>
-          <w:tcPr>
-            <w:tcW w:w="1500" w:type="dxa"/>
-            <w:shd w:val="clear" w:color="auto" w:fill="FFFFFF"/>
-            <w:tcMar>
-              <w:top w:w="80" w:type="dxa"/>
-              <w:left w:w="100" w:type="dxa"/>
-              <w:bottom w:w="80" w:type="dxa"/>
-              <w:right w:w="100" w:type="dxa"/>
-            </w:tcMar>
-            <w:vAlign w:val="center"/>
-          </w:tcPr>
-          <w:p>
-            <w:pPr>
-              <w:spacing w:line="360" w:lineRule="auto"/>
-            </w:pPr>
-          </w:p>
-        </w:tc>
-        <w:tc>
-          <w:tcPr>
-            <w:tcW w:w="1500" w:type="dxa"/>
-            <w:shd w:val="clear" w:color="auto" w:fill="FFFFFF"/>
-            <w:tcMar>
-              <w:top w:w="80" w:type="dxa"/>
-              <w:left w:w="100" w:type="dxa"/>
-              <w:bottom w:w="80" w:type="dxa"/>
-              <w:right w:w="100" w:type="dxa"/>
-            </w:tcMar>
-            <w:vAlign w:val="center"/>
-          </w:tcPr>
-          <w:p>
-            <w:pPr>
-              <w:spacing w:line="360" w:lineRule="auto"/>
-            </w:pPr>
-          </w:p>
-        </w:tc>
-        <w:tc>
-          <w:tcPr>
-            <w:tcW w:w="1500" w:type="dxa"/>
-            <w:shd w:val="clear" w:color="auto" w:fill="A9713F"/>
-            <w:tcMar>
-              <w:top w:w="80" w:type="dxa"/>
-              <w:left w:w="100" w:type="dxa"/>
-              <w:bottom w:w="80" w:type="dxa"/>
-              <w:right w:w="100" w:type="dxa"/>
-            </w:tcMar>
-            <w:vAlign w:val="center"/>
-          </w:tcPr>
-          <w:p>
-            <w:pPr>
-              <w:spacing w:line="360" w:lineRule="auto"/>
-            </w:pPr>
-          </w:p>
-        </w:tc>
-        <w:tc>
-          <w:tcPr>
-            <w:tcW w:w="1500" w:type="dxa"/>
-            <w:shd w:val="clear" w:color="auto" w:fill="A9713F"/>
-            <w:tcMar>
-              <w:top w:w="80" w:type="dxa"/>
-              <w:left w:w="100" w:type="dxa"/>
-              <w:bottom w:w="80" w:type="dxa"/>
-              <w:right w:w="100" w:type="dxa"/>
-            </w:tcMar>
-            <w:vAlign w:val="center"/>
-          </w:tcPr>
-          <w:p>
-            <w:pPr>
-              <w:spacing w:line="360" w:lineRule="auto"/>
-            </w:pPr>
-          </w:p>
-        </w:tc>
-      </w:tr>
-    </w:tbl>
+        <w:t>Compte tenu du délai imparti pour la réalisation du projet, le travail a été organisé sur quatre semaines. Le backend et le frontend web ont été développés en parallèle dès la deuxième semaine, l'API étant livrée progressivement au fur et à mesure de son avancement afin de permettre l'intégration continue côté web et mobile. Le tableau ci-dessous synthétise la répartition des tâches.</w:t>
+      </w:r>
+    </w:p>
     <w:p>
       <w:pPr>
         <w:spacing w:after="200" w:line="360" w:lineRule="auto"/>
@@ -6455,9 +5435,86 @@
         <w:rPr>
           <w:i/>
           <w:iCs/>
+          <w:noProof/>
+        </w:rPr>
+        <w:lastRenderedPageBreak/>
+        <w:drawing>
+          <wp:inline distT="0" distB="0" distL="0" distR="0" wp14:anchorId="5EF0063F" wp14:editId="4BC4FC6F">
+            <wp:extent cx="5502910" cy="3613150"/>
+            <wp:effectExtent l="0" t="0" r="2540" b="6350"/>
+            <wp:docPr id="27" name="Image 27"/>
+            <wp:cNvGraphicFramePr>
+              <a:graphicFrameLocks xmlns:a="http://schemas.openxmlformats.org/drawingml/2006/main" noChangeAspect="1"/>
+            </wp:cNvGraphicFramePr>
+            <a:graphic xmlns:a="http://schemas.openxmlformats.org/drawingml/2006/main">
+              <a:graphicData uri="http://schemas.openxmlformats.org/drawingml/2006/picture">
+                <pic:pic xmlns:pic="http://schemas.openxmlformats.org/drawingml/2006/picture">
+                  <pic:nvPicPr>
+                    <pic:cNvPr id="27" name="Image 27"/>
+                    <pic:cNvPicPr/>
+                  </pic:nvPicPr>
+                  <pic:blipFill>
+                    <a:blip r:embed="rId15">
+                      <a:extLst>
+                        <a:ext uri="{28A0092B-C50C-407E-A947-70E740481C1C}">
+                          <a14:useLocalDpi xmlns:a14="http://schemas.microsoft.com/office/drawing/2010/main" val="0"/>
+                        </a:ext>
+                      </a:extLst>
+                    </a:blip>
+                    <a:stretch>
+                      <a:fillRect/>
+                    </a:stretch>
+                  </pic:blipFill>
+                  <pic:spPr>
+                    <a:xfrm>
+                      <a:off x="0" y="0"/>
+                      <a:ext cx="5502910" cy="3613150"/>
+                    </a:xfrm>
+                    <a:prstGeom prst="rect">
+                      <a:avLst/>
+                    </a:prstGeom>
+                  </pic:spPr>
+                </pic:pic>
+              </a:graphicData>
+            </a:graphic>
+          </wp:inline>
+        </w:drawing>
+      </w:r>
+    </w:p>
+    <w:p>
+      <w:pPr>
+        <w:spacing w:after="200" w:line="360" w:lineRule="auto"/>
+        <w:jc w:val="center"/>
+        <w:rPr>
+          <w:i/>
+          <w:iCs/>
+        </w:rPr>
+      </w:pPr>
+      <w:r>
+        <w:rPr>
+          <w:i/>
+          <w:iCs/>
         </w:rPr>
         <w:t>Tableau 2 — Planning prévisionnel du projet.</w:t>
       </w:r>
+    </w:p>
+    <w:p>
+      <w:pPr>
+        <w:spacing w:after="200" w:line="360" w:lineRule="auto"/>
+        <w:rPr>
+          <w:i/>
+          <w:iCs/>
+        </w:rPr>
+      </w:pPr>
+    </w:p>
+    <w:p>
+      <w:pPr>
+        <w:spacing w:after="200" w:line="360" w:lineRule="auto"/>
+        <w:rPr>
+          <w:i/>
+          <w:iCs/>
+        </w:rPr>
+      </w:pPr>
     </w:p>
     <w:p>
       <w:pPr>
@@ -6570,6 +5627,7 @@
           <w:sz w:val="28"/>
           <w:szCs w:val="28"/>
         </w:rPr>
+        <w:lastRenderedPageBreak/>
         <w:t xml:space="preserve">CHAPITRE III : </w:t>
       </w:r>
       <w:r>
@@ -7492,11 +6550,15 @@
         </w:numPr>
         <w:jc w:val="center"/>
         <w:rPr>
+          <w:b/>
+          <w:bCs/>
           <w:color w:val="auto"/>
         </w:rPr>
       </w:pPr>
       <w:r>
         <w:rPr>
+          <w:b/>
+          <w:bCs/>
           <w:color w:val="auto"/>
         </w:rPr>
         <w:lastRenderedPageBreak/>
@@ -7504,6 +6566,8 @@
       </w:r>
       <w:r>
         <w:rPr>
+          <w:b/>
+          <w:bCs/>
           <w:color w:val="auto"/>
         </w:rPr>
         <w:t xml:space="preserve"> du système</w:t>
@@ -7541,13 +6605,7 @@
       </w:r>
       <w:proofErr w:type="spellEnd"/>
       <w:r>
-        <w:t>), qui permet de représenter les différents aspects du système à travers</w:t>
-      </w:r>
-      <w:r>
-        <w:t xml:space="preserve"> </w:t>
-      </w:r>
-      <w:r>
-        <w:t>plusieurs diagrammes, notamment le diagramme de cas d’utilisation, le diagramme de classes, le diagramme de séquence et le diagramme d’activité.</w:t>
+        <w:t>), qui permet de représenter les différents aspects du système à travers plusieurs diagrammes, notamment le diagramme de cas d’utilisation, le diagramme de classes, le diagramme de séquence et le diagramme d’activité.</w:t>
       </w:r>
     </w:p>
     <w:p>
@@ -7565,75 +6623,48 @@
         </w:numPr>
         <w:jc w:val="center"/>
         <w:rPr>
-          <w:color w:val="auto"/>
-        </w:rPr>
-      </w:pPr>
-      <w:r>
-        <w:rPr>
-          <w:color w:val="auto"/>
-        </w:rPr>
-        <w:t>Diagramme de cas d’utilisation</w:t>
-      </w:r>
-    </w:p>
-    <w:p/>
-    <w:p>
-      <w:pPr>
-        <w:spacing w:line="360" w:lineRule="auto"/>
-        <w:jc w:val="both"/>
-      </w:pPr>
-      <w:r>
-        <w:t>Le diagramme de cas d'utilisation est un outil de modélisation UML permettant de représenter</w:t>
-      </w:r>
-      <w:r>
-        <w:t xml:space="preserve"> </w:t>
-      </w:r>
-      <w:r>
-        <w:t>les fonctionnalités principales d'un système du point de vue de l'utilisateur. Il met en lumière</w:t>
-      </w:r>
-      <w:r>
-        <w:t xml:space="preserve"> </w:t>
-      </w:r>
-      <w:r>
-        <w:t>les interactions entre les acteurs (utilisateurs ou systèmes externes) et le système lui-même.</w:t>
-      </w:r>
-      <w:r>
-        <w:t xml:space="preserve"> </w:t>
-      </w:r>
-      <w:r>
-        <w:t>Dans le cadre de notre étude, nous avons identifié les principaux acteurs du système ainsi que</w:t>
-      </w:r>
-      <w:r>
-        <w:t xml:space="preserve"> </w:t>
-      </w:r>
-      <w:r>
-        <w:t>les cas d'utilisation associés à chacun d'eux</w:t>
-      </w:r>
-      <w:r>
-        <w:t>.</w:t>
-      </w:r>
-    </w:p>
-    <w:p>
-      <w:pPr>
-        <w:spacing w:line="360" w:lineRule="auto"/>
-        <w:jc w:val="both"/>
-        <w:rPr>
           <w:b/>
           <w:bCs/>
+          <w:color w:val="auto"/>
         </w:rPr>
       </w:pPr>
       <w:r>
         <w:rPr>
           <w:b/>
           <w:bCs/>
-        </w:rPr>
-        <w:t>Les principaux cas d’utilisation</w:t>
-      </w:r>
-      <w:r>
+          <w:color w:val="auto"/>
+        </w:rPr>
+        <w:t>Diagramme de cas d’utilisation</w:t>
+      </w:r>
+    </w:p>
+    <w:p/>
+    <w:p>
+      <w:pPr>
+        <w:spacing w:line="360" w:lineRule="auto"/>
+        <w:jc w:val="both"/>
+      </w:pPr>
+      <w:r>
+        <w:t>Le diagramme de cas d'utilisation est un outil de modélisation UML permettant de représenter les fonctionnalités principales d'un système du point de vue de l'utilisateur. Il met en lumière les interactions entre les acteurs (utilisateurs ou systèmes externes) et le système lui-même. Dans le cadre de notre étude, nous avons identifié les principaux acteurs du système ainsi que les cas d'utilisation associés à chacun d'eux</w:t>
+      </w:r>
+      <w:r>
+        <w:t>.</w:t>
+      </w:r>
+    </w:p>
+    <w:p>
+      <w:pPr>
+        <w:spacing w:line="360" w:lineRule="auto"/>
+        <w:jc w:val="both"/>
         <w:rPr>
           <w:b/>
           <w:bCs/>
         </w:rPr>
-        <w:t xml:space="preserve"> par acteurs :</w:t>
+      </w:pPr>
+      <w:r>
+        <w:rPr>
+          <w:b/>
+          <w:bCs/>
+        </w:rPr>
+        <w:t>Les principaux cas d’utilisation par acteurs :</w:t>
       </w:r>
     </w:p>
     <w:p>
@@ -7824,10 +6855,7 @@
         <w:jc w:val="both"/>
       </w:pPr>
       <w:r>
-        <w:t>Réserver</w:t>
-      </w:r>
-      <w:r>
-        <w:t xml:space="preserve"> un rendez-vous pour une</w:t>
+        <w:t>Réserver un rendez-vous pour une</w:t>
       </w:r>
     </w:p>
     <w:p>
@@ -7898,7 +6926,7 @@
                     <pic:cNvPicPr/>
                   </pic:nvPicPr>
                   <pic:blipFill>
-                    <a:blip r:embed="rId15" cstate="print">
+                    <a:blip r:embed="rId16" cstate="print">
                       <a:extLst>
                         <a:ext uri="{28A0092B-C50C-407E-A947-70E740481C1C}">
                           <a14:useLocalDpi xmlns:a14="http://schemas.microsoft.com/office/drawing/2010/main" val="0"/>
@@ -7927,6 +6955,66 @@
     </w:p>
     <w:p>
       <w:pPr>
+        <w:pStyle w:val="Lgende"/>
+        <w:jc w:val="center"/>
+        <w:rPr>
+          <w:sz w:val="24"/>
+          <w:szCs w:val="24"/>
+        </w:rPr>
+      </w:pPr>
+      <w:r>
+        <w:rPr>
+          <w:sz w:val="24"/>
+          <w:szCs w:val="24"/>
+        </w:rPr>
+        <w:t xml:space="preserve">Figure </w:t>
+      </w:r>
+      <w:r>
+        <w:rPr>
+          <w:sz w:val="24"/>
+          <w:szCs w:val="24"/>
+        </w:rPr>
+        <w:fldChar w:fldCharType="begin"/>
+      </w:r>
+      <w:r>
+        <w:rPr>
+          <w:sz w:val="24"/>
+          <w:szCs w:val="24"/>
+        </w:rPr>
+        <w:instrText xml:space="preserve"> SEQ Figure \* ARABIC </w:instrText>
+      </w:r>
+      <w:r>
+        <w:rPr>
+          <w:sz w:val="24"/>
+          <w:szCs w:val="24"/>
+        </w:rPr>
+        <w:fldChar w:fldCharType="separate"/>
+      </w:r>
+      <w:r>
+        <w:rPr>
+          <w:noProof/>
+          <w:sz w:val="24"/>
+          <w:szCs w:val="24"/>
+        </w:rPr>
+        <w:t>1</w:t>
+      </w:r>
+      <w:r>
+        <w:rPr>
+          <w:sz w:val="24"/>
+          <w:szCs w:val="24"/>
+        </w:rPr>
+        <w:fldChar w:fldCharType="end"/>
+      </w:r>
+      <w:r>
+        <w:rPr>
+          <w:sz w:val="24"/>
+          <w:szCs w:val="24"/>
+        </w:rPr>
+        <w:t>: Diagramme de cas d'utilisation global</w:t>
+      </w:r>
+    </w:p>
+    <w:p>
+      <w:pPr>
         <w:spacing w:line="360" w:lineRule="auto"/>
         <w:jc w:val="both"/>
       </w:pPr>
@@ -8054,31 +7142,7 @@
               <w:rPr>
                 <w:rFonts w:ascii="Times New Roman" w:hAnsi="Times New Roman" w:cs="Times New Roman"/>
               </w:rPr>
-              <w:t xml:space="preserve"> : </w:t>
-            </w:r>
-            <w:r>
-              <w:rPr>
-                <w:rFonts w:ascii="Times New Roman" w:hAnsi="Times New Roman" w:cs="Times New Roman"/>
-              </w:rPr>
-              <w:t xml:space="preserve">permettre à l’utilisateur d’utiliser les fonctionnalités du système de </w:t>
-            </w:r>
-            <w:r>
-              <w:rPr>
-                <w:rFonts w:ascii="Times New Roman" w:hAnsi="Times New Roman" w:cs="Times New Roman"/>
-              </w:rPr>
-              <w:t xml:space="preserve">manière </w:t>
-            </w:r>
-            <w:r>
-              <w:rPr>
-                <w:rFonts w:ascii="Times New Roman" w:hAnsi="Times New Roman" w:cs="Times New Roman"/>
-              </w:rPr>
-              <w:t>sécurisée</w:t>
-            </w:r>
-            <w:r>
-              <w:rPr>
-                <w:rFonts w:ascii="Times New Roman" w:hAnsi="Times New Roman" w:cs="Times New Roman"/>
-              </w:rPr>
-              <w:t xml:space="preserve">. </w:t>
+              <w:t xml:space="preserve"> : permettre à l’utilisateur d’utiliser les fonctionnalités du système de manière sécurisée. </w:t>
             </w:r>
           </w:p>
           <w:p>
@@ -8102,13 +7166,7 @@
               <w:rPr>
                 <w:rFonts w:ascii="Times New Roman" w:hAnsi="Times New Roman" w:cs="Times New Roman"/>
               </w:rPr>
-              <w:t xml:space="preserve"> : </w:t>
-            </w:r>
-            <w:r>
-              <w:rPr>
-                <w:rFonts w:ascii="Times New Roman" w:hAnsi="Times New Roman" w:cs="Times New Roman"/>
-              </w:rPr>
-              <w:t>client, prestataire, gérant.</w:t>
+              <w:t xml:space="preserve"> : client, prestataire, gérant.</w:t>
             </w:r>
           </w:p>
           <w:p>
@@ -8132,31 +7190,7 @@
               <w:rPr>
                 <w:rFonts w:ascii="Times New Roman" w:hAnsi="Times New Roman" w:cs="Times New Roman"/>
               </w:rPr>
-              <w:t xml:space="preserve"> : </w:t>
-            </w:r>
-            <w:r>
-              <w:rPr>
-                <w:rFonts w:ascii="Times New Roman" w:hAnsi="Times New Roman" w:cs="Times New Roman"/>
-              </w:rPr>
-              <w:t>09</w:t>
-            </w:r>
-            <w:r>
-              <w:rPr>
-                <w:rFonts w:ascii="Times New Roman" w:hAnsi="Times New Roman" w:cs="Times New Roman"/>
-              </w:rPr>
-              <w:t>/0</w:t>
-            </w:r>
-            <w:r>
-              <w:rPr>
-                <w:rFonts w:ascii="Times New Roman" w:hAnsi="Times New Roman" w:cs="Times New Roman"/>
-              </w:rPr>
-              <w:t>7</w:t>
-            </w:r>
-            <w:r>
-              <w:rPr>
-                <w:rFonts w:ascii="Times New Roman" w:hAnsi="Times New Roman" w:cs="Times New Roman"/>
-              </w:rPr>
-              <w:t>/2026</w:t>
+              <w:t xml:space="preserve"> : 09/07/2026</w:t>
             </w:r>
           </w:p>
           <w:p>
@@ -8174,6 +7208,7 @@
                 <w:i/>
                 <w:iCs/>
               </w:rPr>
+              <w:lastRenderedPageBreak/>
               <w:t>Responsable</w:t>
             </w:r>
             <w:r>
@@ -8200,7 +7235,6 @@
                 <w:i/>
                 <w:iCs/>
               </w:rPr>
-              <w:lastRenderedPageBreak/>
               <w:t>Version</w:t>
             </w:r>
             <w:r>
@@ -8282,43 +7316,7 @@
               <w:rPr>
                 <w:rFonts w:ascii="Times New Roman" w:hAnsi="Times New Roman" w:cs="Times New Roman"/>
               </w:rPr>
-              <w:t>L’utilisateur</w:t>
-            </w:r>
-            <w:r>
-              <w:rPr>
-                <w:rFonts w:ascii="Times New Roman" w:hAnsi="Times New Roman" w:cs="Times New Roman"/>
-              </w:rPr>
-              <w:t xml:space="preserve"> (</w:t>
-            </w:r>
-            <w:r>
-              <w:rPr>
-                <w:rFonts w:ascii="Times New Roman" w:hAnsi="Times New Roman" w:cs="Times New Roman"/>
-              </w:rPr>
-              <w:t>le client,</w:t>
-            </w:r>
-            <w:r>
-              <w:rPr>
-                <w:rFonts w:ascii="Times New Roman" w:hAnsi="Times New Roman" w:cs="Times New Roman"/>
-              </w:rPr>
-              <w:t xml:space="preserve"> </w:t>
-            </w:r>
-            <w:r>
-              <w:rPr>
-                <w:rFonts w:ascii="Times New Roman" w:hAnsi="Times New Roman" w:cs="Times New Roman"/>
-              </w:rPr>
-              <w:t>le prestataire ou le gérant</w:t>
-            </w:r>
-            <w:r>
-              <w:rPr>
-                <w:rFonts w:ascii="Times New Roman" w:hAnsi="Times New Roman" w:cs="Times New Roman"/>
-              </w:rPr>
-              <w:t>) possède déjà un compte actif</w:t>
-            </w:r>
-            <w:r>
-              <w:rPr>
-                <w:rFonts w:ascii="Times New Roman" w:hAnsi="Times New Roman" w:cs="Times New Roman"/>
-              </w:rPr>
-              <w:t>.</w:t>
+              <w:t>L’utilisateur (le client, le prestataire ou le gérant) possède déjà un compte actif.</w:t>
             </w:r>
           </w:p>
         </w:tc>
@@ -8369,19 +7367,7 @@
               <w:rPr>
                 <w:rFonts w:ascii="Times New Roman" w:hAnsi="Times New Roman" w:cs="Times New Roman"/>
               </w:rPr>
-              <w:t>L’</w:t>
-            </w:r>
-            <w:r>
-              <w:rPr>
-                <w:rFonts w:ascii="Times New Roman" w:hAnsi="Times New Roman" w:cs="Times New Roman"/>
-              </w:rPr>
-              <w:t>utilisateur</w:t>
-            </w:r>
-            <w:r>
-              <w:rPr>
-                <w:rFonts w:ascii="Times New Roman" w:hAnsi="Times New Roman" w:cs="Times New Roman"/>
-              </w:rPr>
-              <w:t xml:space="preserve"> demande à se connecter.</w:t>
+              <w:t>L’utilisateur demande à se connecter.</w:t>
             </w:r>
           </w:p>
           <w:p>
@@ -8423,13 +7409,7 @@
               <w:rPr>
                 <w:rFonts w:ascii="Times New Roman" w:hAnsi="Times New Roman" w:cs="Times New Roman"/>
               </w:rPr>
-              <w:t>L’utilisateur saisit ses identifiants</w:t>
-            </w:r>
-            <w:r>
-              <w:rPr>
-                <w:rFonts w:ascii="Times New Roman" w:hAnsi="Times New Roman" w:cs="Times New Roman"/>
-              </w:rPr>
-              <w:t>.</w:t>
+              <w:t>L’utilisateur saisit ses identifiants.</w:t>
             </w:r>
           </w:p>
           <w:p>
@@ -8479,19 +7459,7 @@
               <w:rPr>
                 <w:rFonts w:ascii="Times New Roman" w:hAnsi="Times New Roman" w:cs="Times New Roman"/>
               </w:rPr>
-              <w:t xml:space="preserve">Le système authentifie l'utilisateur et lui donne accès aux fonctionnalités correspondant à son </w:t>
-            </w:r>
-            <w:r>
-              <w:rPr>
-                <w:rFonts w:ascii="Times New Roman" w:hAnsi="Times New Roman" w:cs="Times New Roman"/>
-              </w:rPr>
-              <w:t>rôle</w:t>
-            </w:r>
-            <w:r>
-              <w:rPr>
-                <w:rFonts w:ascii="Times New Roman" w:hAnsi="Times New Roman" w:cs="Times New Roman"/>
-              </w:rPr>
-              <w:t>.</w:t>
+              <w:t>Le système authentifie l'utilisateur et lui donne accès aux fonctionnalités correspondant à son rôle.</w:t>
             </w:r>
           </w:p>
         </w:tc>
@@ -8608,13 +7576,7 @@
               <w:rPr>
                 <w:rFonts w:ascii="Times New Roman" w:hAnsi="Times New Roman" w:cs="Times New Roman"/>
               </w:rPr>
-              <w:t>L’utilisateur</w:t>
-            </w:r>
-            <w:r>
-              <w:rPr>
-                <w:rFonts w:ascii="Times New Roman" w:hAnsi="Times New Roman" w:cs="Times New Roman"/>
-              </w:rPr>
-              <w:t xml:space="preserve"> </w:t>
+              <w:t xml:space="preserve">L’utilisateur </w:t>
             </w:r>
             <w:r>
               <w:rPr>
@@ -8726,19 +7688,7 @@
               <w:rPr>
                 <w:rFonts w:ascii="Times New Roman" w:hAnsi="Times New Roman" w:cs="Times New Roman"/>
               </w:rPr>
-              <w:t xml:space="preserve"> : «</w:t>
-            </w:r>
-            <w:r>
-              <w:rPr>
-                <w:rFonts w:ascii="Times New Roman" w:hAnsi="Times New Roman" w:cs="Times New Roman"/>
-              </w:rPr>
-              <w:t xml:space="preserve"> </w:t>
-            </w:r>
-            <w:r>
-              <w:rPr>
-                <w:rFonts w:ascii="Times New Roman" w:hAnsi="Times New Roman" w:cs="Times New Roman"/>
-              </w:rPr>
-              <w:t xml:space="preserve">réserver un rendez-vous » </w:t>
+              <w:t xml:space="preserve"> : « réserver un rendez-vous » </w:t>
             </w:r>
           </w:p>
           <w:p>
@@ -8762,13 +7712,7 @@
               <w:rPr>
                 <w:rFonts w:ascii="Times New Roman" w:hAnsi="Times New Roman" w:cs="Times New Roman"/>
               </w:rPr>
-              <w:t xml:space="preserve"> : permettre </w:t>
-            </w:r>
-            <w:r>
-              <w:rPr>
-                <w:rFonts w:ascii="Times New Roman" w:hAnsi="Times New Roman" w:cs="Times New Roman"/>
-              </w:rPr>
-              <w:t xml:space="preserve">au client des rendez-vous pour des prestations de manière efficace et sûre. </w:t>
+              <w:t xml:space="preserve"> : permettre au client des rendez-vous pour des prestations de manière efficace et sûre. </w:t>
             </w:r>
           </w:p>
           <w:p>
@@ -9184,6 +8128,7 @@
               <w:rPr>
                 <w:rFonts w:ascii="Times New Roman" w:hAnsi="Times New Roman" w:cs="Times New Roman"/>
               </w:rPr>
+              <w:lastRenderedPageBreak/>
               <w:t>L</w:t>
             </w:r>
             <w:r>
@@ -9217,7 +8162,6 @@
               <w:rPr>
                 <w:rFonts w:ascii="Times New Roman" w:hAnsi="Times New Roman" w:cs="Times New Roman"/>
               </w:rPr>
-              <w:lastRenderedPageBreak/>
               <w:t xml:space="preserve">Le système vérifie à nouveau la disponibilité du créneau </w:t>
             </w:r>
             <w:r>
@@ -9330,19 +8274,7 @@
               </w:rPr>
             </w:pPr>
             <w:r>
-              <w:t>Le système affiche le message « </w:t>
-            </w:r>
-            <w:r>
-              <w:t>: Aucun créneau disponible pour la date</w:t>
-            </w:r>
-            <w:r>
-              <w:t xml:space="preserve"> ou le prestataire</w:t>
-            </w:r>
-            <w:r>
-              <w:t xml:space="preserve"> choisi</w:t>
-            </w:r>
-            <w:r>
-              <w:t>e » le processus reprend à l’étape 8 du scénario nominal.</w:t>
+              <w:t>Le système affiche le message « : Aucun créneau disponible pour la date ou le prestataire choisie » le processus reprend à l’étape 8 du scénario nominal.</w:t>
             </w:r>
           </w:p>
           <w:p>
@@ -9795,19 +8727,7 @@
               <w:rPr>
                 <w:rFonts w:ascii="Times New Roman" w:hAnsi="Times New Roman" w:cs="Times New Roman"/>
               </w:rPr>
-              <w:t xml:space="preserve">demande à reporter </w:t>
-            </w:r>
-            <w:r>
-              <w:rPr>
-                <w:rFonts w:ascii="Times New Roman" w:hAnsi="Times New Roman" w:cs="Times New Roman"/>
-              </w:rPr>
-              <w:t>un</w:t>
-            </w:r>
-            <w:r>
-              <w:rPr>
-                <w:rFonts w:ascii="Times New Roman" w:hAnsi="Times New Roman" w:cs="Times New Roman"/>
-              </w:rPr>
-              <w:t xml:space="preserve"> rendez-vous</w:t>
+              <w:t>demande à reporter un rendez-vous</w:t>
             </w:r>
             <w:r>
               <w:rPr>
@@ -9906,13 +8826,7 @@
               <w:rPr>
                 <w:rFonts w:ascii="Times New Roman" w:hAnsi="Times New Roman" w:cs="Times New Roman"/>
               </w:rPr>
-              <w:t>s disponibilités</w:t>
-            </w:r>
-            <w:r>
-              <w:rPr>
-                <w:rFonts w:ascii="Times New Roman" w:hAnsi="Times New Roman" w:cs="Times New Roman"/>
-              </w:rPr>
-              <w:t xml:space="preserve"> pour cette date</w:t>
+              <w:t>s disponibilités pour cette date</w:t>
             </w:r>
             <w:r>
               <w:rPr>
@@ -10009,6 +8923,7 @@
               <w:rPr>
                 <w:rFonts w:ascii="Times New Roman" w:hAnsi="Times New Roman" w:cs="Times New Roman"/>
               </w:rPr>
+              <w:lastRenderedPageBreak/>
               <w:t xml:space="preserve">Le système vérifie à nouveau la disponibilité du créneau </w:t>
             </w:r>
             <w:r>
@@ -10044,7 +8959,6 @@
               <w:rPr>
                 <w:rFonts w:ascii="Times New Roman" w:hAnsi="Times New Roman" w:cs="Times New Roman"/>
               </w:rPr>
-              <w:lastRenderedPageBreak/>
               <w:t>Le système notifie la confirmation d</w:t>
             </w:r>
             <w:r>
@@ -10057,19 +8971,7 @@
               <w:rPr>
                 <w:rFonts w:ascii="Times New Roman" w:hAnsi="Times New Roman" w:cs="Times New Roman"/>
               </w:rPr>
-              <w:t xml:space="preserve"> </w:t>
-            </w:r>
-            <w:r>
-              <w:rPr>
-                <w:rFonts w:ascii="Times New Roman" w:hAnsi="Times New Roman" w:cs="Times New Roman"/>
-              </w:rPr>
-              <w:t>report</w:t>
-            </w:r>
-            <w:r>
-              <w:rPr>
-                <w:rFonts w:ascii="Times New Roman" w:hAnsi="Times New Roman" w:cs="Times New Roman"/>
-              </w:rPr>
-              <w:t>.</w:t>
+              <w:t xml:space="preserve"> report.</w:t>
             </w:r>
           </w:p>
         </w:tc>
@@ -10239,12 +9141,6 @@
     </w:p>
     <w:p>
       <w:pPr>
-        <w:spacing w:line="360" w:lineRule="auto"/>
-        <w:jc w:val="both"/>
-      </w:pPr>
-    </w:p>
-    <w:p>
-      <w:pPr>
         <w:pStyle w:val="Titre3"/>
         <w:numPr>
           <w:ilvl w:val="0"/>
@@ -10273,19 +9169,7 @@
         <w:jc w:val="both"/>
       </w:pPr>
       <w:r>
-        <w:t>Le diagramme de classe est l'un des piliers fondamentaux de la modélisation orientée objet. Il</w:t>
-      </w:r>
-      <w:r>
-        <w:t xml:space="preserve"> </w:t>
-      </w:r>
-      <w:r>
-        <w:t>constitue le seul diagramme véritablement incontournable, car il structure les entités du</w:t>
-      </w:r>
-      <w:r>
-        <w:t xml:space="preserve"> </w:t>
-      </w:r>
-      <w:r>
-        <w:t>système ainsi que leurs relations.</w:t>
+        <w:t>Le diagramme de classe est l'un des piliers fondamentaux de la modélisation orientée objet. Il constitue le seul diagramme véritablement incontournable, car il structure les entités du système ainsi que leurs relations.</w:t>
       </w:r>
     </w:p>
     <w:p>
@@ -10313,7 +9197,7 @@
                     <pic:cNvPicPr/>
                   </pic:nvPicPr>
                   <pic:blipFill>
-                    <a:blip r:embed="rId16" cstate="print">
+                    <a:blip r:embed="rId17" cstate="print">
                       <a:extLst>
                         <a:ext uri="{28A0092B-C50C-407E-A947-70E740481C1C}">
                           <a14:useLocalDpi xmlns:a14="http://schemas.microsoft.com/office/drawing/2010/main" val="0"/>
@@ -10342,15 +9226,63 @@
     </w:p>
     <w:p>
       <w:pPr>
-        <w:spacing w:line="360" w:lineRule="auto"/>
-        <w:jc w:val="both"/>
-      </w:pPr>
-    </w:p>
-    <w:p>
-      <w:pPr>
-        <w:spacing w:line="360" w:lineRule="auto"/>
-        <w:jc w:val="both"/>
-      </w:pPr>
+        <w:pStyle w:val="Lgende"/>
+        <w:jc w:val="center"/>
+        <w:rPr>
+          <w:sz w:val="24"/>
+          <w:szCs w:val="24"/>
+        </w:rPr>
+      </w:pPr>
+      <w:r>
+        <w:rPr>
+          <w:sz w:val="24"/>
+          <w:szCs w:val="24"/>
+        </w:rPr>
+        <w:t xml:space="preserve">Figure </w:t>
+      </w:r>
+      <w:r>
+        <w:rPr>
+          <w:sz w:val="24"/>
+          <w:szCs w:val="24"/>
+        </w:rPr>
+        <w:fldChar w:fldCharType="begin"/>
+      </w:r>
+      <w:r>
+        <w:rPr>
+          <w:sz w:val="24"/>
+          <w:szCs w:val="24"/>
+        </w:rPr>
+        <w:instrText xml:space="preserve"> SEQ Figure \* ARABIC </w:instrText>
+      </w:r>
+      <w:r>
+        <w:rPr>
+          <w:sz w:val="24"/>
+          <w:szCs w:val="24"/>
+        </w:rPr>
+        <w:fldChar w:fldCharType="separate"/>
+      </w:r>
+      <w:r>
+        <w:rPr>
+          <w:noProof/>
+          <w:sz w:val="24"/>
+          <w:szCs w:val="24"/>
+        </w:rPr>
+        <w:t>2</w:t>
+      </w:r>
+      <w:r>
+        <w:rPr>
+          <w:sz w:val="24"/>
+          <w:szCs w:val="24"/>
+        </w:rPr>
+        <w:fldChar w:fldCharType="end"/>
+      </w:r>
+      <w:r>
+        <w:rPr>
+          <w:sz w:val="24"/>
+          <w:szCs w:val="24"/>
+        </w:rPr>
+        <w:t>: Diagramme de classe global</w:t>
+      </w:r>
     </w:p>
     <w:p>
       <w:pPr>
@@ -10383,20 +9315,8 @@
         <w:jc w:val="both"/>
       </w:pPr>
       <w:r>
-        <w:t>Le diagramme de séquence est un type de diagramme UML qui permet de modéliser les</w:t>
-      </w:r>
-      <w:r>
-        <w:t xml:space="preserve"> </w:t>
-      </w:r>
-      <w:r>
-        <w:t>interactions entre les objets ou les acteurs d'un système, dans l'ordre chronologique.</w:t>
-      </w:r>
-    </w:p>
-    <w:p>
-      <w:pPr>
-        <w:spacing w:line="360" w:lineRule="auto"/>
-        <w:jc w:val="both"/>
-      </w:pPr>
+        <w:t>Le diagramme de séquence est un type de diagramme UML qui permet de modéliser les interactions entre les objets ou les acteurs d'un système, dans l'ordre chronologique.</w:t>
+      </w:r>
     </w:p>
     <w:p>
       <w:pPr>
@@ -10458,7 +9378,7 @@
                     <pic:cNvPicPr/>
                   </pic:nvPicPr>
                   <pic:blipFill>
-                    <a:blip r:embed="rId17">
+                    <a:blip r:embed="rId18">
                       <a:extLst>
                         <a:ext uri="{28A0092B-C50C-407E-A947-70E740481C1C}">
                           <a14:useLocalDpi xmlns:a14="http://schemas.microsoft.com/office/drawing/2010/main" val="0"/>
@@ -10488,6 +9408,66 @@
     <w:p/>
     <w:p>
       <w:pPr>
+        <w:pStyle w:val="Lgende"/>
+        <w:jc w:val="center"/>
+        <w:rPr>
+          <w:sz w:val="24"/>
+          <w:szCs w:val="24"/>
+        </w:rPr>
+      </w:pPr>
+      <w:r>
+        <w:rPr>
+          <w:sz w:val="24"/>
+          <w:szCs w:val="24"/>
+        </w:rPr>
+        <w:t xml:space="preserve">Figure </w:t>
+      </w:r>
+      <w:r>
+        <w:rPr>
+          <w:sz w:val="24"/>
+          <w:szCs w:val="24"/>
+        </w:rPr>
+        <w:fldChar w:fldCharType="begin"/>
+      </w:r>
+      <w:r>
+        <w:rPr>
+          <w:sz w:val="24"/>
+          <w:szCs w:val="24"/>
+        </w:rPr>
+        <w:instrText xml:space="preserve"> SEQ Figure \* ARABIC </w:instrText>
+      </w:r>
+      <w:r>
+        <w:rPr>
+          <w:sz w:val="24"/>
+          <w:szCs w:val="24"/>
+        </w:rPr>
+        <w:fldChar w:fldCharType="separate"/>
+      </w:r>
+      <w:r>
+        <w:rPr>
+          <w:noProof/>
+          <w:sz w:val="24"/>
+          <w:szCs w:val="24"/>
+        </w:rPr>
+        <w:t>3</w:t>
+      </w:r>
+      <w:r>
+        <w:rPr>
+          <w:sz w:val="24"/>
+          <w:szCs w:val="24"/>
+        </w:rPr>
+        <w:fldChar w:fldCharType="end"/>
+      </w:r>
+      <w:r>
+        <w:rPr>
+          <w:sz w:val="24"/>
+          <w:szCs w:val="24"/>
+        </w:rPr>
+        <w:t>: Diagramme de séquence du cas d’utilisation « Réserver un rendez-vous »</w:t>
+      </w:r>
+    </w:p>
+    <w:p>
+      <w:pPr>
         <w:pStyle w:val="Titre4"/>
         <w:numPr>
           <w:ilvl w:val="0"/>
@@ -10516,9 +9496,9 @@
           <w:noProof/>
         </w:rPr>
         <w:drawing>
-          <wp:inline distT="0" distB="0" distL="0" distR="0" wp14:anchorId="67F8A4DD" wp14:editId="23661580">
-            <wp:extent cx="5502910" cy="3857625"/>
-            <wp:effectExtent l="0" t="0" r="2540" b="9525"/>
+          <wp:inline distT="0" distB="0" distL="0" distR="0" wp14:anchorId="67F8A4DD" wp14:editId="74AFEA69">
+            <wp:extent cx="5488305" cy="4323283"/>
+            <wp:effectExtent l="0" t="0" r="0" b="1270"/>
             <wp:docPr id="21" name="Image 21"/>
             <wp:cNvGraphicFramePr>
               <a:graphicFrameLocks xmlns:a="http://schemas.openxmlformats.org/drawingml/2006/main" noChangeAspect="1"/>
@@ -10531,7 +9511,7 @@
                     <pic:cNvPicPr/>
                   </pic:nvPicPr>
                   <pic:blipFill>
-                    <a:blip r:embed="rId18">
+                    <a:blip r:embed="rId19">
                       <a:extLst>
                         <a:ext uri="{28A0092B-C50C-407E-A947-70E740481C1C}">
                           <a14:useLocalDpi xmlns:a14="http://schemas.microsoft.com/office/drawing/2010/main" val="0"/>
@@ -10545,7 +9525,7 @@
                   <pic:spPr>
                     <a:xfrm>
                       <a:off x="0" y="0"/>
-                      <a:ext cx="5502910" cy="3857625"/>
+                      <a:ext cx="5519407" cy="4347783"/>
                     </a:xfrm>
                     <a:prstGeom prst="rect">
                       <a:avLst/>
@@ -10559,6 +9539,68 @@
       </w:r>
     </w:p>
     <w:p/>
+    <w:p>
+      <w:pPr>
+        <w:pStyle w:val="Lgende"/>
+        <w:jc w:val="center"/>
+        <w:rPr>
+          <w:sz w:val="24"/>
+          <w:szCs w:val="24"/>
+        </w:rPr>
+      </w:pPr>
+      <w:r>
+        <w:rPr>
+          <w:sz w:val="24"/>
+          <w:szCs w:val="24"/>
+        </w:rPr>
+        <w:t xml:space="preserve">Figure </w:t>
+      </w:r>
+      <w:r>
+        <w:rPr>
+          <w:sz w:val="24"/>
+          <w:szCs w:val="24"/>
+        </w:rPr>
+        <w:fldChar w:fldCharType="begin"/>
+      </w:r>
+      <w:r>
+        <w:rPr>
+          <w:sz w:val="24"/>
+          <w:szCs w:val="24"/>
+        </w:rPr>
+        <w:instrText xml:space="preserve"> SEQ Figure \* ARABIC </w:instrText>
+      </w:r>
+      <w:r>
+        <w:rPr>
+          <w:sz w:val="24"/>
+          <w:szCs w:val="24"/>
+        </w:rPr>
+        <w:fldChar w:fldCharType="separate"/>
+      </w:r>
+      <w:r>
+        <w:rPr>
+          <w:noProof/>
+          <w:sz w:val="24"/>
+          <w:szCs w:val="24"/>
+        </w:rPr>
+        <w:t>4</w:t>
+      </w:r>
+      <w:r>
+        <w:rPr>
+          <w:sz w:val="24"/>
+          <w:szCs w:val="24"/>
+        </w:rPr>
+        <w:fldChar w:fldCharType="end"/>
+      </w:r>
+      <w:r>
+        <w:rPr>
+          <w:sz w:val="24"/>
+          <w:szCs w:val="24"/>
+        </w:rPr>
+        <w:t>: Diagramme de séquence du cas d’utilisation « annuler un rendez-vous »</w:t>
+      </w:r>
+    </w:p>
+    <w:p/>
+    <w:p/>
     <w:p/>
     <w:p>
       <w:pPr>
@@ -10569,15 +9611,414 @@
         </w:numPr>
         <w:jc w:val="center"/>
         <w:rPr>
+          <w:b/>
+          <w:bCs/>
           <w:color w:val="auto"/>
         </w:rPr>
       </w:pPr>
       <w:r>
         <w:rPr>
+          <w:b/>
+          <w:bCs/>
           <w:color w:val="auto"/>
         </w:rPr>
         <w:t>Diagramme d’activité</w:t>
       </w:r>
+    </w:p>
+    <w:p/>
+    <w:p>
+      <w:pPr>
+        <w:spacing w:line="360" w:lineRule="auto"/>
+        <w:jc w:val="both"/>
+      </w:pPr>
+      <w:r>
+        <w:t>Les diagrammes d’activités permettent de mettre l’accent sur les traitements. Ils sont donc particulièrement adaptés à la modélisation du cheminement des flots de contrôle et de</w:t>
+      </w:r>
+      <w:r>
+        <w:t xml:space="preserve"> </w:t>
+      </w:r>
+      <w:r>
+        <w:t>flots des données. Ils permettent ainsi de représenter graphiquement le comportement</w:t>
+      </w:r>
+      <w:r>
+        <w:t xml:space="preserve"> </w:t>
+      </w:r>
+      <w:r>
+        <w:t>d’une méthode ou le déroulement d’un cas d’utilisation. Nous présentons ici quelques diagrammes d’activités de notre système.</w:t>
+      </w:r>
+    </w:p>
+    <w:p>
+      <w:pPr>
+        <w:spacing w:line="360" w:lineRule="auto"/>
+        <w:jc w:val="both"/>
+      </w:pPr>
+    </w:p>
+    <w:p>
+      <w:pPr>
+        <w:spacing w:line="360" w:lineRule="auto"/>
+        <w:jc w:val="both"/>
+      </w:pPr>
+    </w:p>
+    <w:p>
+      <w:pPr>
+        <w:spacing w:line="360" w:lineRule="auto"/>
+        <w:jc w:val="both"/>
+      </w:pPr>
+    </w:p>
+    <w:p>
+      <w:pPr>
+        <w:spacing w:line="360" w:lineRule="auto"/>
+        <w:jc w:val="both"/>
+      </w:pPr>
+    </w:p>
+    <w:p>
+      <w:pPr>
+        <w:spacing w:line="360" w:lineRule="auto"/>
+        <w:jc w:val="both"/>
+      </w:pPr>
+    </w:p>
+    <w:p/>
+    <w:p>
+      <w:pPr>
+        <w:pStyle w:val="Titre4"/>
+        <w:numPr>
+          <w:ilvl w:val="0"/>
+          <w:numId w:val="66"/>
+        </w:numPr>
+        <w:jc w:val="center"/>
+        <w:rPr>
+          <w:b/>
+          <w:bCs/>
+          <w:color w:val="auto"/>
+        </w:rPr>
+      </w:pPr>
+      <w:r>
+        <w:rPr>
+          <w:b/>
+          <w:bCs/>
+          <w:color w:val="auto"/>
+        </w:rPr>
+        <w:lastRenderedPageBreak/>
+        <w:t>Diagramme d’activité de « réserver un rendez-vous »</w:t>
+      </w:r>
+    </w:p>
+    <w:p/>
+    <w:p>
+      <w:pPr>
+        <w:rPr>
+          <w:noProof/>
+        </w:rPr>
+      </w:pPr>
+      <w:r>
+        <w:rPr>
+          <w:noProof/>
+        </w:rPr>
+        <mc:AlternateContent>
+          <mc:Choice Requires="wps">
+            <w:drawing>
+              <wp:anchor distT="0" distB="0" distL="114300" distR="114300" simplePos="0" relativeHeight="251678720" behindDoc="0" locked="0" layoutInCell="1" allowOverlap="1" wp14:anchorId="012A8015" wp14:editId="1E26741C">
+                <wp:simplePos x="0" y="0"/>
+                <wp:positionH relativeFrom="page">
+                  <wp:posOffset>2584450</wp:posOffset>
+                </wp:positionH>
+                <wp:positionV relativeFrom="paragraph">
+                  <wp:posOffset>5080</wp:posOffset>
+                </wp:positionV>
+                <wp:extent cx="2381250" cy="7822565"/>
+                <wp:effectExtent l="0" t="0" r="0" b="6985"/>
+                <wp:wrapNone/>
+                <wp:docPr id="29" name="Zone de texte 29"/>
+                <wp:cNvGraphicFramePr/>
+                <a:graphic xmlns:a="http://schemas.openxmlformats.org/drawingml/2006/main">
+                  <a:graphicData uri="http://schemas.microsoft.com/office/word/2010/wordprocessingShape">
+                    <wps:wsp>
+                      <wps:cNvSpPr txBox="1"/>
+                      <wps:spPr>
+                        <a:xfrm>
+                          <a:off x="0" y="0"/>
+                          <a:ext cx="2381250" cy="7822565"/>
+                        </a:xfrm>
+                        <a:prstGeom prst="rect">
+                          <a:avLst/>
+                        </a:prstGeom>
+                        <a:solidFill>
+                          <a:schemeClr val="lt1"/>
+                        </a:solidFill>
+                        <a:ln w="6350">
+                          <a:noFill/>
+                        </a:ln>
+                      </wps:spPr>
+                      <wps:txbx>
+                        <w:txbxContent>
+                          <w:p>
+                            <w:r>
+                              <w:rPr>
+                                <w:noProof/>
+                              </w:rPr>
+                              <w:drawing>
+                                <wp:inline distT="0" distB="0" distL="0" distR="0" wp14:anchorId="668E1CB8" wp14:editId="025FDB25">
+                                  <wp:extent cx="1927860" cy="7531100"/>
+                                  <wp:effectExtent l="0" t="0" r="0" b="0"/>
+                                  <wp:docPr id="47" name="Image 47"/>
+                                  <wp:cNvGraphicFramePr>
+                                    <a:graphicFrameLocks xmlns:a="http://schemas.openxmlformats.org/drawingml/2006/main" noChangeAspect="1"/>
+                                  </wp:cNvGraphicFramePr>
+                                  <a:graphic xmlns:a="http://schemas.openxmlformats.org/drawingml/2006/main">
+                                    <a:graphicData uri="http://schemas.openxmlformats.org/drawingml/2006/picture">
+                                      <pic:pic xmlns:pic="http://schemas.openxmlformats.org/drawingml/2006/picture">
+                                        <pic:nvPicPr>
+                                          <pic:cNvPr id="30" name="Image 30"/>
+                                          <pic:cNvPicPr/>
+                                        </pic:nvPicPr>
+                                        <pic:blipFill>
+                                          <a:blip r:embed="rId20">
+                                            <a:extLst>
+                                              <a:ext uri="{28A0092B-C50C-407E-A947-70E740481C1C}">
+                                                <a14:useLocalDpi xmlns:a14="http://schemas.microsoft.com/office/drawing/2010/main" val="0"/>
+                                              </a:ext>
+                                            </a:extLst>
+                                          </a:blip>
+                                          <a:stretch>
+                                            <a:fillRect/>
+                                          </a:stretch>
+                                        </pic:blipFill>
+                                        <pic:spPr>
+                                          <a:xfrm>
+                                            <a:off x="0" y="0"/>
+                                            <a:ext cx="1952015" cy="7625461"/>
+                                          </a:xfrm>
+                                          <a:prstGeom prst="rect">
+                                            <a:avLst/>
+                                          </a:prstGeom>
+                                        </pic:spPr>
+                                      </pic:pic>
+                                    </a:graphicData>
+                                  </a:graphic>
+                                </wp:inline>
+                              </w:drawing>
+                            </w:r>
+                          </w:p>
+                        </w:txbxContent>
+                      </wps:txbx>
+                      <wps:bodyPr rot="0" spcFirstLastPara="0" vertOverflow="overflow" horzOverflow="overflow" vert="horz" wrap="square" lIns="91440" tIns="45720" rIns="91440" bIns="45720" numCol="1" spcCol="0" rtlCol="0" fromWordArt="0" anchor="t" anchorCtr="0" forceAA="0" compatLnSpc="1">
+                        <a:prstTxWarp prst="textNoShape">
+                          <a:avLst/>
+                        </a:prstTxWarp>
+                        <a:noAutofit/>
+                      </wps:bodyPr>
+                    </wps:wsp>
+                  </a:graphicData>
+                </a:graphic>
+                <wp14:sizeRelH relativeFrom="margin">
+                  <wp14:pctWidth>0</wp14:pctWidth>
+                </wp14:sizeRelH>
+                <wp14:sizeRelV relativeFrom="margin">
+                  <wp14:pctHeight>0</wp14:pctHeight>
+                </wp14:sizeRelV>
+              </wp:anchor>
+            </w:drawing>
+          </mc:Choice>
+          <mc:Fallback>
+            <w:pict>
+              <v:shape w14:anchorId="012A8015" id="Zone de texte 29" o:spid="_x0000_s1039" type="#_x0000_t202" style="position:absolute;margin-left:203.5pt;margin-top:.4pt;width:187.5pt;height:615.95pt;z-index:251678720;visibility:visible;mso-wrap-style:square;mso-width-percent:0;mso-height-percent:0;mso-wrap-distance-left:9pt;mso-wrap-distance-top:0;mso-wrap-distance-right:9pt;mso-wrap-distance-bottom:0;mso-position-horizontal:absolute;mso-position-horizontal-relative:page;mso-position-vertical:absolute;mso-position-vertical-relative:text;mso-width-percent:0;mso-height-percent:0;mso-width-relative:margin;mso-height-relative:margin;v-text-anchor:top" o:gfxdata="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" fillcolor="white [3201]" stroked="f" strokeweight=".5pt">
+                <v:textbox>
+                  <w:txbxContent>
+                    <w:p>
+                      <w:r>
+                        <w:rPr>
+                          <w:noProof/>
+                        </w:rPr>
+                        <w:drawing>
+                          <wp:inline distT="0" distB="0" distL="0" distR="0" wp14:anchorId="668E1CB8" wp14:editId="025FDB25">
+                            <wp:extent cx="1927860" cy="7531100"/>
+                            <wp:effectExtent l="0" t="0" r="0" b="0"/>
+                            <wp:docPr id="47" name="Image 47"/>
+                            <wp:cNvGraphicFramePr>
+                              <a:graphicFrameLocks xmlns:a="http://schemas.openxmlformats.org/drawingml/2006/main" noChangeAspect="1"/>
+                            </wp:cNvGraphicFramePr>
+                            <a:graphic xmlns:a="http://schemas.openxmlformats.org/drawingml/2006/main">
+                              <a:graphicData uri="http://schemas.openxmlformats.org/drawingml/2006/picture">
+                                <pic:pic xmlns:pic="http://schemas.openxmlformats.org/drawingml/2006/picture">
+                                  <pic:nvPicPr>
+                                    <pic:cNvPr id="30" name="Image 30"/>
+                                    <pic:cNvPicPr/>
+                                  </pic:nvPicPr>
+                                  <pic:blipFill>
+                                    <a:blip r:embed="rId20">
+                                      <a:extLst>
+                                        <a:ext uri="{28A0092B-C50C-407E-A947-70E740481C1C}">
+                                          <a14:useLocalDpi xmlns:a14="http://schemas.microsoft.com/office/drawing/2010/main" val="0"/>
+                                        </a:ext>
+                                      </a:extLst>
+                                    </a:blip>
+                                    <a:stretch>
+                                      <a:fillRect/>
+                                    </a:stretch>
+                                  </pic:blipFill>
+                                  <pic:spPr>
+                                    <a:xfrm>
+                                      <a:off x="0" y="0"/>
+                                      <a:ext cx="1952015" cy="7625461"/>
+                                    </a:xfrm>
+                                    <a:prstGeom prst="rect">
+                                      <a:avLst/>
+                                    </a:prstGeom>
+                                  </pic:spPr>
+                                </pic:pic>
+                              </a:graphicData>
+                            </a:graphic>
+                          </wp:inline>
+                        </w:drawing>
+                      </w:r>
+                    </w:p>
+                  </w:txbxContent>
+                </v:textbox>
+                <w10:wrap anchorx="page"/>
+              </v:shape>
+            </w:pict>
+          </mc:Fallback>
+        </mc:AlternateContent>
+      </w:r>
+    </w:p>
+    <w:p>
+      <w:pPr>
+        <w:rPr>
+          <w:noProof/>
+        </w:rPr>
+      </w:pPr>
+    </w:p>
+    <w:p>
+      <w:pPr>
+        <w:rPr>
+          <w:noProof/>
+        </w:rPr>
+      </w:pPr>
+    </w:p>
+    <w:p>
+      <w:pPr>
+        <w:rPr>
+          <w:noProof/>
+        </w:rPr>
+      </w:pPr>
+    </w:p>
+    <w:p>
+      <w:pPr>
+        <w:rPr>
+          <w:noProof/>
+        </w:rPr>
+      </w:pPr>
+    </w:p>
+    <w:p>
+      <w:pPr>
+        <w:rPr>
+          <w:noProof/>
+        </w:rPr>
+      </w:pPr>
+    </w:p>
+    <w:p>
+      <w:pPr>
+        <w:rPr>
+          <w:noProof/>
+        </w:rPr>
+      </w:pPr>
+    </w:p>
+    <w:p>
+      <w:pPr>
+        <w:rPr>
+          <w:noProof/>
+        </w:rPr>
+      </w:pPr>
+    </w:p>
+    <w:p>
+      <w:pPr>
+        <w:rPr>
+          <w:noProof/>
+        </w:rPr>
+      </w:pPr>
+    </w:p>
+    <w:p>
+      <w:pPr>
+        <w:rPr>
+          <w:noProof/>
+        </w:rPr>
+      </w:pPr>
+    </w:p>
+    <w:p>
+      <w:pPr>
+        <w:rPr>
+          <w:noProof/>
+        </w:rPr>
+      </w:pPr>
+    </w:p>
+    <w:p>
+      <w:pPr>
+        <w:rPr>
+          <w:noProof/>
+        </w:rPr>
+      </w:pPr>
+    </w:p>
+    <w:p>
+      <w:pPr>
+        <w:rPr>
+          <w:noProof/>
+        </w:rPr>
+      </w:pPr>
+    </w:p>
+    <w:p>
+      <w:pPr>
+        <w:rPr>
+          <w:noProof/>
+        </w:rPr>
+      </w:pPr>
+    </w:p>
+    <w:p>
+      <w:pPr>
+        <w:rPr>
+          <w:noProof/>
+        </w:rPr>
+      </w:pPr>
+    </w:p>
+    <w:p>
+      <w:pPr>
+        <w:rPr>
+          <w:noProof/>
+        </w:rPr>
+      </w:pPr>
+    </w:p>
+    <w:p>
+      <w:pPr>
+        <w:rPr>
+          <w:noProof/>
+        </w:rPr>
+      </w:pPr>
+    </w:p>
+    <w:p>
+      <w:pPr>
+        <w:rPr>
+          <w:noProof/>
+        </w:rPr>
+      </w:pPr>
+    </w:p>
+    <w:p>
+      <w:pPr>
+        <w:rPr>
+          <w:noProof/>
+        </w:rPr>
+      </w:pPr>
+    </w:p>
+    <w:p>
+      <w:pPr>
+        <w:rPr>
+          <w:noProof/>
+        </w:rPr>
+      </w:pPr>
+    </w:p>
+    <w:p>
+      <w:pPr>
+        <w:rPr>
+          <w:noProof/>
+        </w:rPr>
+      </w:pPr>
     </w:p>
     <w:p/>
     <w:p/>
@@ -10602,688 +10043,93 @@
     <w:p/>
     <w:p/>
     <w:p/>
-    <w:p>
-      <w:pPr>
-        <w:pStyle w:val="Titre2"/>
-        <w:numPr>
-          <w:ilvl w:val="0"/>
-          <w:numId w:val="57"/>
-        </w:numPr>
+    <w:p/>
+    <w:p>
+      <w:pPr>
+        <w:pStyle w:val="Lgende"/>
         <w:jc w:val="center"/>
         <w:rPr>
-          <w:color w:val="auto"/>
           <w:sz w:val="24"/>
           <w:szCs w:val="24"/>
         </w:rPr>
       </w:pPr>
       <w:r>
         <w:rPr>
-          <w:color w:val="auto"/>
           <w:sz w:val="24"/>
           <w:szCs w:val="24"/>
         </w:rPr>
-        <w:lastRenderedPageBreak/>
-        <w:t>Choix technologiques</w:t>
+        <w:t xml:space="preserve">Figure </w:t>
+      </w:r>
+      <w:r>
+        <w:rPr>
+          <w:sz w:val="24"/>
+          <w:szCs w:val="24"/>
+        </w:rPr>
+        <w:fldChar w:fldCharType="begin"/>
+      </w:r>
+      <w:r>
+        <w:rPr>
+          <w:sz w:val="24"/>
+          <w:szCs w:val="24"/>
+        </w:rPr>
+        <w:instrText xml:space="preserve"> SEQ Figure \* ARABIC </w:instrText>
+      </w:r>
+      <w:r>
+        <w:rPr>
+          <w:sz w:val="24"/>
+          <w:szCs w:val="24"/>
+        </w:rPr>
+        <w:fldChar w:fldCharType="separate"/>
+      </w:r>
+      <w:r>
+        <w:rPr>
+          <w:noProof/>
+          <w:sz w:val="24"/>
+          <w:szCs w:val="24"/>
+        </w:rPr>
+        <w:t>5</w:t>
+      </w:r>
+      <w:r>
+        <w:rPr>
+          <w:sz w:val="24"/>
+          <w:szCs w:val="24"/>
+        </w:rPr>
+        <w:fldChar w:fldCharType="end"/>
+      </w:r>
+      <w:r>
+        <w:rPr>
+          <w:sz w:val="24"/>
+          <w:szCs w:val="24"/>
+        </w:rPr>
+        <w:t>: Diagramme d'activité de « réserver un rendez-vous »</w:t>
       </w:r>
     </w:p>
     <w:p/>
-    <w:p>
-      <w:pPr>
-        <w:spacing w:line="360" w:lineRule="auto"/>
-        <w:jc w:val="both"/>
-      </w:pPr>
-      <w:r>
-        <w:t>Le choix des technologies utilisées dans le cadre de ce projet a été effectué en tenant compte des exigences fonctionnelles, de la performance, de la maintenabilité et de la facilité d'évolution de la solution. Afin de répondre aux besoins des différents utilisateurs, l'application a été conçue autour d'une architecture moderne reposant sur un backend centralisé, une application web et une application mobile.</w:t>
-      </w:r>
-    </w:p>
-    <w:p>
-      <w:pPr>
-        <w:spacing w:line="360" w:lineRule="auto"/>
-        <w:jc w:val="both"/>
-      </w:pPr>
-    </w:p>
     <w:p>
       <w:pPr>
         <w:pStyle w:val="Titre4"/>
         <w:numPr>
           <w:ilvl w:val="0"/>
-          <w:numId w:val="58"/>
+          <w:numId w:val="66"/>
         </w:numPr>
         <w:jc w:val="center"/>
         <w:rPr>
-          <w:color w:val="auto"/>
-        </w:rPr>
-      </w:pPr>
-      <w:r>
-        <w:rPr>
-          <w:color w:val="auto"/>
-        </w:rPr>
-        <w:t>Technologie Frontend (interface utilisateur)</w:t>
-      </w:r>
-    </w:p>
-    <w:p>
-      <w:pPr>
-        <w:rPr>
-          <w:i/>
-          <w:iCs/>
-        </w:rPr>
-      </w:pPr>
-    </w:p>
-    <w:p>
-      <w:pPr>
-        <w:spacing w:line="360" w:lineRule="auto"/>
-        <w:jc w:val="both"/>
-      </w:pPr>
-      <w:r>
-        <w:t>Le frontend représente l'ensemble des interfaces permettant aux utilisateurs d'interagir avec la plateforme. Dans le cadre de ce projet, deux interfaces distinctes ont été développées : une application web destinée principalement à l'administration du salon et une application mobile destinée aux clients.</w:t>
-      </w:r>
-    </w:p>
-    <w:p>
-      <w:pPr>
-        <w:spacing w:line="360" w:lineRule="auto"/>
-        <w:jc w:val="both"/>
-      </w:pPr>
-    </w:p>
-    <w:p>
-      <w:pPr>
-        <w:spacing w:line="360" w:lineRule="auto"/>
-        <w:jc w:val="both"/>
-      </w:pPr>
-      <w:r>
-        <w:t xml:space="preserve">L'application web a été développée à l'aide de </w:t>
-      </w:r>
-      <w:proofErr w:type="spellStart"/>
-      <w:r>
-        <w:rPr>
           <w:b/>
           <w:bCs/>
-        </w:rPr>
-        <w:t>React</w:t>
-      </w:r>
-      <w:proofErr w:type="spellEnd"/>
-      <w:r>
-        <w:t xml:space="preserve">, une bibliothèque JavaScript développée par Meta. </w:t>
-      </w:r>
-      <w:proofErr w:type="spellStart"/>
+          <w:color w:val="auto"/>
+        </w:rPr>
+      </w:pPr>
       <w:r>
         <w:rPr>
           <w:b/>
           <w:bCs/>
-        </w:rPr>
-        <w:t>React</w:t>
-      </w:r>
-      <w:proofErr w:type="spellEnd"/>
-      <w:r>
-        <w:t xml:space="preserve"> facilite la création d'interfaces utilisateur dynamiques, réactives et modulaires grâce à son architecture basée sur les composants. Son écosystème riche et sa facilité d'intégration avec les </w:t>
-      </w:r>
-      <w:r>
-        <w:rPr>
-          <w:b/>
-          <w:bCs/>
-        </w:rPr>
-        <w:t>API</w:t>
-      </w:r>
-      <w:r>
-        <w:t xml:space="preserve"> </w:t>
-      </w:r>
-      <w:r>
-        <w:rPr>
-          <w:b/>
-          <w:bCs/>
-        </w:rPr>
-        <w:t>REST</w:t>
-      </w:r>
-      <w:r>
-        <w:t xml:space="preserve"> en font une solution adaptée aux applications modernes.</w:t>
-      </w:r>
-    </w:p>
-    <w:p>
-      <w:pPr>
-        <w:spacing w:line="360" w:lineRule="auto"/>
-        <w:jc w:val="both"/>
-      </w:pPr>
-    </w:p>
-    <w:p>
-      <w:pPr>
-        <w:spacing w:line="360" w:lineRule="auto"/>
-        <w:jc w:val="both"/>
-      </w:pPr>
-      <w:r>
-        <w:t xml:space="preserve">L'application mobile a été développée sous </w:t>
-      </w:r>
-      <w:r>
-        <w:rPr>
-          <w:b/>
-          <w:bCs/>
-        </w:rPr>
-        <w:t>Android Studio</w:t>
-      </w:r>
-      <w:r>
-        <w:t xml:space="preserve"> en utilisant les technologies natives </w:t>
-      </w:r>
-      <w:r>
-        <w:rPr>
-          <w:b/>
-          <w:bCs/>
-        </w:rPr>
-        <w:t>Android</w:t>
-      </w:r>
-      <w:r>
-        <w:t xml:space="preserve">. Cette approche permet de proposer une application optimisée pour les appareils </w:t>
-      </w:r>
-      <w:r>
-        <w:rPr>
-          <w:b/>
-          <w:bCs/>
-        </w:rPr>
-        <w:t>Android</w:t>
-      </w:r>
-      <w:r>
-        <w:t xml:space="preserve"> tout en offrant une expérience utilisateur fluide et adaptée aux besoins des clients du salon.</w:t>
-      </w:r>
-    </w:p>
-    <w:p>
-      <w:pPr>
-        <w:spacing w:line="360" w:lineRule="auto"/>
-        <w:jc w:val="both"/>
-      </w:pPr>
-    </w:p>
-    <w:p>
-      <w:pPr>
-        <w:spacing w:line="360" w:lineRule="auto"/>
-        <w:jc w:val="both"/>
-      </w:pPr>
-      <w:r>
-        <w:t>Les principales technologies utilisées pour le développement des interfaces sont :</w:t>
-      </w:r>
-      <w:r>
-        <w:br/>
-      </w:r>
-      <w:proofErr w:type="spellStart"/>
-      <w:r>
-        <w:t>React</w:t>
-      </w:r>
-      <w:proofErr w:type="spellEnd"/>
-      <w:r>
-        <w:t xml:space="preserve"> pour l'application web ;</w:t>
-      </w:r>
-    </w:p>
-    <w:p>
-      <w:pPr>
-        <w:pStyle w:val="Paragraphedeliste"/>
-        <w:numPr>
-          <w:ilvl w:val="0"/>
-          <w:numId w:val="42"/>
-        </w:numPr>
-        <w:spacing w:line="360" w:lineRule="auto"/>
-        <w:jc w:val="both"/>
-      </w:pPr>
-      <w:r>
-        <w:t>Android Studio pour le développement de l'application mobile ;</w:t>
-      </w:r>
-    </w:p>
-    <w:p>
-      <w:pPr>
-        <w:pStyle w:val="Paragraphedeliste"/>
-        <w:numPr>
-          <w:ilvl w:val="0"/>
-          <w:numId w:val="42"/>
-        </w:numPr>
-        <w:spacing w:line="360" w:lineRule="auto"/>
-        <w:jc w:val="both"/>
-      </w:pPr>
-      <w:r>
-        <w:t xml:space="preserve">JavaScript pour le développement des composants </w:t>
-      </w:r>
-      <w:proofErr w:type="spellStart"/>
-      <w:r>
-        <w:t>React</w:t>
-      </w:r>
-      <w:proofErr w:type="spellEnd"/>
-      <w:r>
-        <w:t xml:space="preserve"> ;</w:t>
-      </w:r>
-    </w:p>
-    <w:p>
-      <w:pPr>
-        <w:pStyle w:val="Paragraphedeliste"/>
-        <w:numPr>
-          <w:ilvl w:val="0"/>
-          <w:numId w:val="42"/>
-        </w:numPr>
-        <w:spacing w:line="360" w:lineRule="auto"/>
-        <w:jc w:val="both"/>
-      </w:pPr>
-      <w:r>
-        <w:t>Consommation des services REST exposés par le backend.</w:t>
-      </w:r>
-    </w:p>
-    <w:p>
-      <w:pPr>
-        <w:spacing w:line="360" w:lineRule="auto"/>
-        <w:jc w:val="both"/>
-      </w:pPr>
-    </w:p>
-    <w:p>
-      <w:pPr>
-        <w:spacing w:line="360" w:lineRule="auto"/>
-        <w:jc w:val="both"/>
-      </w:pPr>
-    </w:p>
-    <w:p>
-      <w:pPr>
-        <w:spacing w:line="360" w:lineRule="auto"/>
-        <w:jc w:val="both"/>
-      </w:pPr>
-    </w:p>
-    <w:p>
-      <w:pPr>
-        <w:spacing w:line="360" w:lineRule="auto"/>
-        <w:jc w:val="both"/>
-      </w:pPr>
-    </w:p>
-    <w:p>
-      <w:pPr>
-        <w:pStyle w:val="Titre4"/>
-        <w:numPr>
-          <w:ilvl w:val="0"/>
-          <w:numId w:val="58"/>
-        </w:numPr>
-        <w:jc w:val="center"/>
-        <w:rPr>
           <w:color w:val="auto"/>
         </w:rPr>
-      </w:pPr>
-      <w:r>
-        <w:rPr>
-          <w:color w:val="auto"/>
-        </w:rPr>
         <w:lastRenderedPageBreak/>
-        <w:t>Technologie Backend (Logique métier et serveur)</w:t>
-      </w:r>
-    </w:p>
-    <w:p>
-      <w:pPr>
-        <w:rPr>
-          <w:i/>
-          <w:iCs/>
-        </w:rPr>
-      </w:pPr>
-    </w:p>
-    <w:p>
-      <w:pPr>
-        <w:spacing w:line="360" w:lineRule="auto"/>
-        <w:jc w:val="both"/>
-      </w:pPr>
-      <w:r>
-        <w:t>Le backend constitue le noyau de l'application. Il est responsable du traitement des requêtes, de l'application des règles métier, de la gestion des rendez-vous ainsi que de la communication avec la base de données.</w:t>
-      </w:r>
-    </w:p>
-    <w:p>
-      <w:pPr>
-        <w:spacing w:line="360" w:lineRule="auto"/>
-        <w:jc w:val="both"/>
-      </w:pPr>
-    </w:p>
-    <w:p>
-      <w:pPr>
-        <w:spacing w:line="360" w:lineRule="auto"/>
-        <w:jc w:val="both"/>
-      </w:pPr>
-      <w:r>
-        <w:t xml:space="preserve">Pour le développement du backend, nous avons choisi </w:t>
-      </w:r>
-      <w:r>
-        <w:rPr>
-          <w:b/>
-          <w:bCs/>
-        </w:rPr>
-        <w:t>Spring Boot</w:t>
-      </w:r>
-      <w:r>
-        <w:t xml:space="preserve">, un </w:t>
-      </w:r>
-      <w:proofErr w:type="spellStart"/>
-      <w:r>
-        <w:rPr>
-          <w:b/>
-          <w:bCs/>
-        </w:rPr>
-        <w:t>framework</w:t>
-      </w:r>
-      <w:proofErr w:type="spellEnd"/>
-      <w:r>
-        <w:t xml:space="preserve"> </w:t>
-      </w:r>
-      <w:r>
-        <w:rPr>
-          <w:b/>
-          <w:bCs/>
-        </w:rPr>
-        <w:t>Java</w:t>
-      </w:r>
-      <w:r>
-        <w:t xml:space="preserve"> largement utilisé pour la conception d'applications web et d'API REST. Spring Boot offre une architecture robuste, une excellente modularité et facilite le développement d'applications sécurisées et évolutives.</w:t>
-      </w:r>
-    </w:p>
-    <w:p>
-      <w:pPr>
-        <w:spacing w:line="360" w:lineRule="auto"/>
-        <w:jc w:val="both"/>
-      </w:pPr>
-    </w:p>
-    <w:p>
-      <w:pPr>
-        <w:spacing w:line="360" w:lineRule="auto"/>
-        <w:jc w:val="both"/>
-      </w:pPr>
-      <w:r>
-        <w:t xml:space="preserve">La sécurisation de l'application est assurée par Spring Security, associé à la technologie JSON Web </w:t>
-      </w:r>
-      <w:proofErr w:type="spellStart"/>
-      <w:r>
-        <w:t>Token</w:t>
-      </w:r>
-      <w:proofErr w:type="spellEnd"/>
-      <w:r>
-        <w:t xml:space="preserve"> (</w:t>
-      </w:r>
-      <w:r>
-        <w:rPr>
-          <w:b/>
-          <w:bCs/>
-        </w:rPr>
-        <w:t>JWT</w:t>
-      </w:r>
-      <w:r>
-        <w:t>). Cette solution permet de gérer l'authentification et l'autorisation des utilisateurs tout en garantissant la protection des ressources de l'application.</w:t>
-      </w:r>
-    </w:p>
-    <w:p>
-      <w:pPr>
-        <w:spacing w:line="360" w:lineRule="auto"/>
-        <w:jc w:val="both"/>
-      </w:pPr>
-    </w:p>
-    <w:p>
-      <w:pPr>
-        <w:spacing w:line="360" w:lineRule="auto"/>
-        <w:jc w:val="both"/>
-      </w:pPr>
-      <w:r>
-        <w:t xml:space="preserve">Les données sont stockées dans une base de données relationnelle </w:t>
-      </w:r>
-      <w:r>
-        <w:rPr>
-          <w:b/>
-          <w:bCs/>
-        </w:rPr>
-        <w:t>PostgreSQL</w:t>
-      </w:r>
-      <w:r>
-        <w:t>, reconnue pour sa fiabilité, sa stabilité et ses performances dans les applications professionnelles.</w:t>
-      </w:r>
-    </w:p>
-    <w:p>
-      <w:pPr>
-        <w:spacing w:line="360" w:lineRule="auto"/>
-        <w:jc w:val="both"/>
-      </w:pPr>
-    </w:p>
-    <w:p>
-      <w:pPr>
-        <w:spacing w:line="360" w:lineRule="auto"/>
-        <w:jc w:val="both"/>
-      </w:pPr>
-      <w:r>
-        <w:t>Les principales technologies utilisées côté serveur sont :</w:t>
-      </w:r>
-    </w:p>
-    <w:p>
-      <w:pPr>
-        <w:pStyle w:val="Paragraphedeliste"/>
-        <w:numPr>
-          <w:ilvl w:val="0"/>
-          <w:numId w:val="59"/>
-        </w:numPr>
-        <w:spacing w:line="360" w:lineRule="auto"/>
-        <w:jc w:val="both"/>
-      </w:pPr>
-      <w:r>
-        <w:t>Java comme langage de programmation ;</w:t>
-      </w:r>
-    </w:p>
-    <w:p>
-      <w:pPr>
-        <w:pStyle w:val="Paragraphedeliste"/>
-        <w:numPr>
-          <w:ilvl w:val="0"/>
-          <w:numId w:val="59"/>
-        </w:numPr>
-        <w:spacing w:line="360" w:lineRule="auto"/>
-        <w:jc w:val="both"/>
-      </w:pPr>
-      <w:r>
-        <w:t>Spring Boot pour le développement de l'API REST ;</w:t>
-      </w:r>
-    </w:p>
-    <w:p>
-      <w:pPr>
-        <w:pStyle w:val="Paragraphedeliste"/>
-        <w:numPr>
-          <w:ilvl w:val="0"/>
-          <w:numId w:val="59"/>
-        </w:numPr>
-        <w:spacing w:line="360" w:lineRule="auto"/>
-        <w:jc w:val="both"/>
-      </w:pPr>
-      <w:r>
-        <w:t>Spring Security pour la gestion de la sécurité ;</w:t>
-      </w:r>
-    </w:p>
-    <w:p>
-      <w:pPr>
-        <w:pStyle w:val="Paragraphedeliste"/>
-        <w:numPr>
-          <w:ilvl w:val="0"/>
-          <w:numId w:val="59"/>
-        </w:numPr>
-        <w:spacing w:line="360" w:lineRule="auto"/>
-        <w:jc w:val="both"/>
-      </w:pPr>
-      <w:r>
-        <w:t>JWT pour l'authentification et l'autorisation ;</w:t>
-      </w:r>
-    </w:p>
-    <w:p>
-      <w:pPr>
-        <w:pStyle w:val="Paragraphedeliste"/>
-        <w:numPr>
-          <w:ilvl w:val="0"/>
-          <w:numId w:val="59"/>
-        </w:numPr>
-        <w:spacing w:line="360" w:lineRule="auto"/>
-        <w:jc w:val="both"/>
-      </w:pPr>
-      <w:r>
-        <w:t>PostgreSQL comme système de gestion de base de données ;</w:t>
-      </w:r>
-    </w:p>
-    <w:p>
-      <w:pPr>
-        <w:pStyle w:val="Paragraphedeliste"/>
-        <w:numPr>
-          <w:ilvl w:val="0"/>
-          <w:numId w:val="59"/>
-        </w:numPr>
-        <w:spacing w:line="360" w:lineRule="auto"/>
-        <w:jc w:val="both"/>
-      </w:pPr>
-      <w:r>
-        <w:t>Maven pour la gestion des dépendances et la compilation du projet.</w:t>
-      </w:r>
-    </w:p>
-    <w:p>
-      <w:pPr>
-        <w:spacing w:line="360" w:lineRule="auto"/>
-        <w:jc w:val="both"/>
-      </w:pPr>
-    </w:p>
-    <w:p>
-      <w:pPr>
-        <w:pStyle w:val="Titre4"/>
-        <w:numPr>
-          <w:ilvl w:val="0"/>
-          <w:numId w:val="58"/>
-        </w:numPr>
-        <w:jc w:val="center"/>
-        <w:rPr>
-          <w:color w:val="auto"/>
-        </w:rPr>
-      </w:pPr>
-      <w:r>
-        <w:rPr>
-          <w:color w:val="auto"/>
-        </w:rPr>
-        <w:t>Architecture globale de l’application</w:t>
+        <w:t>Diagramme d’activité de « reporter un rendez-vous »</w:t>
       </w:r>
     </w:p>
     <w:p/>
-    <w:p>
-      <w:pPr>
-        <w:spacing w:line="360" w:lineRule="auto"/>
-        <w:jc w:val="both"/>
-      </w:pPr>
-      <w:r>
-        <w:t xml:space="preserve">L'application repose sur une architecture </w:t>
-      </w:r>
-      <w:r>
-        <w:t>trois tiers</w:t>
-      </w:r>
-      <w:r>
-        <w:t xml:space="preserve"> organisée autour d'une API REST centralisée. Cette architecture permet de séparer les interfaces utilisateur de la logique métier afin d'améliorer la maintenabilité, la réutilisabilité et l'évolutivité du système.</w:t>
-      </w:r>
-    </w:p>
-    <w:p>
-      <w:pPr>
-        <w:spacing w:line="360" w:lineRule="auto"/>
-        <w:jc w:val="both"/>
-      </w:pPr>
-    </w:p>
-    <w:p>
-      <w:pPr>
-        <w:spacing w:line="360" w:lineRule="auto"/>
-        <w:jc w:val="both"/>
-      </w:pPr>
-      <w:r>
-        <w:t xml:space="preserve">Dans cette architecture, l'application web </w:t>
-      </w:r>
-      <w:proofErr w:type="spellStart"/>
-      <w:r>
-        <w:t>React</w:t>
-      </w:r>
-      <w:proofErr w:type="spellEnd"/>
-      <w:r>
-        <w:t xml:space="preserve"> et l'application mobile Android communiquent avec l'API REST développée avec Spring Boot à travers des requêtes HTTP sécurisées par JWT. L'API se charge de traiter les demandes, d'appliquer les règles métier </w:t>
-      </w:r>
-      <w:r>
-        <w:lastRenderedPageBreak/>
-        <w:t>et d'interagir avec la base de données PostgreSQL pour stocker et récupérer les informations nécessaires.</w:t>
-      </w:r>
-    </w:p>
-    <w:p>
-      <w:pPr>
-        <w:spacing w:line="360" w:lineRule="auto"/>
-        <w:jc w:val="both"/>
-      </w:pPr>
-    </w:p>
-    <w:p>
-      <w:pPr>
-        <w:spacing w:line="360" w:lineRule="auto"/>
-        <w:jc w:val="both"/>
-      </w:pPr>
-      <w:r>
-        <w:t>L'architecture générale du système est composée des éléments suivants :</w:t>
-      </w:r>
-    </w:p>
-    <w:p>
-      <w:pPr>
-        <w:pStyle w:val="Paragraphedeliste"/>
-        <w:numPr>
-          <w:ilvl w:val="0"/>
-          <w:numId w:val="60"/>
-        </w:numPr>
-        <w:spacing w:line="360" w:lineRule="auto"/>
-        <w:jc w:val="both"/>
-      </w:pPr>
-      <w:r>
-        <w:t xml:space="preserve">Application Web développée avec </w:t>
-      </w:r>
-      <w:proofErr w:type="spellStart"/>
-      <w:r>
-        <w:t>React</w:t>
-      </w:r>
-      <w:proofErr w:type="spellEnd"/>
-      <w:r>
-        <w:t xml:space="preserve"> ;</w:t>
-      </w:r>
-    </w:p>
-    <w:p>
-      <w:pPr>
-        <w:pStyle w:val="Paragraphedeliste"/>
-        <w:numPr>
-          <w:ilvl w:val="0"/>
-          <w:numId w:val="60"/>
-        </w:numPr>
-        <w:spacing w:line="360" w:lineRule="auto"/>
-        <w:jc w:val="both"/>
-      </w:pPr>
-      <w:r>
-        <w:t>Application Mobile Android développée sous Android Studio ;</w:t>
-      </w:r>
-    </w:p>
-    <w:p>
-      <w:pPr>
-        <w:pStyle w:val="Paragraphedeliste"/>
-        <w:numPr>
-          <w:ilvl w:val="0"/>
-          <w:numId w:val="60"/>
-        </w:numPr>
-        <w:spacing w:line="360" w:lineRule="auto"/>
-        <w:jc w:val="both"/>
-      </w:pPr>
-      <w:r>
-        <w:t>API REST développée avec Spring Boot ;</w:t>
-      </w:r>
-    </w:p>
-    <w:p>
-      <w:pPr>
-        <w:pStyle w:val="Paragraphedeliste"/>
-        <w:numPr>
-          <w:ilvl w:val="0"/>
-          <w:numId w:val="60"/>
-        </w:numPr>
-        <w:spacing w:line="360" w:lineRule="auto"/>
-        <w:jc w:val="both"/>
-      </w:pPr>
-      <w:r>
-        <w:t>Système d'authentification et d'autorisation basé sur Spring Security et JWT ;</w:t>
-      </w:r>
-    </w:p>
-    <w:p>
-      <w:pPr>
-        <w:pStyle w:val="Paragraphedeliste"/>
-        <w:numPr>
-          <w:ilvl w:val="0"/>
-          <w:numId w:val="60"/>
-        </w:numPr>
-        <w:spacing w:line="360" w:lineRule="auto"/>
-        <w:jc w:val="both"/>
-      </w:pPr>
-      <w:r>
-        <w:t>Base de données PostgreSQL.</w:t>
-      </w:r>
-    </w:p>
     <w:p>
       <w:r>
         <w:rPr>
@@ -11292,18 +10138,18 @@
         <mc:AlternateContent>
           <mc:Choice Requires="wps">
             <w:drawing>
-              <wp:anchor distT="0" distB="0" distL="114300" distR="114300" simplePos="0" relativeHeight="251676672" behindDoc="0" locked="0" layoutInCell="1" allowOverlap="1" wp14:anchorId="275E98FE" wp14:editId="684376B5">
+              <wp:anchor distT="0" distB="0" distL="114300" distR="114300" simplePos="0" relativeHeight="251677696" behindDoc="0" locked="0" layoutInCell="1" allowOverlap="1" wp14:anchorId="498A237D" wp14:editId="40965734">
                 <wp:simplePos x="0" y="0"/>
                 <wp:positionH relativeFrom="column">
-                  <wp:posOffset>19050</wp:posOffset>
+                  <wp:posOffset>1483158</wp:posOffset>
                 </wp:positionH>
                 <wp:positionV relativeFrom="paragraph">
-                  <wp:posOffset>303530</wp:posOffset>
+                  <wp:posOffset>88392</wp:posOffset>
                 </wp:positionV>
-                <wp:extent cx="5695950" cy="2352675"/>
-                <wp:effectExtent l="0" t="0" r="0" b="9525"/>
+                <wp:extent cx="2048256" cy="8017459"/>
+                <wp:effectExtent l="0" t="0" r="9525" b="3175"/>
                 <wp:wrapNone/>
-                <wp:docPr id="23" name="Zone de texte 23"/>
+                <wp:docPr id="25" name="Zone de texte 25"/>
                 <wp:cNvGraphicFramePr/>
                 <a:graphic xmlns:a="http://schemas.openxmlformats.org/drawingml/2006/main">
                   <a:graphicData uri="http://schemas.microsoft.com/office/word/2010/wordprocessingShape">
@@ -11312,7 +10158,7 @@
                       <wps:spPr>
                         <a:xfrm>
                           <a:off x="0" y="0"/>
-                          <a:ext cx="5695950" cy="2352675"/>
+                          <a:ext cx="2048256" cy="8017459"/>
                         </a:xfrm>
                         <a:prstGeom prst="rect">
                           <a:avLst/>
@@ -11332,10 +10178,10 @@
                                 <w:noProof/>
                               </w:rPr>
                               <w:drawing>
-                                <wp:inline distT="0" distB="0" distL="0" distR="0" wp14:anchorId="543F96B6" wp14:editId="3A424EA7">
-                                  <wp:extent cx="5381625" cy="2006319"/>
+                                <wp:inline distT="0" distB="0" distL="0" distR="0" wp14:anchorId="10CE2CDF" wp14:editId="5224CD81">
+                                  <wp:extent cx="1875129" cy="7857773"/>
                                   <wp:effectExtent l="0" t="0" r="0" b="0"/>
-                                  <wp:docPr id="24" name="Image 24"/>
+                                  <wp:docPr id="50" name="Image 50"/>
                                   <wp:cNvGraphicFramePr>
                                     <a:graphicFrameLocks xmlns:a="http://schemas.openxmlformats.org/drawingml/2006/main" noChangeAspect="1"/>
                                   </wp:cNvGraphicFramePr>
@@ -11343,11 +10189,11 @@
                                     <a:graphicData uri="http://schemas.openxmlformats.org/drawingml/2006/picture">
                                       <pic:pic xmlns:pic="http://schemas.openxmlformats.org/drawingml/2006/picture">
                                         <pic:nvPicPr>
-                                          <pic:cNvPr id="24" name="Image 24"/>
+                                          <pic:cNvPr id="31" name="Image 31"/>
                                           <pic:cNvPicPr/>
                                         </pic:nvPicPr>
                                         <pic:blipFill>
-                                          <a:blip r:embed="rId19">
+                                          <a:blip r:embed="rId21">
                                             <a:extLst>
                                               <a:ext uri="{28A0092B-C50C-407E-A947-70E740481C1C}">
                                                 <a14:useLocalDpi xmlns:a14="http://schemas.microsoft.com/office/drawing/2010/main" val="0"/>
@@ -11361,7 +10207,7 @@
                                         <pic:spPr>
                                           <a:xfrm>
                                             <a:off x="0" y="0"/>
-                                            <a:ext cx="5400662" cy="2013416"/>
+                                            <a:ext cx="1877941" cy="7869556"/>
                                           </a:xfrm>
                                           <a:prstGeom prst="rect">
                                             <a:avLst/>
@@ -11385,6 +10231,9 @@
                     </wps:wsp>
                   </a:graphicData>
                 </a:graphic>
+                <wp14:sizeRelH relativeFrom="margin">
+                  <wp14:pctWidth>0</wp14:pctWidth>
+                </wp14:sizeRelH>
                 <wp14:sizeRelV relativeFrom="margin">
                   <wp14:pctHeight>0</wp14:pctHeight>
                 </wp14:sizeRelV>
@@ -11393,7 +10242,7 @@
           </mc:Choice>
           <mc:Fallback>
             <w:pict>
-              <v:shape w14:anchorId="275E98FE" id="Zone de texte 23" o:spid="_x0000_s1039" type="#_x0000_t202" style="position:absolute;margin-left:1.5pt;margin-top:23.9pt;width:448.5pt;height:185.25pt;z-index:251676672;visibility:visible;mso-wrap-style:square;mso-height-percent:0;mso-wrap-distance-left:9pt;mso-wrap-distance-top:0;mso-wrap-distance-right:9pt;mso-wrap-distance-bottom:0;mso-position-horizontal:absolute;mso-position-horizontal-relative:text;mso-position-vertical:absolute;mso-position-vertical-relative:text;mso-height-percent:0;mso-height-relative:margin;v-text-anchor:top" o:gfxdata="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" fillcolor="white [3201]" stroked="f" strokeweight=".5pt">
+              <v:shape w14:anchorId="498A237D" id="Zone de texte 25" o:spid="_x0000_s1040" type="#_x0000_t202" style="position:absolute;margin-left:116.8pt;margin-top:6.95pt;width:161.3pt;height:631.3pt;z-index:251677696;visibility:visible;mso-wrap-style:square;mso-width-percent:0;mso-height-percent:0;mso-wrap-distance-left:9pt;mso-wrap-distance-top:0;mso-wrap-distance-right:9pt;mso-wrap-distance-bottom:0;mso-position-horizontal:absolute;mso-position-horizontal-relative:text;mso-position-vertical:absolute;mso-position-vertical-relative:text;mso-width-percent:0;mso-height-percent:0;mso-width-relative:margin;mso-height-relative:margin;v-text-anchor:top" o:gfxdata="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" fillcolor="white [3201]" stroked="f" strokeweight=".5pt">
                 <v:textbox>
                   <w:txbxContent>
                     <w:p>
@@ -11402,10 +10251,10 @@
                           <w:noProof/>
                         </w:rPr>
                         <w:drawing>
-                          <wp:inline distT="0" distB="0" distL="0" distR="0" wp14:anchorId="543F96B6" wp14:editId="3A424EA7">
-                            <wp:extent cx="5381625" cy="2006319"/>
+                          <wp:inline distT="0" distB="0" distL="0" distR="0" wp14:anchorId="10CE2CDF" wp14:editId="5224CD81">
+                            <wp:extent cx="1875129" cy="7857773"/>
                             <wp:effectExtent l="0" t="0" r="0" b="0"/>
-                            <wp:docPr id="24" name="Image 24"/>
+                            <wp:docPr id="50" name="Image 50"/>
                             <wp:cNvGraphicFramePr>
                               <a:graphicFrameLocks xmlns:a="http://schemas.openxmlformats.org/drawingml/2006/main" noChangeAspect="1"/>
                             </wp:cNvGraphicFramePr>
@@ -11413,11 +10262,11 @@
                               <a:graphicData uri="http://schemas.openxmlformats.org/drawingml/2006/picture">
                                 <pic:pic xmlns:pic="http://schemas.openxmlformats.org/drawingml/2006/picture">
                                   <pic:nvPicPr>
-                                    <pic:cNvPr id="24" name="Image 24"/>
+                                    <pic:cNvPr id="31" name="Image 31"/>
                                     <pic:cNvPicPr/>
                                   </pic:nvPicPr>
                                   <pic:blipFill>
-                                    <a:blip r:embed="rId19">
+                                    <a:blip r:embed="rId21">
                                       <a:extLst>
                                         <a:ext uri="{28A0092B-C50C-407E-A947-70E740481C1C}">
                                           <a14:useLocalDpi xmlns:a14="http://schemas.microsoft.com/office/drawing/2010/main" val="0"/>
@@ -11431,7 +10280,7 @@
                                   <pic:spPr>
                                     <a:xfrm>
                                       <a:off x="0" y="0"/>
-                                      <a:ext cx="5400662" cy="2013416"/>
+                                      <a:ext cx="1877941" cy="7869556"/>
                                     </a:xfrm>
                                     <a:prstGeom prst="rect">
                                       <a:avLst/>
@@ -11467,25 +10316,6 @@
     <w:p/>
     <w:p/>
     <w:p/>
-    <w:p>
-      <w:pPr>
-        <w:pStyle w:val="Lgende"/>
-        <w:jc w:val="center"/>
-        <w:rPr>
-          <w:color w:val="auto"/>
-          <w:sz w:val="24"/>
-          <w:szCs w:val="24"/>
-        </w:rPr>
-      </w:pPr>
-      <w:r>
-        <w:rPr>
-          <w:color w:val="auto"/>
-          <w:sz w:val="24"/>
-          <w:szCs w:val="24"/>
-        </w:rPr>
-        <w:t>Figure IV.3 Architecture globale de l'application de gestion de rendez-vous pour salon de coiffure</w:t>
-      </w:r>
-    </w:p>
     <w:p/>
     <w:p/>
     <w:p/>
@@ -11504,11 +10334,1060 @@
     <w:p/>
     <w:p/>
     <w:p/>
+    <w:p/>
+    <w:p/>
+    <w:p/>
+    <w:p/>
+    <w:p/>
+    <w:p/>
+    <w:p/>
+    <w:p/>
+    <w:p/>
+    <w:p/>
+    <w:p/>
+    <w:p/>
+    <w:p/>
+    <w:p>
+      <w:pPr>
+        <w:pStyle w:val="Lgende"/>
+        <w:jc w:val="center"/>
+        <w:rPr>
+          <w:sz w:val="24"/>
+          <w:szCs w:val="24"/>
+        </w:rPr>
+      </w:pPr>
+      <w:r>
+        <w:rPr>
+          <w:sz w:val="24"/>
+          <w:szCs w:val="24"/>
+        </w:rPr>
+        <w:t xml:space="preserve">Figure </w:t>
+      </w:r>
+      <w:r>
+        <w:rPr>
+          <w:sz w:val="24"/>
+          <w:szCs w:val="24"/>
+        </w:rPr>
+        <w:fldChar w:fldCharType="begin"/>
+      </w:r>
+      <w:r>
+        <w:rPr>
+          <w:sz w:val="24"/>
+          <w:szCs w:val="24"/>
+        </w:rPr>
+        <w:instrText xml:space="preserve"> SEQ Figure \* ARABIC </w:instrText>
+      </w:r>
+      <w:r>
+        <w:rPr>
+          <w:sz w:val="24"/>
+          <w:szCs w:val="24"/>
+        </w:rPr>
+        <w:fldChar w:fldCharType="separate"/>
+      </w:r>
+      <w:r>
+        <w:rPr>
+          <w:noProof/>
+          <w:sz w:val="24"/>
+          <w:szCs w:val="24"/>
+        </w:rPr>
+        <w:t>6</w:t>
+      </w:r>
+      <w:r>
+        <w:rPr>
+          <w:sz w:val="24"/>
+          <w:szCs w:val="24"/>
+        </w:rPr>
+        <w:fldChar w:fldCharType="end"/>
+      </w:r>
+      <w:r>
+        <w:rPr>
+          <w:sz w:val="24"/>
+          <w:szCs w:val="24"/>
+        </w:rPr>
+        <w:t>: Diagramme d'activité de reporter un rendez-vous</w:t>
+      </w:r>
+    </w:p>
+    <w:p>
+      <w:pPr>
+        <w:pStyle w:val="Titre2"/>
+        <w:numPr>
+          <w:ilvl w:val="0"/>
+          <w:numId w:val="57"/>
+        </w:numPr>
+        <w:jc w:val="center"/>
+        <w:rPr>
+          <w:b/>
+          <w:bCs/>
+          <w:color w:val="auto"/>
+          <w:sz w:val="24"/>
+          <w:szCs w:val="24"/>
+        </w:rPr>
+      </w:pPr>
+      <w:r>
+        <w:rPr>
+          <w:b/>
+          <w:bCs/>
+          <w:color w:val="auto"/>
+          <w:sz w:val="24"/>
+          <w:szCs w:val="24"/>
+        </w:rPr>
+        <w:lastRenderedPageBreak/>
+        <w:t>Choix technologiques</w:t>
+      </w:r>
+    </w:p>
+    <w:p/>
+    <w:p>
+      <w:pPr>
+        <w:spacing w:line="360" w:lineRule="auto"/>
+        <w:jc w:val="both"/>
+      </w:pPr>
+      <w:r>
+        <w:t>Le choix des technologies utilisées dans le cadre de ce projet a été effectué en tenant compte des exigences fonctionnelles, de la performance, de la maintenabilité et de la facilité d'évolution de la solution. Afin de répondre aux besoins des différents utilisateurs, l'application a été conçue autour d'une architecture moderne reposant sur un backend centralisé, une application web et une application mobile.</w:t>
+      </w:r>
+    </w:p>
+    <w:p>
+      <w:pPr>
+        <w:spacing w:line="360" w:lineRule="auto"/>
+        <w:jc w:val="both"/>
+      </w:pPr>
+    </w:p>
+    <w:p>
+      <w:pPr>
+        <w:pStyle w:val="Titre4"/>
+        <w:numPr>
+          <w:ilvl w:val="0"/>
+          <w:numId w:val="58"/>
+        </w:numPr>
+        <w:jc w:val="center"/>
+        <w:rPr>
+          <w:b/>
+          <w:bCs/>
+          <w:i w:val="0"/>
+          <w:iCs w:val="0"/>
+          <w:color w:val="auto"/>
+        </w:rPr>
+      </w:pPr>
+      <w:r>
+        <w:rPr>
+          <w:b/>
+          <w:bCs/>
+          <w:i w:val="0"/>
+          <w:iCs w:val="0"/>
+          <w:color w:val="auto"/>
+        </w:rPr>
+        <w:t>Technologie Frontend (interface utilisateur)</w:t>
+      </w:r>
+    </w:p>
+    <w:p>
+      <w:pPr>
+        <w:rPr>
+          <w:i/>
+          <w:iCs/>
+        </w:rPr>
+      </w:pPr>
+    </w:p>
+    <w:p>
+      <w:pPr>
+        <w:spacing w:line="360" w:lineRule="auto"/>
+        <w:jc w:val="both"/>
+      </w:pPr>
+      <w:r>
+        <w:t>Le frontend représente l'ensemble des interfaces permettant aux utilisateurs d'interagir avec la plateforme. Dans le cadre de ce projet, deux interfaces distinctes ont été développées : une application web destinée principalement à l'administration du salon et une application mobile destinée aux clients.</w:t>
+      </w:r>
+    </w:p>
+    <w:p>
+      <w:pPr>
+        <w:spacing w:line="360" w:lineRule="auto"/>
+        <w:jc w:val="both"/>
+      </w:pPr>
+    </w:p>
+    <w:p>
+      <w:pPr>
+        <w:spacing w:line="360" w:lineRule="auto"/>
+        <w:jc w:val="both"/>
+      </w:pPr>
+      <w:r>
+        <w:t xml:space="preserve">L'application web a été développée à l'aide de </w:t>
+      </w:r>
+      <w:proofErr w:type="spellStart"/>
+      <w:r>
+        <w:rPr>
+          <w:b/>
+          <w:bCs/>
+        </w:rPr>
+        <w:t>React</w:t>
+      </w:r>
+      <w:proofErr w:type="spellEnd"/>
+      <w:r>
+        <w:t xml:space="preserve">, une bibliothèque JavaScript développée par Meta. </w:t>
+      </w:r>
+      <w:proofErr w:type="spellStart"/>
+      <w:r>
+        <w:rPr>
+          <w:b/>
+          <w:bCs/>
+        </w:rPr>
+        <w:t>React</w:t>
+      </w:r>
+      <w:proofErr w:type="spellEnd"/>
+      <w:r>
+        <w:t xml:space="preserve"> facilite la création d'interfaces utilisateur dynamiques, réactives et modulaires grâce à son architecture basée sur les composants. Son écosystème riche et sa facilité d'intégration avec les </w:t>
+      </w:r>
+      <w:r>
+        <w:rPr>
+          <w:b/>
+          <w:bCs/>
+        </w:rPr>
+        <w:t>API</w:t>
+      </w:r>
+      <w:r>
+        <w:t xml:space="preserve"> </w:t>
+      </w:r>
+      <w:r>
+        <w:rPr>
+          <w:b/>
+          <w:bCs/>
+        </w:rPr>
+        <w:t>REST</w:t>
+      </w:r>
+      <w:r>
+        <w:t xml:space="preserve"> en font une solution adaptée aux applications modernes.</w:t>
+      </w:r>
+    </w:p>
+    <w:p>
+      <w:pPr>
+        <w:spacing w:line="360" w:lineRule="auto"/>
+        <w:jc w:val="both"/>
+      </w:pPr>
+    </w:p>
+    <w:p>
+      <w:pPr>
+        <w:spacing w:line="360" w:lineRule="auto"/>
+        <w:jc w:val="both"/>
+      </w:pPr>
+      <w:r>
+        <w:t xml:space="preserve">L'application mobile a été développée sous </w:t>
+      </w:r>
+      <w:r>
+        <w:rPr>
+          <w:b/>
+          <w:bCs/>
+        </w:rPr>
+        <w:t>Android Studio</w:t>
+      </w:r>
+      <w:r>
+        <w:t xml:space="preserve"> en utilisant les technologies natives </w:t>
+      </w:r>
+      <w:r>
+        <w:rPr>
+          <w:b/>
+          <w:bCs/>
+        </w:rPr>
+        <w:t>Android</w:t>
+      </w:r>
+      <w:r>
+        <w:t xml:space="preserve">. Cette approche permet de proposer une application optimisée pour les appareils </w:t>
+      </w:r>
+      <w:r>
+        <w:rPr>
+          <w:b/>
+          <w:bCs/>
+        </w:rPr>
+        <w:t>Android</w:t>
+      </w:r>
+      <w:r>
+        <w:t xml:space="preserve"> tout en offrant une expérience utilisateur fluide et adaptée aux besoins des clients du salon.</w:t>
+      </w:r>
+    </w:p>
+    <w:p>
+      <w:pPr>
+        <w:spacing w:line="360" w:lineRule="auto"/>
+        <w:jc w:val="both"/>
+      </w:pPr>
+    </w:p>
+    <w:p>
+      <w:pPr>
+        <w:spacing w:line="360" w:lineRule="auto"/>
+        <w:jc w:val="both"/>
+      </w:pPr>
+      <w:r>
+        <w:t>Les principales technologies utilisées pour le développement des interfaces sont :</w:t>
+      </w:r>
+      <w:r>
+        <w:br/>
+      </w:r>
+      <w:proofErr w:type="spellStart"/>
+      <w:r>
+        <w:t>React</w:t>
+      </w:r>
+      <w:proofErr w:type="spellEnd"/>
+      <w:r>
+        <w:t xml:space="preserve"> pour l'application web ;</w:t>
+      </w:r>
+    </w:p>
+    <w:p>
+      <w:pPr>
+        <w:pStyle w:val="Paragraphedeliste"/>
+        <w:numPr>
+          <w:ilvl w:val="0"/>
+          <w:numId w:val="42"/>
+        </w:numPr>
+        <w:spacing w:line="360" w:lineRule="auto"/>
+        <w:jc w:val="both"/>
+      </w:pPr>
+      <w:r>
+        <w:t>Android Studio pour le développement de l'application mobile ;</w:t>
+      </w:r>
+    </w:p>
+    <w:p>
+      <w:pPr>
+        <w:pStyle w:val="Paragraphedeliste"/>
+        <w:numPr>
+          <w:ilvl w:val="0"/>
+          <w:numId w:val="42"/>
+        </w:numPr>
+        <w:spacing w:line="360" w:lineRule="auto"/>
+        <w:jc w:val="both"/>
+      </w:pPr>
+      <w:r>
+        <w:t xml:space="preserve">JavaScript pour le développement des composants </w:t>
+      </w:r>
+      <w:proofErr w:type="spellStart"/>
+      <w:r>
+        <w:t>React</w:t>
+      </w:r>
+      <w:proofErr w:type="spellEnd"/>
+      <w:r>
+        <w:t xml:space="preserve"> ;</w:t>
+      </w:r>
+    </w:p>
+    <w:p>
+      <w:pPr>
+        <w:pStyle w:val="Paragraphedeliste"/>
+        <w:numPr>
+          <w:ilvl w:val="0"/>
+          <w:numId w:val="42"/>
+        </w:numPr>
+        <w:spacing w:line="360" w:lineRule="auto"/>
+        <w:jc w:val="both"/>
+      </w:pPr>
+      <w:r>
+        <w:t>Consommation des services REST exposés par le backend.</w:t>
+      </w:r>
+    </w:p>
+    <w:p>
+      <w:pPr>
+        <w:spacing w:line="360" w:lineRule="auto"/>
+        <w:jc w:val="both"/>
+      </w:pPr>
+    </w:p>
+    <w:p>
+      <w:pPr>
+        <w:spacing w:line="360" w:lineRule="auto"/>
+        <w:jc w:val="both"/>
+      </w:pPr>
+    </w:p>
+    <w:p>
+      <w:pPr>
+        <w:spacing w:line="360" w:lineRule="auto"/>
+        <w:jc w:val="both"/>
+      </w:pPr>
+    </w:p>
+    <w:p>
+      <w:pPr>
+        <w:spacing w:line="360" w:lineRule="auto"/>
+        <w:jc w:val="both"/>
+      </w:pPr>
+    </w:p>
+    <w:p>
+      <w:pPr>
+        <w:pStyle w:val="Titre4"/>
+        <w:numPr>
+          <w:ilvl w:val="0"/>
+          <w:numId w:val="58"/>
+        </w:numPr>
+        <w:jc w:val="center"/>
+        <w:rPr>
+          <w:b/>
+          <w:bCs/>
+          <w:i w:val="0"/>
+          <w:iCs w:val="0"/>
+          <w:color w:val="auto"/>
+        </w:rPr>
+      </w:pPr>
+      <w:r>
+        <w:rPr>
+          <w:b/>
+          <w:bCs/>
+          <w:i w:val="0"/>
+          <w:iCs w:val="0"/>
+          <w:color w:val="auto"/>
+        </w:rPr>
+        <w:lastRenderedPageBreak/>
+        <w:t>Technologie Backend (Logique métier et serveur)</w:t>
+      </w:r>
+    </w:p>
+    <w:p>
+      <w:pPr>
+        <w:rPr>
+          <w:i/>
+          <w:iCs/>
+        </w:rPr>
+      </w:pPr>
+    </w:p>
+    <w:p>
+      <w:pPr>
+        <w:spacing w:line="360" w:lineRule="auto"/>
+        <w:jc w:val="both"/>
+      </w:pPr>
+      <w:r>
+        <w:t>Le backend constitue le noyau de l'application. Il est responsable du traitement des requêtes, de l'application des règles métier, de la gestion des rendez-vous ainsi que de la communication avec la base de données.</w:t>
+      </w:r>
+    </w:p>
+    <w:p>
+      <w:pPr>
+        <w:spacing w:line="360" w:lineRule="auto"/>
+        <w:jc w:val="both"/>
+      </w:pPr>
+    </w:p>
+    <w:p>
+      <w:pPr>
+        <w:spacing w:line="360" w:lineRule="auto"/>
+        <w:jc w:val="both"/>
+      </w:pPr>
+      <w:r>
+        <w:t xml:space="preserve">Pour le développement du backend, nous avons choisi </w:t>
+      </w:r>
+      <w:r>
+        <w:rPr>
+          <w:b/>
+          <w:bCs/>
+        </w:rPr>
+        <w:t>Spring Boot</w:t>
+      </w:r>
+      <w:r>
+        <w:t xml:space="preserve">, un </w:t>
+      </w:r>
+      <w:proofErr w:type="spellStart"/>
+      <w:r>
+        <w:rPr>
+          <w:b/>
+          <w:bCs/>
+        </w:rPr>
+        <w:t>framework</w:t>
+      </w:r>
+      <w:proofErr w:type="spellEnd"/>
+      <w:r>
+        <w:t xml:space="preserve"> </w:t>
+      </w:r>
+      <w:r>
+        <w:rPr>
+          <w:b/>
+          <w:bCs/>
+        </w:rPr>
+        <w:t>Java</w:t>
+      </w:r>
+      <w:r>
+        <w:t xml:space="preserve"> largement utilisé pour la conception d'applications web et d'API REST. Spring Boot offre une architecture robuste, une excellente modularité et facilite le développement d'applications sécurisées et évolutives.</w:t>
+      </w:r>
+    </w:p>
+    <w:p>
+      <w:pPr>
+        <w:spacing w:line="360" w:lineRule="auto"/>
+        <w:jc w:val="both"/>
+      </w:pPr>
+    </w:p>
+    <w:p>
+      <w:pPr>
+        <w:spacing w:line="360" w:lineRule="auto"/>
+        <w:jc w:val="both"/>
+      </w:pPr>
+      <w:r>
+        <w:t xml:space="preserve">La sécurisation de l'application est assurée par Spring Security, associé à la technologie JSON Web </w:t>
+      </w:r>
+      <w:proofErr w:type="spellStart"/>
+      <w:r>
+        <w:t>Token</w:t>
+      </w:r>
+      <w:proofErr w:type="spellEnd"/>
+      <w:r>
+        <w:t xml:space="preserve"> (</w:t>
+      </w:r>
+      <w:r>
+        <w:rPr>
+          <w:b/>
+          <w:bCs/>
+        </w:rPr>
+        <w:t>JWT</w:t>
+      </w:r>
+      <w:r>
+        <w:t>). Cette solution permet de gérer l'authentification et l'autorisation des utilisateurs tout en garantissant la protection des ressources de l'application.</w:t>
+      </w:r>
+    </w:p>
+    <w:p>
+      <w:pPr>
+        <w:spacing w:line="360" w:lineRule="auto"/>
+        <w:jc w:val="both"/>
+      </w:pPr>
+    </w:p>
+    <w:p>
+      <w:pPr>
+        <w:spacing w:line="360" w:lineRule="auto"/>
+        <w:jc w:val="both"/>
+      </w:pPr>
+      <w:r>
+        <w:t xml:space="preserve">Les données sont stockées dans une base de données relationnelle </w:t>
+      </w:r>
+      <w:r>
+        <w:rPr>
+          <w:b/>
+          <w:bCs/>
+        </w:rPr>
+        <w:t>PostgreSQL</w:t>
+      </w:r>
+      <w:r>
+        <w:t>, reconnue pour sa fiabilité, sa stabilité et ses performances dans les applications professionnelles.</w:t>
+      </w:r>
+    </w:p>
+    <w:p>
+      <w:pPr>
+        <w:spacing w:line="360" w:lineRule="auto"/>
+        <w:jc w:val="both"/>
+      </w:pPr>
+    </w:p>
+    <w:p>
+      <w:pPr>
+        <w:spacing w:line="360" w:lineRule="auto"/>
+        <w:jc w:val="both"/>
+      </w:pPr>
+      <w:r>
+        <w:t>Les principales technologies utilisées côté serveur sont :</w:t>
+      </w:r>
+    </w:p>
+    <w:p>
+      <w:pPr>
+        <w:pStyle w:val="Paragraphedeliste"/>
+        <w:numPr>
+          <w:ilvl w:val="0"/>
+          <w:numId w:val="59"/>
+        </w:numPr>
+        <w:spacing w:line="360" w:lineRule="auto"/>
+        <w:jc w:val="both"/>
+      </w:pPr>
+      <w:r>
+        <w:t>Java comme langage de programmation ;</w:t>
+      </w:r>
+    </w:p>
+    <w:p>
+      <w:pPr>
+        <w:pStyle w:val="Paragraphedeliste"/>
+        <w:numPr>
+          <w:ilvl w:val="0"/>
+          <w:numId w:val="59"/>
+        </w:numPr>
+        <w:spacing w:line="360" w:lineRule="auto"/>
+        <w:jc w:val="both"/>
+      </w:pPr>
+      <w:r>
+        <w:t>Spring Boot pour le développement de l'API REST ;</w:t>
+      </w:r>
+    </w:p>
+    <w:p>
+      <w:pPr>
+        <w:pStyle w:val="Paragraphedeliste"/>
+        <w:numPr>
+          <w:ilvl w:val="0"/>
+          <w:numId w:val="59"/>
+        </w:numPr>
+        <w:spacing w:line="360" w:lineRule="auto"/>
+        <w:jc w:val="both"/>
+      </w:pPr>
+      <w:r>
+        <w:t>Spring Security pour la gestion de la sécurité ;</w:t>
+      </w:r>
+    </w:p>
+    <w:p>
+      <w:pPr>
+        <w:pStyle w:val="Paragraphedeliste"/>
+        <w:numPr>
+          <w:ilvl w:val="0"/>
+          <w:numId w:val="59"/>
+        </w:numPr>
+        <w:spacing w:line="360" w:lineRule="auto"/>
+        <w:jc w:val="both"/>
+      </w:pPr>
+      <w:r>
+        <w:t>JWT pour l'authentification et l'autorisation ;</w:t>
+      </w:r>
+    </w:p>
+    <w:p>
+      <w:pPr>
+        <w:pStyle w:val="Paragraphedeliste"/>
+        <w:numPr>
+          <w:ilvl w:val="0"/>
+          <w:numId w:val="59"/>
+        </w:numPr>
+        <w:spacing w:line="360" w:lineRule="auto"/>
+        <w:jc w:val="both"/>
+      </w:pPr>
+      <w:r>
+        <w:t>PostgreSQL comme système de gestion de base de données ;</w:t>
+      </w:r>
+    </w:p>
+    <w:p>
+      <w:pPr>
+        <w:pStyle w:val="Paragraphedeliste"/>
+        <w:numPr>
+          <w:ilvl w:val="0"/>
+          <w:numId w:val="59"/>
+        </w:numPr>
+        <w:spacing w:line="360" w:lineRule="auto"/>
+        <w:jc w:val="both"/>
+      </w:pPr>
+      <w:r>
+        <w:t>Maven pour la gestion des dépendances et la compilation du projet.</w:t>
+      </w:r>
+    </w:p>
+    <w:p>
+      <w:pPr>
+        <w:spacing w:line="360" w:lineRule="auto"/>
+        <w:jc w:val="both"/>
+      </w:pPr>
+    </w:p>
+    <w:p>
+      <w:pPr>
+        <w:pStyle w:val="Titre4"/>
+        <w:numPr>
+          <w:ilvl w:val="0"/>
+          <w:numId w:val="58"/>
+        </w:numPr>
+        <w:jc w:val="center"/>
+        <w:rPr>
+          <w:b/>
+          <w:bCs/>
+          <w:i w:val="0"/>
+          <w:iCs w:val="0"/>
+          <w:color w:val="auto"/>
+        </w:rPr>
+      </w:pPr>
+      <w:r>
+        <w:rPr>
+          <w:b/>
+          <w:bCs/>
+          <w:i w:val="0"/>
+          <w:iCs w:val="0"/>
+          <w:color w:val="auto"/>
+        </w:rPr>
+        <w:t>Architecture globale de l’application</w:t>
+      </w:r>
+    </w:p>
+    <w:p/>
+    <w:p>
+      <w:pPr>
+        <w:spacing w:line="360" w:lineRule="auto"/>
+        <w:jc w:val="both"/>
+      </w:pPr>
+      <w:r>
+        <w:t xml:space="preserve">L'application repose sur une architecture </w:t>
+      </w:r>
+      <w:r>
+        <w:t>trois tiers</w:t>
+      </w:r>
+      <w:r>
+        <w:t xml:space="preserve"> organisée autour d'une API REST centralisée. Cette architecture permet de séparer les interfaces utilisateur de la logique métier afin d'améliorer la maintenabilité, la réutilisabilité et l'évolutivité du système.</w:t>
+      </w:r>
+    </w:p>
+    <w:p>
+      <w:pPr>
+        <w:spacing w:line="360" w:lineRule="auto"/>
+        <w:jc w:val="both"/>
+      </w:pPr>
+    </w:p>
+    <w:p>
+      <w:pPr>
+        <w:spacing w:line="360" w:lineRule="auto"/>
+        <w:jc w:val="both"/>
+      </w:pPr>
+      <w:r>
+        <w:t xml:space="preserve">Dans cette architecture, l'application web </w:t>
+      </w:r>
+      <w:proofErr w:type="spellStart"/>
+      <w:r>
+        <w:t>React</w:t>
+      </w:r>
+      <w:proofErr w:type="spellEnd"/>
+      <w:r>
+        <w:t xml:space="preserve"> et l'application mobile Android communiquent avec l'API REST développée avec Spring Boot à travers des requêtes HTTP sécurisées par JWT. L'API se charge de traiter les demandes, d'appliquer les règles métier </w:t>
+      </w:r>
+      <w:r>
+        <w:lastRenderedPageBreak/>
+        <w:t>et d'interagir avec la base de données PostgreSQL pour stocker et récupérer les informations nécessaires.</w:t>
+      </w:r>
+    </w:p>
+    <w:p>
+      <w:pPr>
+        <w:spacing w:line="360" w:lineRule="auto"/>
+        <w:jc w:val="both"/>
+      </w:pPr>
+    </w:p>
+    <w:p>
+      <w:pPr>
+        <w:spacing w:line="360" w:lineRule="auto"/>
+        <w:jc w:val="both"/>
+      </w:pPr>
+      <w:r>
+        <w:t>L'architecture générale du système est composée des éléments suivants :</w:t>
+      </w:r>
+    </w:p>
+    <w:p>
+      <w:pPr>
+        <w:pStyle w:val="Paragraphedeliste"/>
+        <w:numPr>
+          <w:ilvl w:val="0"/>
+          <w:numId w:val="60"/>
+        </w:numPr>
+        <w:spacing w:line="360" w:lineRule="auto"/>
+        <w:jc w:val="both"/>
+      </w:pPr>
+      <w:r>
+        <w:t xml:space="preserve">Application Web développée avec </w:t>
+      </w:r>
+      <w:proofErr w:type="spellStart"/>
+      <w:r>
+        <w:t>React</w:t>
+      </w:r>
+      <w:proofErr w:type="spellEnd"/>
+      <w:r>
+        <w:t xml:space="preserve"> ;</w:t>
+      </w:r>
+    </w:p>
+    <w:p>
+      <w:pPr>
+        <w:pStyle w:val="Paragraphedeliste"/>
+        <w:numPr>
+          <w:ilvl w:val="0"/>
+          <w:numId w:val="60"/>
+        </w:numPr>
+        <w:spacing w:line="360" w:lineRule="auto"/>
+        <w:jc w:val="both"/>
+      </w:pPr>
+      <w:r>
+        <w:t>Application Mobile Android développée sous Android Studio ;</w:t>
+      </w:r>
+    </w:p>
+    <w:p>
+      <w:pPr>
+        <w:pStyle w:val="Paragraphedeliste"/>
+        <w:numPr>
+          <w:ilvl w:val="0"/>
+          <w:numId w:val="60"/>
+        </w:numPr>
+        <w:spacing w:line="360" w:lineRule="auto"/>
+        <w:jc w:val="both"/>
+      </w:pPr>
+      <w:r>
+        <w:t>API REST développée avec Spring Boot ;</w:t>
+      </w:r>
+    </w:p>
+    <w:p>
+      <w:pPr>
+        <w:pStyle w:val="Paragraphedeliste"/>
+        <w:numPr>
+          <w:ilvl w:val="0"/>
+          <w:numId w:val="60"/>
+        </w:numPr>
+        <w:spacing w:line="360" w:lineRule="auto"/>
+        <w:jc w:val="both"/>
+      </w:pPr>
+      <w:r>
+        <w:t>Système d'authentification et d'autorisation basé sur Spring Security et JWT ;</w:t>
+      </w:r>
+    </w:p>
+    <w:p>
+      <w:pPr>
+        <w:pStyle w:val="Paragraphedeliste"/>
+        <w:numPr>
+          <w:ilvl w:val="0"/>
+          <w:numId w:val="60"/>
+        </w:numPr>
+        <w:spacing w:line="360" w:lineRule="auto"/>
+        <w:jc w:val="both"/>
+      </w:pPr>
+      <w:r>
+        <w:t>Base de données PostgreSQL.</w:t>
+      </w:r>
+    </w:p>
+    <w:p/>
+    <w:p>
+      <w:r>
+        <w:rPr>
+          <w:noProof/>
+        </w:rPr>
+        <mc:AlternateContent>
+          <mc:Choice Requires="wps">
+            <w:drawing>
+              <wp:anchor distT="0" distB="0" distL="114300" distR="114300" simplePos="0" relativeHeight="251676672" behindDoc="0" locked="0" layoutInCell="1" allowOverlap="1" wp14:anchorId="275E98FE" wp14:editId="2CFE0947">
+                <wp:simplePos x="0" y="0"/>
+                <wp:positionH relativeFrom="column">
+                  <wp:posOffset>19050</wp:posOffset>
+                </wp:positionH>
+                <wp:positionV relativeFrom="paragraph">
+                  <wp:posOffset>132080</wp:posOffset>
+                </wp:positionV>
+                <wp:extent cx="6057900" cy="2457450"/>
+                <wp:effectExtent l="0" t="0" r="0" b="0"/>
+                <wp:wrapNone/>
+                <wp:docPr id="23" name="Zone de texte 23"/>
+                <wp:cNvGraphicFramePr/>
+                <a:graphic xmlns:a="http://schemas.openxmlformats.org/drawingml/2006/main">
+                  <a:graphicData uri="http://schemas.microsoft.com/office/word/2010/wordprocessingShape">
+                    <wps:wsp>
+                      <wps:cNvSpPr txBox="1"/>
+                      <wps:spPr>
+                        <a:xfrm>
+                          <a:off x="0" y="0"/>
+                          <a:ext cx="6057900" cy="2457450"/>
+                        </a:xfrm>
+                        <a:prstGeom prst="rect">
+                          <a:avLst/>
+                        </a:prstGeom>
+                        <a:solidFill>
+                          <a:schemeClr val="lt1"/>
+                        </a:solidFill>
+                        <a:ln w="6350">
+                          <a:noFill/>
+                        </a:ln>
+                      </wps:spPr>
+                      <wps:txbx>
+                        <w:txbxContent>
+                          <w:p>
+                            <w:r>
+                              <w:rPr>
+                                <w:noProof/>
+                              </w:rPr>
+                              <w:drawing>
+                                <wp:inline distT="0" distB="0" distL="0" distR="0" wp14:anchorId="543F96B6" wp14:editId="45CBB775">
+                                  <wp:extent cx="5774134" cy="2152650"/>
+                                  <wp:effectExtent l="0" t="0" r="0" b="0"/>
+                                  <wp:docPr id="51" name="Image 51"/>
+                                  <wp:cNvGraphicFramePr>
+                                    <a:graphicFrameLocks xmlns:a="http://schemas.openxmlformats.org/drawingml/2006/main" noChangeAspect="1"/>
+                                  </wp:cNvGraphicFramePr>
+                                  <a:graphic xmlns:a="http://schemas.openxmlformats.org/drawingml/2006/main">
+                                    <a:graphicData uri="http://schemas.openxmlformats.org/drawingml/2006/picture">
+                                      <pic:pic xmlns:pic="http://schemas.openxmlformats.org/drawingml/2006/picture">
+                                        <pic:nvPicPr>
+                                          <pic:cNvPr id="24" name="Image 24"/>
+                                          <pic:cNvPicPr/>
+                                        </pic:nvPicPr>
+                                        <pic:blipFill>
+                                          <a:blip r:embed="rId22">
+                                            <a:extLst>
+                                              <a:ext uri="{28A0092B-C50C-407E-A947-70E740481C1C}">
+                                                <a14:useLocalDpi xmlns:a14="http://schemas.microsoft.com/office/drawing/2010/main" val="0"/>
+                                              </a:ext>
+                                            </a:extLst>
+                                          </a:blip>
+                                          <a:stretch>
+                                            <a:fillRect/>
+                                          </a:stretch>
+                                        </pic:blipFill>
+                                        <pic:spPr>
+                                          <a:xfrm>
+                                            <a:off x="0" y="0"/>
+                                            <a:ext cx="5817625" cy="2168864"/>
+                                          </a:xfrm>
+                                          <a:prstGeom prst="rect">
+                                            <a:avLst/>
+                                          </a:prstGeom>
+                                        </pic:spPr>
+                                      </pic:pic>
+                                    </a:graphicData>
+                                  </a:graphic>
+                                </wp:inline>
+                              </w:drawing>
+                            </w:r>
+                          </w:p>
+                        </w:txbxContent>
+                      </wps:txbx>
+                      <wps:bodyPr rot="0" spcFirstLastPara="0" vertOverflow="overflow" horzOverflow="overflow" vert="horz" wrap="square" lIns="91440" tIns="45720" rIns="91440" bIns="45720" numCol="1" spcCol="0" rtlCol="0" fromWordArt="0" anchor="t" anchorCtr="0" forceAA="0" compatLnSpc="1">
+                        <a:prstTxWarp prst="textNoShape">
+                          <a:avLst/>
+                        </a:prstTxWarp>
+                        <a:noAutofit/>
+                      </wps:bodyPr>
+                    </wps:wsp>
+                  </a:graphicData>
+                </a:graphic>
+                <wp14:sizeRelH relativeFrom="margin">
+                  <wp14:pctWidth>0</wp14:pctWidth>
+                </wp14:sizeRelH>
+                <wp14:sizeRelV relativeFrom="margin">
+                  <wp14:pctHeight>0</wp14:pctHeight>
+                </wp14:sizeRelV>
+              </wp:anchor>
+            </w:drawing>
+          </mc:Choice>
+          <mc:Fallback>
+            <w:pict>
+              <v:shape w14:anchorId="275E98FE" id="Zone de texte 23" o:spid="_x0000_s1041" type="#_x0000_t202" style="position:absolute;margin-left:1.5pt;margin-top:10.4pt;width:477pt;height:193.5pt;z-index:251676672;visibility:visible;mso-wrap-style:square;mso-width-percent:0;mso-height-percent:0;mso-wrap-distance-left:9pt;mso-wrap-distance-top:0;mso-wrap-distance-right:9pt;mso-wrap-distance-bottom:0;mso-position-horizontal:absolute;mso-position-horizontal-relative:text;mso-position-vertical:absolute;mso-position-vertical-relative:text;mso-width-percent:0;mso-height-percent:0;mso-width-relative:margin;mso-height-relative:margin;v-text-anchor:top" o:gfxdata="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" fillcolor="white [3201]" stroked="f" strokeweight=".5pt">
+                <v:textbox>
+                  <w:txbxContent>
+                    <w:p>
+                      <w:r>
+                        <w:rPr>
+                          <w:noProof/>
+                        </w:rPr>
+                        <w:drawing>
+                          <wp:inline distT="0" distB="0" distL="0" distR="0" wp14:anchorId="543F96B6" wp14:editId="45CBB775">
+                            <wp:extent cx="5774134" cy="2152650"/>
+                            <wp:effectExtent l="0" t="0" r="0" b="0"/>
+                            <wp:docPr id="51" name="Image 51"/>
+                            <wp:cNvGraphicFramePr>
+                              <a:graphicFrameLocks xmlns:a="http://schemas.openxmlformats.org/drawingml/2006/main" noChangeAspect="1"/>
+                            </wp:cNvGraphicFramePr>
+                            <a:graphic xmlns:a="http://schemas.openxmlformats.org/drawingml/2006/main">
+                              <a:graphicData uri="http://schemas.openxmlformats.org/drawingml/2006/picture">
+                                <pic:pic xmlns:pic="http://schemas.openxmlformats.org/drawingml/2006/picture">
+                                  <pic:nvPicPr>
+                                    <pic:cNvPr id="24" name="Image 24"/>
+                                    <pic:cNvPicPr/>
+                                  </pic:nvPicPr>
+                                  <pic:blipFill>
+                                    <a:blip r:embed="rId22">
+                                      <a:extLst>
+                                        <a:ext uri="{28A0092B-C50C-407E-A947-70E740481C1C}">
+                                          <a14:useLocalDpi xmlns:a14="http://schemas.microsoft.com/office/drawing/2010/main" val="0"/>
+                                        </a:ext>
+                                      </a:extLst>
+                                    </a:blip>
+                                    <a:stretch>
+                                      <a:fillRect/>
+                                    </a:stretch>
+                                  </pic:blipFill>
+                                  <pic:spPr>
+                                    <a:xfrm>
+                                      <a:off x="0" y="0"/>
+                                      <a:ext cx="5817625" cy="2168864"/>
+                                    </a:xfrm>
+                                    <a:prstGeom prst="rect">
+                                      <a:avLst/>
+                                    </a:prstGeom>
+                                  </pic:spPr>
+                                </pic:pic>
+                              </a:graphicData>
+                            </a:graphic>
+                          </wp:inline>
+                        </w:drawing>
+                      </w:r>
+                    </w:p>
+                  </w:txbxContent>
+                </v:textbox>
+              </v:shape>
+            </w:pict>
+          </mc:Fallback>
+        </mc:AlternateContent>
+      </w:r>
+    </w:p>
+    <w:p/>
+    <w:p/>
+    <w:p/>
+    <w:p/>
+    <w:p/>
+    <w:p/>
+    <w:p/>
+    <w:p/>
+    <w:p/>
+    <w:p/>
+    <w:p/>
+    <w:p/>
+    <w:p/>
+    <w:p/>
+    <w:p>
+      <w:pPr>
+        <w:pStyle w:val="Lgende"/>
+        <w:jc w:val="center"/>
+        <w:rPr>
+          <w:sz w:val="24"/>
+          <w:szCs w:val="24"/>
+        </w:rPr>
+      </w:pPr>
+      <w:r>
+        <w:rPr>
+          <w:sz w:val="24"/>
+          <w:szCs w:val="24"/>
+        </w:rPr>
+        <w:t xml:space="preserve">Figure </w:t>
+      </w:r>
+      <w:r>
+        <w:rPr>
+          <w:sz w:val="24"/>
+          <w:szCs w:val="24"/>
+        </w:rPr>
+        <w:fldChar w:fldCharType="begin"/>
+      </w:r>
+      <w:r>
+        <w:rPr>
+          <w:sz w:val="24"/>
+          <w:szCs w:val="24"/>
+        </w:rPr>
+        <w:instrText xml:space="preserve"> SEQ Figure \* ARABIC </w:instrText>
+      </w:r>
+      <w:r>
+        <w:rPr>
+          <w:sz w:val="24"/>
+          <w:szCs w:val="24"/>
+        </w:rPr>
+        <w:fldChar w:fldCharType="separate"/>
+      </w:r>
+      <w:r>
+        <w:rPr>
+          <w:noProof/>
+          <w:sz w:val="24"/>
+          <w:szCs w:val="24"/>
+        </w:rPr>
+        <w:t>7</w:t>
+      </w:r>
+      <w:r>
+        <w:rPr>
+          <w:sz w:val="24"/>
+          <w:szCs w:val="24"/>
+        </w:rPr>
+        <w:fldChar w:fldCharType="end"/>
+      </w:r>
+      <w:r>
+        <w:rPr>
+          <w:sz w:val="24"/>
+          <w:szCs w:val="24"/>
+        </w:rPr>
+        <w:t>: Architecture globale de l'application de gestion de rendez-vous pour salon de coiffure</w:t>
+      </w:r>
+    </w:p>
+    <w:p/>
+    <w:p/>
+    <w:p/>
+    <w:p/>
+    <w:p/>
+    <w:p/>
+    <w:p/>
+    <w:p/>
+    <w:p/>
+    <w:p/>
+    <w:p/>
+    <w:p/>
+    <w:p/>
+    <w:p/>
+    <w:p/>
+    <w:p/>
+    <w:p/>
+    <w:p/>
     <w:p>
       <w:pPr>
         <w:pStyle w:val="Titre1"/>
         <w:jc w:val="center"/>
         <w:rPr>
+          <w:b/>
+          <w:bCs/>
           <w:color w:val="auto"/>
           <w:sz w:val="28"/>
           <w:szCs w:val="28"/>
@@ -11516,6 +11395,8 @@
       </w:pPr>
       <w:r>
         <w:rPr>
+          <w:b/>
+          <w:bCs/>
           <w:color w:val="auto"/>
           <w:sz w:val="28"/>
           <w:szCs w:val="28"/>
@@ -11534,6 +11415,8 @@
         </w:numPr>
         <w:jc w:val="center"/>
         <w:rPr>
+          <w:b/>
+          <w:bCs/>
           <w:color w:val="auto"/>
           <w:sz w:val="24"/>
           <w:szCs w:val="24"/>
@@ -11541,6 +11424,8 @@
       </w:pPr>
       <w:r>
         <w:rPr>
+          <w:b/>
+          <w:bCs/>
           <w:color w:val="auto"/>
           <w:sz w:val="24"/>
           <w:szCs w:val="24"/>
@@ -11910,10 +11795,7 @@
         <w:jc w:val="both"/>
       </w:pPr>
       <w:r>
-        <w:t>Bruno</w:t>
-      </w:r>
-      <w:r>
-        <w:t xml:space="preserve"> pour les tests des services REST ;</w:t>
+        <w:t>Bruno pour les tests des services REST ;</w:t>
       </w:r>
     </w:p>
     <w:p>
@@ -11992,6 +11874,8 @@
         </w:numPr>
         <w:jc w:val="center"/>
         <w:rPr>
+          <w:b/>
+          <w:bCs/>
           <w:color w:val="auto"/>
           <w:sz w:val="24"/>
           <w:szCs w:val="24"/>
@@ -11999,6 +11883,8 @@
       </w:pPr>
       <w:r>
         <w:rPr>
+          <w:b/>
+          <w:bCs/>
           <w:color w:val="auto"/>
           <w:sz w:val="24"/>
           <w:szCs w:val="24"/>
@@ -12013,8 +11899,166 @@
         <w:jc w:val="both"/>
       </w:pPr>
       <w:r>
-        <w:t>L'estimation du coût d'un projet logiciel permet d'évaluer les ressources nécessaires à sa réalisation. Dans le cadre de ce projet académique, plusieurs ressources ont été mobilisées, notamment le temps de travail des membres de l'équipe, les équipements informatiques et les outils de développement.</w:t>
-      </w:r>
+        <w:t>L'estimation des coûts constitue une étape importante dans la gestion d'un projet informatique. Elle permet d'évaluer les ressources nécessaires à la réalisation de la solution et de mesurer l'investissement qu'aurait représenté son développement dans un contexte professionnel. Cette estimation prend en compte les ressources humaines, le matériel, les outils logiciels ainsi que les éventuels coûts de déploiement.</w:t>
+      </w:r>
+    </w:p>
+    <w:p>
+      <w:pPr>
+        <w:spacing w:line="360" w:lineRule="auto"/>
+        <w:jc w:val="both"/>
+      </w:pPr>
+    </w:p>
+    <w:p>
+      <w:pPr>
+        <w:spacing w:line="360" w:lineRule="auto"/>
+        <w:jc w:val="both"/>
+      </w:pPr>
+      <w:r>
+        <w:t>Les principaux éléments considérés dans cette estimation sont :</w:t>
+      </w:r>
+    </w:p>
+    <w:p>
+      <w:pPr>
+        <w:pStyle w:val="Paragraphedeliste"/>
+        <w:numPr>
+          <w:ilvl w:val="0"/>
+          <w:numId w:val="67"/>
+        </w:numPr>
+        <w:spacing w:line="360" w:lineRule="auto"/>
+        <w:jc w:val="both"/>
+      </w:pPr>
+      <w:r>
+        <w:t>Le coût du développement logiciel ;</w:t>
+      </w:r>
+    </w:p>
+    <w:p>
+      <w:pPr>
+        <w:pStyle w:val="Paragraphedeliste"/>
+        <w:numPr>
+          <w:ilvl w:val="0"/>
+          <w:numId w:val="67"/>
+        </w:numPr>
+        <w:spacing w:line="360" w:lineRule="auto"/>
+        <w:jc w:val="both"/>
+      </w:pPr>
+      <w:r>
+        <w:t>Le coût du matériel ;</w:t>
+      </w:r>
+    </w:p>
+    <w:p>
+      <w:pPr>
+        <w:pStyle w:val="Paragraphedeliste"/>
+        <w:numPr>
+          <w:ilvl w:val="0"/>
+          <w:numId w:val="67"/>
+        </w:numPr>
+        <w:spacing w:line="360" w:lineRule="auto"/>
+        <w:jc w:val="both"/>
+      </w:pPr>
+      <w:r>
+        <w:t>Le coût des outils de développement ;</w:t>
+      </w:r>
+    </w:p>
+    <w:p>
+      <w:pPr>
+        <w:pStyle w:val="Paragraphedeliste"/>
+        <w:numPr>
+          <w:ilvl w:val="0"/>
+          <w:numId w:val="67"/>
+        </w:numPr>
+        <w:spacing w:line="360" w:lineRule="auto"/>
+        <w:jc w:val="both"/>
+      </w:pPr>
+      <w:r>
+        <w:t>Le coût du déploiement ;</w:t>
+      </w:r>
+    </w:p>
+    <w:p>
+      <w:pPr>
+        <w:pStyle w:val="Paragraphedeliste"/>
+        <w:numPr>
+          <w:ilvl w:val="0"/>
+          <w:numId w:val="67"/>
+        </w:numPr>
+        <w:spacing w:line="360" w:lineRule="auto"/>
+        <w:jc w:val="both"/>
+      </w:pPr>
+      <w:r>
+        <w:t>Les coûts imprévus.</w:t>
+      </w:r>
+    </w:p>
+    <w:p>
+      <w:pPr>
+        <w:spacing w:line="360" w:lineRule="auto"/>
+        <w:jc w:val="both"/>
+      </w:pPr>
+    </w:p>
+    <w:p>
+      <w:pPr>
+        <w:pStyle w:val="Titre3"/>
+        <w:numPr>
+          <w:ilvl w:val="0"/>
+          <w:numId w:val="68"/>
+        </w:numPr>
+        <w:jc w:val="center"/>
+        <w:rPr>
+          <w:b/>
+          <w:bCs/>
+          <w:color w:val="auto"/>
+        </w:rPr>
+      </w:pPr>
+      <w:r>
+        <w:rPr>
+          <w:b/>
+          <w:bCs/>
+          <w:color w:val="auto"/>
+        </w:rPr>
+        <w:t>Coût du développement logiciel</w:t>
+      </w:r>
+    </w:p>
+    <w:p/>
+    <w:p>
+      <w:pPr>
+        <w:spacing w:line="360" w:lineRule="auto"/>
+        <w:jc w:val="both"/>
+      </w:pPr>
+      <w:r>
+        <w:t xml:space="preserve">Le coût de développement d’un logiciel se calcule généralement à partir du temps passé par les ingénieurs, en tenant compte de leur tarif horaire et du pourcentage de leur temps consacré au projet. Il est souvent exprimé en mois-homme (M-H). Deux approches principales permettent d’estimer ce coût : </w:t>
+      </w:r>
+    </w:p>
+    <w:p>
+      <w:pPr>
+        <w:pStyle w:val="Paragraphedeliste"/>
+        <w:numPr>
+          <w:ilvl w:val="0"/>
+          <w:numId w:val="69"/>
+        </w:numPr>
+        <w:spacing w:line="360" w:lineRule="auto"/>
+        <w:jc w:val="both"/>
+      </w:pPr>
+      <w:r>
+        <w:t xml:space="preserve">L’approche par le nombre de lignes de code ;  </w:t>
+      </w:r>
+    </w:p>
+    <w:p>
+      <w:pPr>
+        <w:pStyle w:val="Paragraphedeliste"/>
+        <w:numPr>
+          <w:ilvl w:val="0"/>
+          <w:numId w:val="69"/>
+        </w:numPr>
+        <w:spacing w:line="360" w:lineRule="auto"/>
+        <w:jc w:val="both"/>
+      </w:pPr>
+      <w:r>
+        <w:t>L’approche par le nombre de points fonctions.</w:t>
+      </w:r>
+    </w:p>
+    <w:p>
+      <w:pPr>
+        <w:spacing w:line="360" w:lineRule="auto"/>
+        <w:jc w:val="both"/>
+      </w:pPr>
     </w:p>
     <w:sectPr>
       <w:pgSz w:w="11906" w:h="16838"/>
@@ -13347,6 +13391,119 @@
     </w:lvl>
   </w:abstractNum>
   <w:abstractNum w:abstractNumId="13" w15:restartNumberingAfterBreak="0">
+    <w:nsid w:val="177F1819"/>
+    <w:multiLevelType w:val="hybridMultilevel"/>
+    <w:tmpl w:val="5F442D98"/>
+    <w:lvl w:ilvl="0" w:tplc="0C0C0001">
+      <w:start w:val="1"/>
+      <w:numFmt w:val="bullet"/>
+      <w:lvlText w:val=""/>
+      <w:lvlJc w:val="left"/>
+      <w:pPr>
+        <w:ind w:left="720" w:hanging="360"/>
+      </w:pPr>
+      <w:rPr>
+        <w:rFonts w:ascii="Symbol" w:hAnsi="Symbol" w:hint="default"/>
+      </w:rPr>
+    </w:lvl>
+    <w:lvl w:ilvl="1" w:tplc="0C0C0003" w:tentative="1">
+      <w:start w:val="1"/>
+      <w:numFmt w:val="bullet"/>
+      <w:lvlText w:val="o"/>
+      <w:lvlJc w:val="left"/>
+      <w:pPr>
+        <w:ind w:left="1440" w:hanging="360"/>
+      </w:pPr>
+      <w:rPr>
+        <w:rFonts w:ascii="Courier New" w:hAnsi="Courier New" w:cs="Courier New" w:hint="default"/>
+      </w:rPr>
+    </w:lvl>
+    <w:lvl w:ilvl="2" w:tplc="0C0C0005" w:tentative="1">
+      <w:start w:val="1"/>
+      <w:numFmt w:val="bullet"/>
+      <w:lvlText w:val=""/>
+      <w:lvlJc w:val="left"/>
+      <w:pPr>
+        <w:ind w:left="2160" w:hanging="360"/>
+      </w:pPr>
+      <w:rPr>
+        <w:rFonts w:ascii="Wingdings" w:hAnsi="Wingdings" w:hint="default"/>
+      </w:rPr>
+    </w:lvl>
+    <w:lvl w:ilvl="3" w:tplc="0C0C0001" w:tentative="1">
+      <w:start w:val="1"/>
+      <w:numFmt w:val="bullet"/>
+      <w:lvlText w:val=""/>
+      <w:lvlJc w:val="left"/>
+      <w:pPr>
+        <w:ind w:left="2880" w:hanging="360"/>
+      </w:pPr>
+      <w:rPr>
+        <w:rFonts w:ascii="Symbol" w:hAnsi="Symbol" w:hint="default"/>
+      </w:rPr>
+    </w:lvl>
+    <w:lvl w:ilvl="4" w:tplc="0C0C0003" w:tentative="1">
+      <w:start w:val="1"/>
+      <w:numFmt w:val="bullet"/>
+      <w:lvlText w:val="o"/>
+      <w:lvlJc w:val="left"/>
+      <w:pPr>
+        <w:ind w:left="3600" w:hanging="360"/>
+      </w:pPr>
+      <w:rPr>
+        <w:rFonts w:ascii="Courier New" w:hAnsi="Courier New" w:cs="Courier New" w:hint="default"/>
+      </w:rPr>
+    </w:lvl>
+    <w:lvl w:ilvl="5" w:tplc="0C0C0005" w:tentative="1">
+      <w:start w:val="1"/>
+      <w:numFmt w:val="bullet"/>
+      <w:lvlText w:val=""/>
+      <w:lvlJc w:val="left"/>
+      <w:pPr>
+        <w:ind w:left="4320" w:hanging="360"/>
+      </w:pPr>
+      <w:rPr>
+        <w:rFonts w:ascii="Wingdings" w:hAnsi="Wingdings" w:hint="default"/>
+      </w:rPr>
+    </w:lvl>
+    <w:lvl w:ilvl="6" w:tplc="0C0C0001" w:tentative="1">
+      <w:start w:val="1"/>
+      <w:numFmt w:val="bullet"/>
+      <w:lvlText w:val=""/>
+      <w:lvlJc w:val="left"/>
+      <w:pPr>
+        <w:ind w:left="5040" w:hanging="360"/>
+      </w:pPr>
+      <w:rPr>
+        <w:rFonts w:ascii="Symbol" w:hAnsi="Symbol" w:hint="default"/>
+      </w:rPr>
+    </w:lvl>
+    <w:lvl w:ilvl="7" w:tplc="0C0C0003" w:tentative="1">
+      <w:start w:val="1"/>
+      <w:numFmt w:val="bullet"/>
+      <w:lvlText w:val="o"/>
+      <w:lvlJc w:val="left"/>
+      <w:pPr>
+        <w:ind w:left="5760" w:hanging="360"/>
+      </w:pPr>
+      <w:rPr>
+        <w:rFonts w:ascii="Courier New" w:hAnsi="Courier New" w:cs="Courier New" w:hint="default"/>
+      </w:rPr>
+    </w:lvl>
+    <w:lvl w:ilvl="8" w:tplc="0C0C0005" w:tentative="1">
+      <w:start w:val="1"/>
+      <w:numFmt w:val="bullet"/>
+      <w:lvlText w:val=""/>
+      <w:lvlJc w:val="left"/>
+      <w:pPr>
+        <w:ind w:left="6480" w:hanging="360"/>
+      </w:pPr>
+      <w:rPr>
+        <w:rFonts w:ascii="Wingdings" w:hAnsi="Wingdings" w:hint="default"/>
+      </w:rPr>
+    </w:lvl>
+  </w:abstractNum>
+  <w:abstractNum w:abstractNumId="14" w15:restartNumberingAfterBreak="0">
     <w:nsid w:val="1ECD475C"/>
     <w:multiLevelType w:val="hybridMultilevel"/>
     <w:tmpl w:val="EC261700"/>
@@ -13436,7 +13593,7 @@
       </w:pPr>
     </w:lvl>
   </w:abstractNum>
-  <w:abstractNum w:abstractNumId="14" w15:restartNumberingAfterBreak="0">
+  <w:abstractNum w:abstractNumId="15" w15:restartNumberingAfterBreak="0">
     <w:nsid w:val="22124893"/>
     <w:multiLevelType w:val="hybridMultilevel"/>
     <w:tmpl w:val="49B8794E"/>
@@ -13522,7 +13679,7 @@
       </w:pPr>
     </w:lvl>
   </w:abstractNum>
-  <w:abstractNum w:abstractNumId="15" w15:restartNumberingAfterBreak="0">
+  <w:abstractNum w:abstractNumId="16" w15:restartNumberingAfterBreak="0">
     <w:nsid w:val="22CF2315"/>
     <w:multiLevelType w:val="hybridMultilevel"/>
     <w:tmpl w:val="9CCCA4D8"/>
@@ -13608,7 +13765,7 @@
       </w:pPr>
     </w:lvl>
   </w:abstractNum>
-  <w:abstractNum w:abstractNumId="16" w15:restartNumberingAfterBreak="0">
+  <w:abstractNum w:abstractNumId="17" w15:restartNumberingAfterBreak="0">
     <w:nsid w:val="26ED0427"/>
     <w:multiLevelType w:val="hybridMultilevel"/>
     <w:tmpl w:val="DFC40F50"/>
@@ -13694,7 +13851,7 @@
       </w:pPr>
     </w:lvl>
   </w:abstractNum>
-  <w:abstractNum w:abstractNumId="17" w15:restartNumberingAfterBreak="0">
+  <w:abstractNum w:abstractNumId="18" w15:restartNumberingAfterBreak="0">
     <w:nsid w:val="29E454E0"/>
     <w:multiLevelType w:val="hybridMultilevel"/>
     <w:tmpl w:val="A152788C"/>
@@ -13780,7 +13937,7 @@
       </w:pPr>
     </w:lvl>
   </w:abstractNum>
-  <w:abstractNum w:abstractNumId="18" w15:restartNumberingAfterBreak="0">
+  <w:abstractNum w:abstractNumId="19" w15:restartNumberingAfterBreak="0">
     <w:nsid w:val="2AEF3C07"/>
     <w:multiLevelType w:val="hybridMultilevel"/>
     <w:tmpl w:val="0C8CABB6"/>
@@ -13870,7 +14027,7 @@
       </w:pPr>
     </w:lvl>
   </w:abstractNum>
-  <w:abstractNum w:abstractNumId="19" w15:restartNumberingAfterBreak="0">
+  <w:abstractNum w:abstractNumId="20" w15:restartNumberingAfterBreak="0">
     <w:nsid w:val="2C4C1371"/>
     <w:multiLevelType w:val="hybridMultilevel"/>
     <w:tmpl w:val="F95E3E18"/>
@@ -13959,7 +14116,7 @@
       </w:pPr>
     </w:lvl>
   </w:abstractNum>
-  <w:abstractNum w:abstractNumId="20" w15:restartNumberingAfterBreak="0">
+  <w:abstractNum w:abstractNumId="21" w15:restartNumberingAfterBreak="0">
     <w:nsid w:val="2E6F26E5"/>
     <w:multiLevelType w:val="hybridMultilevel"/>
     <w:tmpl w:val="07243558"/>
@@ -14048,7 +14205,7 @@
       </w:pPr>
     </w:lvl>
   </w:abstractNum>
-  <w:abstractNum w:abstractNumId="21" w15:restartNumberingAfterBreak="0">
+  <w:abstractNum w:abstractNumId="22" w15:restartNumberingAfterBreak="0">
     <w:nsid w:val="32D1453C"/>
     <w:multiLevelType w:val="hybridMultilevel"/>
     <w:tmpl w:val="6814369C"/>
@@ -14137,7 +14294,7 @@
       </w:pPr>
     </w:lvl>
   </w:abstractNum>
-  <w:abstractNum w:abstractNumId="22" w15:restartNumberingAfterBreak="0">
+  <w:abstractNum w:abstractNumId="23" w15:restartNumberingAfterBreak="0">
     <w:nsid w:val="33772247"/>
     <w:multiLevelType w:val="hybridMultilevel"/>
     <w:tmpl w:val="3D7E6AC8"/>
@@ -14226,7 +14383,7 @@
       </w:pPr>
     </w:lvl>
   </w:abstractNum>
-  <w:abstractNum w:abstractNumId="23" w15:restartNumberingAfterBreak="0">
+  <w:abstractNum w:abstractNumId="24" w15:restartNumberingAfterBreak="0">
     <w:nsid w:val="34751E18"/>
     <w:multiLevelType w:val="hybridMultilevel"/>
     <w:tmpl w:val="47D4EF6A"/>
@@ -14339,7 +14496,96 @@
       </w:rPr>
     </w:lvl>
   </w:abstractNum>
-  <w:abstractNum w:abstractNumId="24" w15:restartNumberingAfterBreak="0">
+  <w:abstractNum w:abstractNumId="25" w15:restartNumberingAfterBreak="0">
+    <w:nsid w:val="35A7769C"/>
+    <w:multiLevelType w:val="hybridMultilevel"/>
+    <w:tmpl w:val="4B3824C6"/>
+    <w:lvl w:ilvl="0" w:tplc="0C0C0019">
+      <w:start w:val="1"/>
+      <w:numFmt w:val="lowerLetter"/>
+      <w:lvlText w:val="%1."/>
+      <w:lvlJc w:val="left"/>
+      <w:pPr>
+        <w:ind w:left="720" w:hanging="360"/>
+      </w:pPr>
+      <w:rPr>
+        <w:rFonts w:hint="default"/>
+      </w:rPr>
+    </w:lvl>
+    <w:lvl w:ilvl="1" w:tplc="0C0C0019" w:tentative="1">
+      <w:start w:val="1"/>
+      <w:numFmt w:val="lowerLetter"/>
+      <w:lvlText w:val="%2."/>
+      <w:lvlJc w:val="left"/>
+      <w:pPr>
+        <w:ind w:left="1440" w:hanging="360"/>
+      </w:pPr>
+    </w:lvl>
+    <w:lvl w:ilvl="2" w:tplc="0C0C001B" w:tentative="1">
+      <w:start w:val="1"/>
+      <w:numFmt w:val="lowerRoman"/>
+      <w:lvlText w:val="%3."/>
+      <w:lvlJc w:val="right"/>
+      <w:pPr>
+        <w:ind w:left="2160" w:hanging="180"/>
+      </w:pPr>
+    </w:lvl>
+    <w:lvl w:ilvl="3" w:tplc="0C0C000F" w:tentative="1">
+      <w:start w:val="1"/>
+      <w:numFmt w:val="decimal"/>
+      <w:lvlText w:val="%4."/>
+      <w:lvlJc w:val="left"/>
+      <w:pPr>
+        <w:ind w:left="2880" w:hanging="360"/>
+      </w:pPr>
+    </w:lvl>
+    <w:lvl w:ilvl="4" w:tplc="0C0C0019" w:tentative="1">
+      <w:start w:val="1"/>
+      <w:numFmt w:val="lowerLetter"/>
+      <w:lvlText w:val="%5."/>
+      <w:lvlJc w:val="left"/>
+      <w:pPr>
+        <w:ind w:left="3600" w:hanging="360"/>
+      </w:pPr>
+    </w:lvl>
+    <w:lvl w:ilvl="5" w:tplc="0C0C001B" w:tentative="1">
+      <w:start w:val="1"/>
+      <w:numFmt w:val="lowerRoman"/>
+      <w:lvlText w:val="%6."/>
+      <w:lvlJc w:val="right"/>
+      <w:pPr>
+        <w:ind w:left="4320" w:hanging="180"/>
+      </w:pPr>
+    </w:lvl>
+    <w:lvl w:ilvl="6" w:tplc="0C0C000F" w:tentative="1">
+      <w:start w:val="1"/>
+      <w:numFmt w:val="decimal"/>
+      <w:lvlText w:val="%7."/>
+      <w:lvlJc w:val="left"/>
+      <w:pPr>
+        <w:ind w:left="5040" w:hanging="360"/>
+      </w:pPr>
+    </w:lvl>
+    <w:lvl w:ilvl="7" w:tplc="0C0C0019" w:tentative="1">
+      <w:start w:val="1"/>
+      <w:numFmt w:val="lowerLetter"/>
+      <w:lvlText w:val="%8."/>
+      <w:lvlJc w:val="left"/>
+      <w:pPr>
+        <w:ind w:left="5760" w:hanging="360"/>
+      </w:pPr>
+    </w:lvl>
+    <w:lvl w:ilvl="8" w:tplc="0C0C001B" w:tentative="1">
+      <w:start w:val="1"/>
+      <w:numFmt w:val="lowerRoman"/>
+      <w:lvlText w:val="%9."/>
+      <w:lvlJc w:val="right"/>
+      <w:pPr>
+        <w:ind w:left="6480" w:hanging="180"/>
+      </w:pPr>
+    </w:lvl>
+  </w:abstractNum>
+  <w:abstractNum w:abstractNumId="26" w15:restartNumberingAfterBreak="0">
     <w:nsid w:val="35E71D91"/>
     <w:multiLevelType w:val="hybridMultilevel"/>
     <w:tmpl w:val="A3F8EF88"/>
@@ -14425,7 +14671,7 @@
       </w:pPr>
     </w:lvl>
   </w:abstractNum>
-  <w:abstractNum w:abstractNumId="25" w15:restartNumberingAfterBreak="0">
+  <w:abstractNum w:abstractNumId="27" w15:restartNumberingAfterBreak="0">
     <w:nsid w:val="36145DE6"/>
     <w:multiLevelType w:val="hybridMultilevel"/>
     <w:tmpl w:val="3466892E"/>
@@ -14538,7 +14784,7 @@
       </w:rPr>
     </w:lvl>
   </w:abstractNum>
-  <w:abstractNum w:abstractNumId="26" w15:restartNumberingAfterBreak="0">
+  <w:abstractNum w:abstractNumId="28" w15:restartNumberingAfterBreak="0">
     <w:nsid w:val="38717742"/>
     <w:multiLevelType w:val="hybridMultilevel"/>
     <w:tmpl w:val="6364640C"/>
@@ -14651,7 +14897,7 @@
       </w:rPr>
     </w:lvl>
   </w:abstractNum>
-  <w:abstractNum w:abstractNumId="27" w15:restartNumberingAfterBreak="0">
+  <w:abstractNum w:abstractNumId="29" w15:restartNumberingAfterBreak="0">
     <w:nsid w:val="38A42848"/>
     <w:multiLevelType w:val="hybridMultilevel"/>
     <w:tmpl w:val="F99C8578"/>
@@ -14740,7 +14986,7 @@
       </w:pPr>
     </w:lvl>
   </w:abstractNum>
-  <w:abstractNum w:abstractNumId="28" w15:restartNumberingAfterBreak="0">
+  <w:abstractNum w:abstractNumId="30" w15:restartNumberingAfterBreak="0">
     <w:nsid w:val="39721832"/>
     <w:multiLevelType w:val="hybridMultilevel"/>
     <w:tmpl w:val="8F7270EC"/>
@@ -14829,7 +15075,7 @@
       </w:pPr>
     </w:lvl>
   </w:abstractNum>
-  <w:abstractNum w:abstractNumId="29" w15:restartNumberingAfterBreak="0">
+  <w:abstractNum w:abstractNumId="31" w15:restartNumberingAfterBreak="0">
     <w:nsid w:val="3BCE7D51"/>
     <w:multiLevelType w:val="hybridMultilevel"/>
     <w:tmpl w:val="C1686DE6"/>
@@ -14920,7 +15166,7 @@
       </w:pPr>
     </w:lvl>
   </w:abstractNum>
-  <w:abstractNum w:abstractNumId="30" w15:restartNumberingAfterBreak="0">
+  <w:abstractNum w:abstractNumId="32" w15:restartNumberingAfterBreak="0">
     <w:nsid w:val="3EC00F14"/>
     <w:multiLevelType w:val="hybridMultilevel"/>
     <w:tmpl w:val="631A7BA2"/>
@@ -15033,7 +15279,7 @@
       </w:rPr>
     </w:lvl>
   </w:abstractNum>
-  <w:abstractNum w:abstractNumId="31" w15:restartNumberingAfterBreak="0">
+  <w:abstractNum w:abstractNumId="33" w15:restartNumberingAfterBreak="0">
     <w:nsid w:val="40BC2991"/>
     <w:multiLevelType w:val="hybridMultilevel"/>
     <w:tmpl w:val="D92ACB68"/>
@@ -15122,7 +15368,7 @@
       </w:pPr>
     </w:lvl>
   </w:abstractNum>
-  <w:abstractNum w:abstractNumId="32" w15:restartNumberingAfterBreak="0">
+  <w:abstractNum w:abstractNumId="34" w15:restartNumberingAfterBreak="0">
     <w:nsid w:val="41B03C2D"/>
     <w:multiLevelType w:val="hybridMultilevel"/>
     <w:tmpl w:val="6FB60B94"/>
@@ -15211,7 +15457,7 @@
       </w:pPr>
     </w:lvl>
   </w:abstractNum>
-  <w:abstractNum w:abstractNumId="33" w15:restartNumberingAfterBreak="0">
+  <w:abstractNum w:abstractNumId="35" w15:restartNumberingAfterBreak="0">
     <w:nsid w:val="43C942E8"/>
     <w:multiLevelType w:val="hybridMultilevel"/>
     <w:tmpl w:val="6AE4158A"/>
@@ -15300,7 +15546,7 @@
       </w:pPr>
     </w:lvl>
   </w:abstractNum>
-  <w:abstractNum w:abstractNumId="34" w15:restartNumberingAfterBreak="0">
+  <w:abstractNum w:abstractNumId="36" w15:restartNumberingAfterBreak="0">
     <w:nsid w:val="443976BB"/>
     <w:multiLevelType w:val="hybridMultilevel"/>
     <w:tmpl w:val="800E00FA"/>
@@ -15413,7 +15659,7 @@
       </w:rPr>
     </w:lvl>
   </w:abstractNum>
-  <w:abstractNum w:abstractNumId="35" w15:restartNumberingAfterBreak="0">
+  <w:abstractNum w:abstractNumId="37" w15:restartNumberingAfterBreak="0">
     <w:nsid w:val="44693B7A"/>
     <w:multiLevelType w:val="hybridMultilevel"/>
     <w:tmpl w:val="DC66C6C6"/>
@@ -15502,7 +15748,7 @@
       </w:pPr>
     </w:lvl>
   </w:abstractNum>
-  <w:abstractNum w:abstractNumId="36" w15:restartNumberingAfterBreak="0">
+  <w:abstractNum w:abstractNumId="38" w15:restartNumberingAfterBreak="0">
     <w:nsid w:val="46B6D50B"/>
     <w:multiLevelType w:val="multilevel"/>
     <w:tmpl w:val="7A5C954A"/>
@@ -15615,7 +15861,7 @@
       </w:rPr>
     </w:lvl>
   </w:abstractNum>
-  <w:abstractNum w:abstractNumId="37" w15:restartNumberingAfterBreak="0">
+  <w:abstractNum w:abstractNumId="39" w15:restartNumberingAfterBreak="0">
     <w:nsid w:val="47333FFA"/>
     <w:multiLevelType w:val="hybridMultilevel"/>
     <w:tmpl w:val="3B8CC982"/>
@@ -15728,7 +15974,7 @@
       </w:rPr>
     </w:lvl>
   </w:abstractNum>
-  <w:abstractNum w:abstractNumId="38" w15:restartNumberingAfterBreak="0">
+  <w:abstractNum w:abstractNumId="40" w15:restartNumberingAfterBreak="0">
     <w:nsid w:val="49772246"/>
     <w:multiLevelType w:val="hybridMultilevel"/>
     <w:tmpl w:val="1DD02990"/>
@@ -15814,7 +16060,7 @@
       </w:pPr>
     </w:lvl>
   </w:abstractNum>
-  <w:abstractNum w:abstractNumId="39" w15:restartNumberingAfterBreak="0">
+  <w:abstractNum w:abstractNumId="41" w15:restartNumberingAfterBreak="0">
     <w:nsid w:val="4A169392"/>
     <w:multiLevelType w:val="multilevel"/>
     <w:tmpl w:val="25E0446C"/>
@@ -15927,7 +16173,7 @@
       </w:rPr>
     </w:lvl>
   </w:abstractNum>
-  <w:abstractNum w:abstractNumId="40" w15:restartNumberingAfterBreak="0">
+  <w:abstractNum w:abstractNumId="42" w15:restartNumberingAfterBreak="0">
     <w:nsid w:val="4A3A542E"/>
     <w:multiLevelType w:val="hybridMultilevel"/>
     <w:tmpl w:val="835CE02A"/>
@@ -16016,7 +16262,7 @@
       </w:pPr>
     </w:lvl>
   </w:abstractNum>
-  <w:abstractNum w:abstractNumId="41" w15:restartNumberingAfterBreak="0">
+  <w:abstractNum w:abstractNumId="43" w15:restartNumberingAfterBreak="0">
     <w:nsid w:val="4C007127"/>
     <w:multiLevelType w:val="hybridMultilevel"/>
     <w:tmpl w:val="1138D3D2"/>
@@ -16105,7 +16351,7 @@
       </w:pPr>
     </w:lvl>
   </w:abstractNum>
-  <w:abstractNum w:abstractNumId="42" w15:restartNumberingAfterBreak="0">
+  <w:abstractNum w:abstractNumId="44" w15:restartNumberingAfterBreak="0">
     <w:nsid w:val="4E55655A"/>
     <w:multiLevelType w:val="hybridMultilevel"/>
     <w:tmpl w:val="D49ACF0C"/>
@@ -16218,7 +16464,7 @@
       </w:rPr>
     </w:lvl>
   </w:abstractNum>
-  <w:abstractNum w:abstractNumId="43" w15:restartNumberingAfterBreak="0">
+  <w:abstractNum w:abstractNumId="45" w15:restartNumberingAfterBreak="0">
     <w:nsid w:val="4ED2696A"/>
     <w:multiLevelType w:val="multilevel"/>
     <w:tmpl w:val="5B787702"/>
@@ -16331,7 +16577,7 @@
       </w:rPr>
     </w:lvl>
   </w:abstractNum>
-  <w:abstractNum w:abstractNumId="44" w15:restartNumberingAfterBreak="0">
+  <w:abstractNum w:abstractNumId="46" w15:restartNumberingAfterBreak="0">
     <w:nsid w:val="4F0DBDFB"/>
     <w:multiLevelType w:val="multilevel"/>
     <w:tmpl w:val="C0A40DA2"/>
@@ -16446,7 +16692,7 @@
       </w:rPr>
     </w:lvl>
   </w:abstractNum>
-  <w:abstractNum w:abstractNumId="45" w15:restartNumberingAfterBreak="0">
+  <w:abstractNum w:abstractNumId="47" w15:restartNumberingAfterBreak="0">
     <w:nsid w:val="4F983127"/>
     <w:multiLevelType w:val="hybridMultilevel"/>
     <w:tmpl w:val="CF8EFB58"/>
@@ -16532,7 +16778,7 @@
       </w:pPr>
     </w:lvl>
   </w:abstractNum>
-  <w:abstractNum w:abstractNumId="46" w15:restartNumberingAfterBreak="0">
+  <w:abstractNum w:abstractNumId="48" w15:restartNumberingAfterBreak="0">
     <w:nsid w:val="50F50F9C"/>
     <w:multiLevelType w:val="hybridMultilevel"/>
     <w:tmpl w:val="803019A0"/>
@@ -16645,7 +16891,7 @@
       </w:rPr>
     </w:lvl>
   </w:abstractNum>
-  <w:abstractNum w:abstractNumId="47" w15:restartNumberingAfterBreak="0">
+  <w:abstractNum w:abstractNumId="49" w15:restartNumberingAfterBreak="0">
     <w:nsid w:val="52572188"/>
     <w:multiLevelType w:val="hybridMultilevel"/>
     <w:tmpl w:val="512EA4E8"/>
@@ -16731,7 +16977,7 @@
       </w:pPr>
     </w:lvl>
   </w:abstractNum>
-  <w:abstractNum w:abstractNumId="48" w15:restartNumberingAfterBreak="0">
+  <w:abstractNum w:abstractNumId="50" w15:restartNumberingAfterBreak="0">
     <w:nsid w:val="53545B39"/>
     <w:multiLevelType w:val="multilevel"/>
     <w:tmpl w:val="C6ECD9E0"/>
@@ -16844,7 +17090,7 @@
       </w:rPr>
     </w:lvl>
   </w:abstractNum>
-  <w:abstractNum w:abstractNumId="49" w15:restartNumberingAfterBreak="0">
+  <w:abstractNum w:abstractNumId="51" w15:restartNumberingAfterBreak="0">
     <w:nsid w:val="54756454"/>
     <w:multiLevelType w:val="hybridMultilevel"/>
     <w:tmpl w:val="5ACA8688"/>
@@ -16957,7 +17203,120 @@
       </w:rPr>
     </w:lvl>
   </w:abstractNum>
-  <w:abstractNum w:abstractNumId="50" w15:restartNumberingAfterBreak="0">
+  <w:abstractNum w:abstractNumId="52" w15:restartNumberingAfterBreak="0">
+    <w:nsid w:val="563C057E"/>
+    <w:multiLevelType w:val="hybridMultilevel"/>
+    <w:tmpl w:val="CE58A494"/>
+    <w:lvl w:ilvl="0" w:tplc="0C0C0001">
+      <w:start w:val="1"/>
+      <w:numFmt w:val="bullet"/>
+      <w:lvlText w:val=""/>
+      <w:lvlJc w:val="left"/>
+      <w:pPr>
+        <w:ind w:left="720" w:hanging="360"/>
+      </w:pPr>
+      <w:rPr>
+        <w:rFonts w:ascii="Symbol" w:hAnsi="Symbol" w:hint="default"/>
+      </w:rPr>
+    </w:lvl>
+    <w:lvl w:ilvl="1" w:tplc="0C0C0003" w:tentative="1">
+      <w:start w:val="1"/>
+      <w:numFmt w:val="bullet"/>
+      <w:lvlText w:val="o"/>
+      <w:lvlJc w:val="left"/>
+      <w:pPr>
+        <w:ind w:left="1440" w:hanging="360"/>
+      </w:pPr>
+      <w:rPr>
+        <w:rFonts w:ascii="Courier New" w:hAnsi="Courier New" w:cs="Courier New" w:hint="default"/>
+      </w:rPr>
+    </w:lvl>
+    <w:lvl w:ilvl="2" w:tplc="0C0C0005" w:tentative="1">
+      <w:start w:val="1"/>
+      <w:numFmt w:val="bullet"/>
+      <w:lvlText w:val=""/>
+      <w:lvlJc w:val="left"/>
+      <w:pPr>
+        <w:ind w:left="2160" w:hanging="360"/>
+      </w:pPr>
+      <w:rPr>
+        <w:rFonts w:ascii="Wingdings" w:hAnsi="Wingdings" w:hint="default"/>
+      </w:rPr>
+    </w:lvl>
+    <w:lvl w:ilvl="3" w:tplc="0C0C0001" w:tentative="1">
+      <w:start w:val="1"/>
+      <w:numFmt w:val="bullet"/>
+      <w:lvlText w:val=""/>
+      <w:lvlJc w:val="left"/>
+      <w:pPr>
+        <w:ind w:left="2880" w:hanging="360"/>
+      </w:pPr>
+      <w:rPr>
+        <w:rFonts w:ascii="Symbol" w:hAnsi="Symbol" w:hint="default"/>
+      </w:rPr>
+    </w:lvl>
+    <w:lvl w:ilvl="4" w:tplc="0C0C0003" w:tentative="1">
+      <w:start w:val="1"/>
+      <w:numFmt w:val="bullet"/>
+      <w:lvlText w:val="o"/>
+      <w:lvlJc w:val="left"/>
+      <w:pPr>
+        <w:ind w:left="3600" w:hanging="360"/>
+      </w:pPr>
+      <w:rPr>
+        <w:rFonts w:ascii="Courier New" w:hAnsi="Courier New" w:cs="Courier New" w:hint="default"/>
+      </w:rPr>
+    </w:lvl>
+    <w:lvl w:ilvl="5" w:tplc="0C0C0005" w:tentative="1">
+      <w:start w:val="1"/>
+      <w:numFmt w:val="bullet"/>
+      <w:lvlText w:val=""/>
+      <w:lvlJc w:val="left"/>
+      <w:pPr>
+        <w:ind w:left="4320" w:hanging="360"/>
+      </w:pPr>
+      <w:rPr>
+        <w:rFonts w:ascii="Wingdings" w:hAnsi="Wingdings" w:hint="default"/>
+      </w:rPr>
+    </w:lvl>
+    <w:lvl w:ilvl="6" w:tplc="0C0C0001" w:tentative="1">
+      <w:start w:val="1"/>
+      <w:numFmt w:val="bullet"/>
+      <w:lvlText w:val=""/>
+      <w:lvlJc w:val="left"/>
+      <w:pPr>
+        <w:ind w:left="5040" w:hanging="360"/>
+      </w:pPr>
+      <w:rPr>
+        <w:rFonts w:ascii="Symbol" w:hAnsi="Symbol" w:hint="default"/>
+      </w:rPr>
+    </w:lvl>
+    <w:lvl w:ilvl="7" w:tplc="0C0C0003" w:tentative="1">
+      <w:start w:val="1"/>
+      <w:numFmt w:val="bullet"/>
+      <w:lvlText w:val="o"/>
+      <w:lvlJc w:val="left"/>
+      <w:pPr>
+        <w:ind w:left="5760" w:hanging="360"/>
+      </w:pPr>
+      <w:rPr>
+        <w:rFonts w:ascii="Courier New" w:hAnsi="Courier New" w:cs="Courier New" w:hint="default"/>
+      </w:rPr>
+    </w:lvl>
+    <w:lvl w:ilvl="8" w:tplc="0C0C0005" w:tentative="1">
+      <w:start w:val="1"/>
+      <w:numFmt w:val="bullet"/>
+      <w:lvlText w:val=""/>
+      <w:lvlJc w:val="left"/>
+      <w:pPr>
+        <w:ind w:left="6480" w:hanging="360"/>
+      </w:pPr>
+      <w:rPr>
+        <w:rFonts w:ascii="Wingdings" w:hAnsi="Wingdings" w:hint="default"/>
+      </w:rPr>
+    </w:lvl>
+  </w:abstractNum>
+  <w:abstractNum w:abstractNumId="53" w15:restartNumberingAfterBreak="0">
     <w:nsid w:val="590977D9"/>
     <w:multiLevelType w:val="hybridMultilevel"/>
     <w:tmpl w:val="E8106E80"/>
@@ -17046,7 +17405,7 @@
       </w:pPr>
     </w:lvl>
   </w:abstractNum>
-  <w:abstractNum w:abstractNumId="51" w15:restartNumberingAfterBreak="0">
+  <w:abstractNum w:abstractNumId="54" w15:restartNumberingAfterBreak="0">
     <w:nsid w:val="5B5B7B39"/>
     <w:multiLevelType w:val="hybridMultilevel"/>
     <w:tmpl w:val="B0C4FC3C"/>
@@ -17135,7 +17494,7 @@
       </w:pPr>
     </w:lvl>
   </w:abstractNum>
-  <w:abstractNum w:abstractNumId="52" w15:restartNumberingAfterBreak="0">
+  <w:abstractNum w:abstractNumId="55" w15:restartNumberingAfterBreak="0">
     <w:nsid w:val="5F8D6DE3"/>
     <w:multiLevelType w:val="hybridMultilevel"/>
     <w:tmpl w:val="F87AEDC8"/>
@@ -17248,7 +17607,7 @@
       </w:rPr>
     </w:lvl>
   </w:abstractNum>
-  <w:abstractNum w:abstractNumId="53" w15:restartNumberingAfterBreak="0">
+  <w:abstractNum w:abstractNumId="56" w15:restartNumberingAfterBreak="0">
     <w:nsid w:val="61AB3758"/>
     <w:multiLevelType w:val="hybridMultilevel"/>
     <w:tmpl w:val="DBF876DC"/>
@@ -17337,7 +17696,7 @@
       </w:pPr>
     </w:lvl>
   </w:abstractNum>
-  <w:abstractNum w:abstractNumId="54" w15:restartNumberingAfterBreak="0">
+  <w:abstractNum w:abstractNumId="57" w15:restartNumberingAfterBreak="0">
     <w:nsid w:val="65855C5C"/>
     <w:multiLevelType w:val="hybridMultilevel"/>
     <w:tmpl w:val="F7786D96"/>
@@ -17426,7 +17785,96 @@
       </w:pPr>
     </w:lvl>
   </w:abstractNum>
-  <w:abstractNum w:abstractNumId="55" w15:restartNumberingAfterBreak="0">
+  <w:abstractNum w:abstractNumId="58" w15:restartNumberingAfterBreak="0">
+    <w:nsid w:val="65912783"/>
+    <w:multiLevelType w:val="hybridMultilevel"/>
+    <w:tmpl w:val="DCA4FACA"/>
+    <w:lvl w:ilvl="0" w:tplc="0C0C000F">
+      <w:start w:val="1"/>
+      <w:numFmt w:val="decimal"/>
+      <w:lvlText w:val="%1."/>
+      <w:lvlJc w:val="left"/>
+      <w:pPr>
+        <w:ind w:left="720" w:hanging="360"/>
+      </w:pPr>
+      <w:rPr>
+        <w:rFonts w:hint="default"/>
+      </w:rPr>
+    </w:lvl>
+    <w:lvl w:ilvl="1" w:tplc="0C0C0019" w:tentative="1">
+      <w:start w:val="1"/>
+      <w:numFmt w:val="lowerLetter"/>
+      <w:lvlText w:val="%2."/>
+      <w:lvlJc w:val="left"/>
+      <w:pPr>
+        <w:ind w:left="1440" w:hanging="360"/>
+      </w:pPr>
+    </w:lvl>
+    <w:lvl w:ilvl="2" w:tplc="0C0C001B" w:tentative="1">
+      <w:start w:val="1"/>
+      <w:numFmt w:val="lowerRoman"/>
+      <w:lvlText w:val="%3."/>
+      <w:lvlJc w:val="right"/>
+      <w:pPr>
+        <w:ind w:left="2160" w:hanging="180"/>
+      </w:pPr>
+    </w:lvl>
+    <w:lvl w:ilvl="3" w:tplc="0C0C000F" w:tentative="1">
+      <w:start w:val="1"/>
+      <w:numFmt w:val="decimal"/>
+      <w:lvlText w:val="%4."/>
+      <w:lvlJc w:val="left"/>
+      <w:pPr>
+        <w:ind w:left="2880" w:hanging="360"/>
+      </w:pPr>
+    </w:lvl>
+    <w:lvl w:ilvl="4" w:tplc="0C0C0019" w:tentative="1">
+      <w:start w:val="1"/>
+      <w:numFmt w:val="lowerLetter"/>
+      <w:lvlText w:val="%5."/>
+      <w:lvlJc w:val="left"/>
+      <w:pPr>
+        <w:ind w:left="3600" w:hanging="360"/>
+      </w:pPr>
+    </w:lvl>
+    <w:lvl w:ilvl="5" w:tplc="0C0C001B" w:tentative="1">
+      <w:start w:val="1"/>
+      <w:numFmt w:val="lowerRoman"/>
+      <w:lvlText w:val="%6."/>
+      <w:lvlJc w:val="right"/>
+      <w:pPr>
+        <w:ind w:left="4320" w:hanging="180"/>
+      </w:pPr>
+    </w:lvl>
+    <w:lvl w:ilvl="6" w:tplc="0C0C000F" w:tentative="1">
+      <w:start w:val="1"/>
+      <w:numFmt w:val="decimal"/>
+      <w:lvlText w:val="%7."/>
+      <w:lvlJc w:val="left"/>
+      <w:pPr>
+        <w:ind w:left="5040" w:hanging="360"/>
+      </w:pPr>
+    </w:lvl>
+    <w:lvl w:ilvl="7" w:tplc="0C0C0019" w:tentative="1">
+      <w:start w:val="1"/>
+      <w:numFmt w:val="lowerLetter"/>
+      <w:lvlText w:val="%8."/>
+      <w:lvlJc w:val="left"/>
+      <w:pPr>
+        <w:ind w:left="5760" w:hanging="360"/>
+      </w:pPr>
+    </w:lvl>
+    <w:lvl w:ilvl="8" w:tplc="0C0C001B" w:tentative="1">
+      <w:start w:val="1"/>
+      <w:numFmt w:val="lowerRoman"/>
+      <w:lvlText w:val="%9."/>
+      <w:lvlJc w:val="right"/>
+      <w:pPr>
+        <w:ind w:left="6480" w:hanging="180"/>
+      </w:pPr>
+    </w:lvl>
+  </w:abstractNum>
+  <w:abstractNum w:abstractNumId="59" w15:restartNumberingAfterBreak="0">
     <w:nsid w:val="65E60103"/>
     <w:multiLevelType w:val="hybridMultilevel"/>
     <w:tmpl w:val="E2103870"/>
@@ -17516,7 +17964,7 @@
       </w:pPr>
     </w:lvl>
   </w:abstractNum>
-  <w:abstractNum w:abstractNumId="56" w15:restartNumberingAfterBreak="0">
+  <w:abstractNum w:abstractNumId="60" w15:restartNumberingAfterBreak="0">
     <w:nsid w:val="664E1547"/>
     <w:multiLevelType w:val="hybridMultilevel"/>
     <w:tmpl w:val="E610700E"/>
@@ -17605,7 +18053,7 @@
       </w:pPr>
     </w:lvl>
   </w:abstractNum>
-  <w:abstractNum w:abstractNumId="57" w15:restartNumberingAfterBreak="0">
+  <w:abstractNum w:abstractNumId="61" w15:restartNumberingAfterBreak="0">
     <w:nsid w:val="6C264296"/>
     <w:multiLevelType w:val="hybridMultilevel"/>
     <w:tmpl w:val="FEF6AFB4"/>
@@ -17694,7 +18142,7 @@
       </w:pPr>
     </w:lvl>
   </w:abstractNum>
-  <w:abstractNum w:abstractNumId="58" w15:restartNumberingAfterBreak="0">
+  <w:abstractNum w:abstractNumId="62" w15:restartNumberingAfterBreak="0">
     <w:nsid w:val="6E0C10B3"/>
     <w:multiLevelType w:val="hybridMultilevel"/>
     <w:tmpl w:val="B4A82A48"/>
@@ -17783,7 +18231,7 @@
       </w:pPr>
     </w:lvl>
   </w:abstractNum>
-  <w:abstractNum w:abstractNumId="59" w15:restartNumberingAfterBreak="0">
+  <w:abstractNum w:abstractNumId="63" w15:restartNumberingAfterBreak="0">
     <w:nsid w:val="6E310B5A"/>
     <w:multiLevelType w:val="hybridMultilevel"/>
     <w:tmpl w:val="3594ED04"/>
@@ -17872,7 +18320,7 @@
       </w:pPr>
     </w:lvl>
   </w:abstractNum>
-  <w:abstractNum w:abstractNumId="60" w15:restartNumberingAfterBreak="0">
+  <w:abstractNum w:abstractNumId="64" w15:restartNumberingAfterBreak="0">
     <w:nsid w:val="705415C3"/>
     <w:multiLevelType w:val="hybridMultilevel"/>
     <w:tmpl w:val="18B065B4"/>
@@ -17985,7 +18433,7 @@
       </w:rPr>
     </w:lvl>
   </w:abstractNum>
-  <w:abstractNum w:abstractNumId="61" w15:restartNumberingAfterBreak="0">
+  <w:abstractNum w:abstractNumId="65" w15:restartNumberingAfterBreak="0">
     <w:nsid w:val="72864CBC"/>
     <w:multiLevelType w:val="hybridMultilevel"/>
     <w:tmpl w:val="5364825A"/>
@@ -18074,7 +18522,7 @@
       </w:pPr>
     </w:lvl>
   </w:abstractNum>
-  <w:abstractNum w:abstractNumId="62" w15:restartNumberingAfterBreak="0">
+  <w:abstractNum w:abstractNumId="66" w15:restartNumberingAfterBreak="0">
     <w:nsid w:val="75AF7909"/>
     <w:multiLevelType w:val="hybridMultilevel"/>
     <w:tmpl w:val="48DC93DE"/>
@@ -18187,7 +18635,7 @@
       </w:rPr>
     </w:lvl>
   </w:abstractNum>
-  <w:abstractNum w:abstractNumId="63" w15:restartNumberingAfterBreak="0">
+  <w:abstractNum w:abstractNumId="67" w15:restartNumberingAfterBreak="0">
     <w:nsid w:val="7BED7D33"/>
     <w:multiLevelType w:val="hybridMultilevel"/>
     <w:tmpl w:val="D3ECB258"/>
@@ -18300,7 +18748,7 @@
       </w:rPr>
     </w:lvl>
   </w:abstractNum>
-  <w:abstractNum w:abstractNumId="64" w15:restartNumberingAfterBreak="0">
+  <w:abstractNum w:abstractNumId="68" w15:restartNumberingAfterBreak="0">
     <w:nsid w:val="7C7B5F90"/>
     <w:multiLevelType w:val="hybridMultilevel"/>
     <w:tmpl w:val="BA98F86A"/>
@@ -18390,88 +18838,88 @@
     </w:lvl>
   </w:abstractNum>
   <w:num w:numId="1" w16cid:durableId="1773427389">
-    <w:abstractNumId w:val="47"/>
+    <w:abstractNumId w:val="49"/>
     <w:lvlOverride w:ilvl="0">
       <w:startOverride w:val="1"/>
     </w:lvlOverride>
   </w:num>
   <w:num w:numId="2" w16cid:durableId="612370480">
-    <w:abstractNumId w:val="48"/>
+    <w:abstractNumId w:val="50"/>
   </w:num>
   <w:num w:numId="3" w16cid:durableId="237057596">
-    <w:abstractNumId w:val="39"/>
+    <w:abstractNumId w:val="41"/>
   </w:num>
   <w:num w:numId="4" w16cid:durableId="152530608">
-    <w:abstractNumId w:val="36"/>
+    <w:abstractNumId w:val="38"/>
   </w:num>
   <w:num w:numId="5" w16cid:durableId="970593149">
-    <w:abstractNumId w:val="44"/>
+    <w:abstractNumId w:val="46"/>
   </w:num>
   <w:num w:numId="6" w16cid:durableId="1670536">
-    <w:abstractNumId w:val="43"/>
+    <w:abstractNumId w:val="45"/>
   </w:num>
   <w:num w:numId="7" w16cid:durableId="1918632017">
-    <w:abstractNumId w:val="33"/>
+    <w:abstractNumId w:val="35"/>
   </w:num>
   <w:num w:numId="8" w16cid:durableId="1332683605">
-    <w:abstractNumId w:val="18"/>
+    <w:abstractNumId w:val="19"/>
   </w:num>
   <w:num w:numId="9" w16cid:durableId="2036079511">
-    <w:abstractNumId w:val="28"/>
+    <w:abstractNumId w:val="30"/>
   </w:num>
   <w:num w:numId="10" w16cid:durableId="1922254480">
-    <w:abstractNumId w:val="23"/>
+    <w:abstractNumId w:val="24"/>
   </w:num>
   <w:num w:numId="11" w16cid:durableId="100419983">
-    <w:abstractNumId w:val="29"/>
+    <w:abstractNumId w:val="31"/>
   </w:num>
   <w:num w:numId="12" w16cid:durableId="1251542200">
     <w:abstractNumId w:val="12"/>
   </w:num>
   <w:num w:numId="13" w16cid:durableId="364335431">
-    <w:abstractNumId w:val="38"/>
+    <w:abstractNumId w:val="40"/>
   </w:num>
   <w:num w:numId="14" w16cid:durableId="759300347">
-    <w:abstractNumId w:val="45"/>
+    <w:abstractNumId w:val="47"/>
   </w:num>
   <w:num w:numId="15" w16cid:durableId="35546163">
-    <w:abstractNumId w:val="24"/>
+    <w:abstractNumId w:val="26"/>
   </w:num>
   <w:num w:numId="16" w16cid:durableId="1674137373">
-    <w:abstractNumId w:val="50"/>
+    <w:abstractNumId w:val="53"/>
   </w:num>
   <w:num w:numId="17" w16cid:durableId="618882227">
-    <w:abstractNumId w:val="54"/>
+    <w:abstractNumId w:val="57"/>
   </w:num>
   <w:num w:numId="18" w16cid:durableId="991568625">
     <w:abstractNumId w:val="3"/>
   </w:num>
   <w:num w:numId="19" w16cid:durableId="40254018">
+    <w:abstractNumId w:val="16"/>
+  </w:num>
+  <w:num w:numId="20" w16cid:durableId="1471174285">
+    <w:abstractNumId w:val="18"/>
+  </w:num>
+  <w:num w:numId="21" w16cid:durableId="251932802">
+    <w:abstractNumId w:val="17"/>
+  </w:num>
+  <w:num w:numId="22" w16cid:durableId="1109858058">
     <w:abstractNumId w:val="15"/>
   </w:num>
-  <w:num w:numId="20" w16cid:durableId="1471174285">
-    <w:abstractNumId w:val="17"/>
-  </w:num>
-  <w:num w:numId="21" w16cid:durableId="251932802">
-    <w:abstractNumId w:val="16"/>
-  </w:num>
-  <w:num w:numId="22" w16cid:durableId="1109858058">
-    <w:abstractNumId w:val="14"/>
-  </w:num>
   <w:num w:numId="23" w16cid:durableId="493567908">
-    <w:abstractNumId w:val="22"/>
+    <w:abstractNumId w:val="23"/>
   </w:num>
   <w:num w:numId="24" w16cid:durableId="792672017">
-    <w:abstractNumId w:val="31"/>
+    <w:abstractNumId w:val="33"/>
   </w:num>
   <w:num w:numId="25" w16cid:durableId="1962489088">
     <w:abstractNumId w:val="6"/>
   </w:num>
   <w:num w:numId="26" w16cid:durableId="626394597">
-    <w:abstractNumId w:val="49"/>
+    <w:abstractNumId w:val="51"/>
   </w:num>
   <w:num w:numId="27" w16cid:durableId="484204332">
-    <w:abstractNumId w:val="60"/>
+    <w:abstractNumId w:val="64"/>
   </w:num>
   <w:num w:numId="28" w16cid:durableId="893926076">
     <w:abstractNumId w:val="5"/>
@@ -18483,118 +18931,121 @@
     <w:abstractNumId w:val="4"/>
   </w:num>
   <w:num w:numId="31" w16cid:durableId="613680266">
+    <w:abstractNumId w:val="44"/>
+  </w:num>
+  <w:num w:numId="32" w16cid:durableId="691296350">
+    <w:abstractNumId w:val="39"/>
+  </w:num>
+  <w:num w:numId="33" w16cid:durableId="1443068430">
     <w:abstractNumId w:val="42"/>
   </w:num>
-  <w:num w:numId="32" w16cid:durableId="691296350">
-    <w:abstractNumId w:val="37"/>
-  </w:num>
-  <w:num w:numId="33" w16cid:durableId="1443068430">
-    <w:abstractNumId w:val="40"/>
-  </w:num>
   <w:num w:numId="34" w16cid:durableId="1117603285">
-    <w:abstractNumId w:val="46"/>
+    <w:abstractNumId w:val="48"/>
   </w:num>
   <w:num w:numId="35" w16cid:durableId="1131706374">
-    <w:abstractNumId w:val="34"/>
-    <w:lvlOverride w:ilvl="0"/>
-    <w:lvlOverride w:ilvl="1"/>
-    <w:lvlOverride w:ilvl="2"/>
-    <w:lvlOverride w:ilvl="3"/>
-    <w:lvlOverride w:ilvl="4"/>
-    <w:lvlOverride w:ilvl="5"/>
-    <w:lvlOverride w:ilvl="6"/>
-    <w:lvlOverride w:ilvl="7"/>
-    <w:lvlOverride w:ilvl="8"/>
+    <w:abstractNumId w:val="36"/>
   </w:num>
   <w:num w:numId="36" w16cid:durableId="314071302">
     <w:abstractNumId w:val="10"/>
   </w:num>
   <w:num w:numId="37" w16cid:durableId="1307273744">
-    <w:abstractNumId w:val="61"/>
+    <w:abstractNumId w:val="65"/>
   </w:num>
   <w:num w:numId="38" w16cid:durableId="476803147">
-    <w:abstractNumId w:val="25"/>
+    <w:abstractNumId w:val="27"/>
   </w:num>
   <w:num w:numId="39" w16cid:durableId="650141560">
-    <w:abstractNumId w:val="26"/>
+    <w:abstractNumId w:val="28"/>
   </w:num>
   <w:num w:numId="40" w16cid:durableId="1202866917">
     <w:abstractNumId w:val="2"/>
   </w:num>
   <w:num w:numId="41" w16cid:durableId="302002978">
-    <w:abstractNumId w:val="35"/>
+    <w:abstractNumId w:val="37"/>
   </w:num>
   <w:num w:numId="42" w16cid:durableId="419103019">
     <w:abstractNumId w:val="0"/>
   </w:num>
   <w:num w:numId="43" w16cid:durableId="1950894136">
-    <w:abstractNumId w:val="51"/>
+    <w:abstractNumId w:val="54"/>
   </w:num>
   <w:num w:numId="44" w16cid:durableId="378556987">
-    <w:abstractNumId w:val="20"/>
+    <w:abstractNumId w:val="21"/>
   </w:num>
   <w:num w:numId="45" w16cid:durableId="988170532">
     <w:abstractNumId w:val="7"/>
   </w:num>
   <w:num w:numId="46" w16cid:durableId="1218974642">
-    <w:abstractNumId w:val="57"/>
+    <w:abstractNumId w:val="61"/>
   </w:num>
   <w:num w:numId="47" w16cid:durableId="1725906895">
-    <w:abstractNumId w:val="21"/>
+    <w:abstractNumId w:val="22"/>
   </w:num>
   <w:num w:numId="48" w16cid:durableId="453986994">
-    <w:abstractNumId w:val="58"/>
+    <w:abstractNumId w:val="62"/>
   </w:num>
   <w:num w:numId="49" w16cid:durableId="2134401677">
-    <w:abstractNumId w:val="13"/>
+    <w:abstractNumId w:val="14"/>
   </w:num>
   <w:num w:numId="50" w16cid:durableId="181164954">
+    <w:abstractNumId w:val="63"/>
+  </w:num>
+  <w:num w:numId="51" w16cid:durableId="180048682">
+    <w:abstractNumId w:val="20"/>
+  </w:num>
+  <w:num w:numId="52" w16cid:durableId="131872123">
     <w:abstractNumId w:val="59"/>
   </w:num>
-  <w:num w:numId="51" w16cid:durableId="180048682">
-    <w:abstractNumId w:val="19"/>
-  </w:num>
-  <w:num w:numId="52" w16cid:durableId="131872123">
-    <w:abstractNumId w:val="55"/>
-  </w:num>
   <w:num w:numId="53" w16cid:durableId="1438984390">
-    <w:abstractNumId w:val="56"/>
+    <w:abstractNumId w:val="60"/>
   </w:num>
   <w:num w:numId="54" w16cid:durableId="2005082641">
     <w:abstractNumId w:val="9"/>
   </w:num>
   <w:num w:numId="55" w16cid:durableId="1752660753">
-    <w:abstractNumId w:val="64"/>
+    <w:abstractNumId w:val="68"/>
   </w:num>
   <w:num w:numId="56" w16cid:durableId="1153254062">
+    <w:abstractNumId w:val="34"/>
+  </w:num>
+  <w:num w:numId="57" w16cid:durableId="484979309">
+    <w:abstractNumId w:val="29"/>
+  </w:num>
+  <w:num w:numId="58" w16cid:durableId="147478142">
+    <w:abstractNumId w:val="43"/>
+  </w:num>
+  <w:num w:numId="59" w16cid:durableId="1915434295">
     <w:abstractNumId w:val="32"/>
   </w:num>
-  <w:num w:numId="57" w16cid:durableId="484979309">
-    <w:abstractNumId w:val="27"/>
-  </w:num>
-  <w:num w:numId="58" w16cid:durableId="147478142">
-    <w:abstractNumId w:val="41"/>
-  </w:num>
-  <w:num w:numId="59" w16cid:durableId="1915434295">
-    <w:abstractNumId w:val="30"/>
-  </w:num>
   <w:num w:numId="60" w16cid:durableId="1474634243">
-    <w:abstractNumId w:val="63"/>
+    <w:abstractNumId w:val="67"/>
   </w:num>
   <w:num w:numId="61" w16cid:durableId="1418597510">
     <w:abstractNumId w:val="8"/>
   </w:num>
   <w:num w:numId="62" w16cid:durableId="805510961">
-    <w:abstractNumId w:val="52"/>
+    <w:abstractNumId w:val="55"/>
   </w:num>
   <w:num w:numId="63" w16cid:durableId="355158660">
-    <w:abstractNumId w:val="62"/>
+    <w:abstractNumId w:val="66"/>
   </w:num>
   <w:num w:numId="64" w16cid:durableId="1241793233">
     <w:abstractNumId w:val="11"/>
   </w:num>
   <w:num w:numId="65" w16cid:durableId="278075502">
-    <w:abstractNumId w:val="53"/>
+    <w:abstractNumId w:val="56"/>
+  </w:num>
+  <w:num w:numId="66" w16cid:durableId="906309155">
+    <w:abstractNumId w:val="25"/>
+  </w:num>
+  <w:num w:numId="67" w16cid:durableId="239751271">
+    <w:abstractNumId w:val="52"/>
+  </w:num>
+  <w:num w:numId="68" w16cid:durableId="95254498">
+    <w:abstractNumId w:val="58"/>
+  </w:num>
+  <w:num w:numId="69" w16cid:durableId="650134085">
+    <w:abstractNumId w:val="13"/>
   </w:num>
 </w:numbering>
 </file>
